--- a/rapport_reseau_transport.docx
+++ b/rapport_reseau_transport.docx
@@ -801,7 +801,7 @@
           <w:r>
             <w:fldChar w:fldCharType="separate"/>
           </w:r>
-          <w:hyperlink w:anchor="_Toc223343716" w:history="1">
+          <w:hyperlink w:anchor="_Toc223361490" w:history="1">
             <w:r>
               <w:rPr>
                 <w:rStyle w:val="Hyperlink"/>
@@ -829,7 +829,7 @@
                 <w:noProof/>
                 <w:webHidden/>
               </w:rPr>
-              <w:instrText xml:space="preserve"> PAGEREF _Toc223343716 \h </w:instrText>
+              <w:instrText xml:space="preserve"> PAGEREF _Toc223361490 \h </w:instrText>
             </w:r>
             <w:r>
               <w:rPr>
@@ -875,7 +875,7 @@
               <w14:ligatures w14:val="standardContextual"/>
             </w:rPr>
           </w:pPr>
-          <w:hyperlink w:anchor="_Toc223343717" w:history="1">
+          <w:hyperlink w:anchor="_Toc223361491" w:history="1">
             <w:r>
               <w:rPr>
                 <w:rStyle w:val="Hyperlink"/>
@@ -903,7 +903,7 @@
                 <w:noProof/>
                 <w:webHidden/>
               </w:rPr>
-              <w:instrText xml:space="preserve"> PAGEREF _Toc223343717 \h </w:instrText>
+              <w:instrText xml:space="preserve"> PAGEREF _Toc223361491 \h </w:instrText>
             </w:r>
             <w:r>
               <w:rPr>
@@ -949,7 +949,7 @@
               <w14:ligatures w14:val="standardContextual"/>
             </w:rPr>
           </w:pPr>
-          <w:hyperlink w:anchor="_Toc223343718" w:history="1">
+          <w:hyperlink w:anchor="_Toc223361492" w:history="1">
             <w:r>
               <w:rPr>
                 <w:rStyle w:val="Hyperlink"/>
@@ -977,7 +977,7 @@
                 <w:noProof/>
                 <w:webHidden/>
               </w:rPr>
-              <w:instrText xml:space="preserve"> PAGEREF _Toc223343718 \h </w:instrText>
+              <w:instrText xml:space="preserve"> PAGEREF _Toc223361492 \h </w:instrText>
             </w:r>
             <w:r>
               <w:rPr>
@@ -1023,7 +1023,7 @@
               <w14:ligatures w14:val="standardContextual"/>
             </w:rPr>
           </w:pPr>
-          <w:hyperlink w:anchor="_Toc223343719" w:history="1">
+          <w:hyperlink w:anchor="_Toc223361493" w:history="1">
             <w:r>
               <w:rPr>
                 <w:rStyle w:val="Hyperlink"/>
@@ -1050,7 +1050,7 @@
                 <w:noProof/>
                 <w:webHidden/>
               </w:rPr>
-              <w:instrText xml:space="preserve"> PAGEREF _Toc223343719 \h </w:instrText>
+              <w:instrText xml:space="preserve"> PAGEREF _Toc223361493 \h </w:instrText>
             </w:r>
             <w:r>
               <w:rPr>
@@ -1096,7 +1096,7 @@
               <w14:ligatures w14:val="standardContextual"/>
             </w:rPr>
           </w:pPr>
-          <w:hyperlink w:anchor="_Toc223343720" w:history="1">
+          <w:hyperlink w:anchor="_Toc223361494" w:history="1">
             <w:r>
               <w:rPr>
                 <w:rStyle w:val="Hyperlink"/>
@@ -1124,7 +1124,7 @@
                 <w:noProof/>
                 <w:webHidden/>
               </w:rPr>
-              <w:instrText xml:space="preserve"> PAGEREF _Toc223343720 \h </w:instrText>
+              <w:instrText xml:space="preserve"> PAGEREF _Toc223361494 \h </w:instrText>
             </w:r>
             <w:r>
               <w:rPr>
@@ -1170,7 +1170,7 @@
               <w14:ligatures w14:val="standardContextual"/>
             </w:rPr>
           </w:pPr>
-          <w:hyperlink w:anchor="_Toc223343721" w:history="1">
+          <w:hyperlink w:anchor="_Toc223361495" w:history="1">
             <w:r>
               <w:rPr>
                 <w:rStyle w:val="Hyperlink"/>
@@ -1198,7 +1198,7 @@
                 <w:noProof/>
                 <w:webHidden/>
               </w:rPr>
-              <w:instrText xml:space="preserve"> PAGEREF _Toc223343721 \h </w:instrText>
+              <w:instrText xml:space="preserve"> PAGEREF _Toc223361495 \h </w:instrText>
             </w:r>
             <w:r>
               <w:rPr>
@@ -1244,7 +1244,7 @@
               <w14:ligatures w14:val="standardContextual"/>
             </w:rPr>
           </w:pPr>
-          <w:hyperlink w:anchor="_Toc223343722" w:history="1">
+          <w:hyperlink w:anchor="_Toc223361496" w:history="1">
             <w:r>
               <w:rPr>
                 <w:rStyle w:val="Hyperlink"/>
@@ -1272,7 +1272,7 @@
                 <w:noProof/>
                 <w:webHidden/>
               </w:rPr>
-              <w:instrText xml:space="preserve"> PAGEREF _Toc223343722 \h </w:instrText>
+              <w:instrText xml:space="preserve"> PAGEREF _Toc223361496 \h </w:instrText>
             </w:r>
             <w:r>
               <w:rPr>
@@ -1318,7 +1318,7 @@
               <w14:ligatures w14:val="standardContextual"/>
             </w:rPr>
           </w:pPr>
-          <w:hyperlink w:anchor="_Toc223343723" w:history="1">
+          <w:hyperlink w:anchor="_Toc223361497" w:history="1">
             <w:r>
               <w:rPr>
                 <w:rStyle w:val="Hyperlink"/>
@@ -1346,7 +1346,7 @@
                 <w:noProof/>
                 <w:webHidden/>
               </w:rPr>
-              <w:instrText xml:space="preserve"> PAGEREF _Toc223343723 \h </w:instrText>
+              <w:instrText xml:space="preserve"> PAGEREF _Toc223361497 \h </w:instrText>
             </w:r>
             <w:r>
               <w:rPr>
@@ -1392,7 +1392,7 @@
               <w14:ligatures w14:val="standardContextual"/>
             </w:rPr>
           </w:pPr>
-          <w:hyperlink w:anchor="_Toc223343724" w:history="1">
+          <w:hyperlink w:anchor="_Toc223361498" w:history="1">
             <w:r>
               <w:rPr>
                 <w:rStyle w:val="Hyperlink"/>
@@ -1420,7 +1420,7 @@
                 <w:noProof/>
                 <w:webHidden/>
               </w:rPr>
-              <w:instrText xml:space="preserve"> PAGEREF _Toc223343724 \h </w:instrText>
+              <w:instrText xml:space="preserve"> PAGEREF _Toc223361498 \h </w:instrText>
             </w:r>
             <w:r>
               <w:rPr>
@@ -1466,7 +1466,7 @@
               <w14:ligatures w14:val="standardContextual"/>
             </w:rPr>
           </w:pPr>
-          <w:hyperlink w:anchor="_Toc223343725" w:history="1">
+          <w:hyperlink w:anchor="_Toc223361499" w:history="1">
             <w:r>
               <w:rPr>
                 <w:rStyle w:val="Hyperlink"/>
@@ -1494,7 +1494,7 @@
                 <w:noProof/>
                 <w:webHidden/>
               </w:rPr>
-              <w:instrText xml:space="preserve"> PAGEREF _Toc223343725 \h </w:instrText>
+              <w:instrText xml:space="preserve"> PAGEREF _Toc223361499 \h </w:instrText>
             </w:r>
             <w:r>
               <w:rPr>
@@ -1540,7 +1540,7 @@
               <w14:ligatures w14:val="standardContextual"/>
             </w:rPr>
           </w:pPr>
-          <w:hyperlink w:anchor="_Toc223343726" w:history="1">
+          <w:hyperlink w:anchor="_Toc223361500" w:history="1">
             <w:r>
               <w:rPr>
                 <w:rStyle w:val="Hyperlink"/>
@@ -1568,7 +1568,7 @@
                 <w:noProof/>
                 <w:webHidden/>
               </w:rPr>
-              <w:instrText xml:space="preserve"> PAGEREF _Toc223343726 \h </w:instrText>
+              <w:instrText xml:space="preserve"> PAGEREF _Toc223361500 \h </w:instrText>
             </w:r>
             <w:r>
               <w:rPr>
@@ -1614,7 +1614,7 @@
               <w14:ligatures w14:val="standardContextual"/>
             </w:rPr>
           </w:pPr>
-          <w:hyperlink w:anchor="_Toc223343727" w:history="1">
+          <w:hyperlink w:anchor="_Toc223361501" w:history="1">
             <w:r>
               <w:rPr>
                 <w:rStyle w:val="Hyperlink"/>
@@ -1642,7 +1642,7 @@
                 <w:noProof/>
                 <w:webHidden/>
               </w:rPr>
-              <w:instrText xml:space="preserve"> PAGEREF _Toc223343727 \h </w:instrText>
+              <w:instrText xml:space="preserve"> PAGEREF _Toc223361501 \h </w:instrText>
             </w:r>
             <w:r>
               <w:rPr>
@@ -1688,7 +1688,7 @@
               <w14:ligatures w14:val="standardContextual"/>
             </w:rPr>
           </w:pPr>
-          <w:hyperlink w:anchor="_Toc223343728" w:history="1">
+          <w:hyperlink w:anchor="_Toc223361502" w:history="1">
             <w:r>
               <w:rPr>
                 <w:rStyle w:val="Hyperlink"/>
@@ -1716,7 +1716,7 @@
                 <w:noProof/>
                 <w:webHidden/>
               </w:rPr>
-              <w:instrText xml:space="preserve"> PAGEREF _Toc223343728 \h </w:instrText>
+              <w:instrText xml:space="preserve"> PAGEREF _Toc223361502 \h </w:instrText>
             </w:r>
             <w:r>
               <w:rPr>
@@ -1762,7 +1762,7 @@
               <w14:ligatures w14:val="standardContextual"/>
             </w:rPr>
           </w:pPr>
-          <w:hyperlink w:anchor="_Toc223343729" w:history="1">
+          <w:hyperlink w:anchor="_Toc223361503" w:history="1">
             <w:r>
               <w:rPr>
                 <w:rStyle w:val="Hyperlink"/>
@@ -1790,7 +1790,7 @@
                 <w:noProof/>
                 <w:webHidden/>
               </w:rPr>
-              <w:instrText xml:space="preserve"> PAGEREF _Toc223343729 \h </w:instrText>
+              <w:instrText xml:space="preserve"> PAGEREF _Toc223361503 \h </w:instrText>
             </w:r>
             <w:r>
               <w:rPr>
@@ -1836,7 +1836,7 @@
               <w14:ligatures w14:val="standardContextual"/>
             </w:rPr>
           </w:pPr>
-          <w:hyperlink w:anchor="_Toc223343730" w:history="1">
+          <w:hyperlink w:anchor="_Toc223361504" w:history="1">
             <w:r>
               <w:rPr>
                 <w:rStyle w:val="Hyperlink"/>
@@ -1863,7 +1863,7 @@
                 <w:noProof/>
                 <w:webHidden/>
               </w:rPr>
-              <w:instrText xml:space="preserve"> PAGEREF _Toc223343730 \h </w:instrText>
+              <w:instrText xml:space="preserve"> PAGEREF _Toc223361504 \h </w:instrText>
             </w:r>
             <w:r>
               <w:rPr>
@@ -1909,7 +1909,7 @@
               <w14:ligatures w14:val="standardContextual"/>
             </w:rPr>
           </w:pPr>
-          <w:hyperlink w:anchor="_Toc223343731" w:history="1">
+          <w:hyperlink w:anchor="_Toc223361505" w:history="1">
             <w:r>
               <w:rPr>
                 <w:rStyle w:val="Hyperlink"/>
@@ -1937,7 +1937,7 @@
                 <w:noProof/>
                 <w:webHidden/>
               </w:rPr>
-              <w:instrText xml:space="preserve"> PAGEREF _Toc223343731 \h </w:instrText>
+              <w:instrText xml:space="preserve"> PAGEREF _Toc223361505 \h </w:instrText>
             </w:r>
             <w:r>
               <w:rPr>
@@ -1983,7 +1983,7 @@
               <w14:ligatures w14:val="standardContextual"/>
             </w:rPr>
           </w:pPr>
-          <w:hyperlink w:anchor="_Toc223343732" w:history="1">
+          <w:hyperlink w:anchor="_Toc223361506" w:history="1">
             <w:r>
               <w:rPr>
                 <w:rStyle w:val="Hyperlink"/>
@@ -2011,7 +2011,7 @@
                 <w:noProof/>
                 <w:webHidden/>
               </w:rPr>
-              <w:instrText xml:space="preserve"> PAGEREF _Toc223343732 \h </w:instrText>
+              <w:instrText xml:space="preserve"> PAGEREF _Toc223361506 \h </w:instrText>
             </w:r>
             <w:r>
               <w:rPr>
@@ -2057,7 +2057,7 @@
               <w14:ligatures w14:val="standardContextual"/>
             </w:rPr>
           </w:pPr>
-          <w:hyperlink w:anchor="_Toc223343733" w:history="1">
+          <w:hyperlink w:anchor="_Toc223361507" w:history="1">
             <w:r>
               <w:rPr>
                 <w:rStyle w:val="Hyperlink"/>
@@ -2084,7 +2084,7 @@
                 <w:noProof/>
                 <w:webHidden/>
               </w:rPr>
-              <w:instrText xml:space="preserve"> PAGEREF _Toc223343733 \h </w:instrText>
+              <w:instrText xml:space="preserve"> PAGEREF _Toc223361507 \h </w:instrText>
             </w:r>
             <w:r>
               <w:rPr>
@@ -2130,7 +2130,7 @@
               <w14:ligatures w14:val="standardContextual"/>
             </w:rPr>
           </w:pPr>
-          <w:hyperlink w:anchor="_Toc223343734" w:history="1">
+          <w:hyperlink w:anchor="_Toc223361508" w:history="1">
             <w:r>
               <w:rPr>
                 <w:rStyle w:val="Hyperlink"/>
@@ -2157,7 +2157,7 @@
                 <w:noProof/>
                 <w:webHidden/>
               </w:rPr>
-              <w:instrText xml:space="preserve"> PAGEREF _Toc223343734 \h </w:instrText>
+              <w:instrText xml:space="preserve"> PAGEREF _Toc223361508 \h </w:instrText>
             </w:r>
             <w:r>
               <w:rPr>
@@ -2203,7 +2203,7 @@
               <w14:ligatures w14:val="standardContextual"/>
             </w:rPr>
           </w:pPr>
-          <w:hyperlink w:anchor="_Toc223343735" w:history="1">
+          <w:hyperlink w:anchor="_Toc223361509" w:history="1">
             <w:r>
               <w:rPr>
                 <w:rStyle w:val="Hyperlink"/>
@@ -2231,7 +2231,7 @@
                 <w:noProof/>
                 <w:webHidden/>
               </w:rPr>
-              <w:instrText xml:space="preserve"> PAGEREF _Toc223343735 \h </w:instrText>
+              <w:instrText xml:space="preserve"> PAGEREF _Toc223361509 \h </w:instrText>
             </w:r>
             <w:r>
               <w:rPr>
@@ -2277,7 +2277,7 @@
               <w14:ligatures w14:val="standardContextual"/>
             </w:rPr>
           </w:pPr>
-          <w:hyperlink w:anchor="_Toc223343736" w:history="1">
+          <w:hyperlink w:anchor="_Toc223361510" w:history="1">
             <w:r>
               <w:rPr>
                 <w:rStyle w:val="Hyperlink"/>
@@ -2305,7 +2305,7 @@
                 <w:noProof/>
                 <w:webHidden/>
               </w:rPr>
-              <w:instrText xml:space="preserve"> PAGEREF _Toc223343736 \h </w:instrText>
+              <w:instrText xml:space="preserve"> PAGEREF _Toc223361510 \h </w:instrText>
             </w:r>
             <w:r>
               <w:rPr>
@@ -2351,7 +2351,7 @@
               <w14:ligatures w14:val="standardContextual"/>
             </w:rPr>
           </w:pPr>
-          <w:hyperlink w:anchor="_Toc223343737" w:history="1">
+          <w:hyperlink w:anchor="_Toc223361511" w:history="1">
             <w:r>
               <w:rPr>
                 <w:rStyle w:val="Hyperlink"/>
@@ -2379,7 +2379,7 @@
                 <w:noProof/>
                 <w:webHidden/>
               </w:rPr>
-              <w:instrText xml:space="preserve"> PAGEREF _Toc223343737 \h </w:instrText>
+              <w:instrText xml:space="preserve"> PAGEREF _Toc223361511 \h </w:instrText>
             </w:r>
             <w:r>
               <w:rPr>
@@ -2425,14 +2425,14 @@
               <w14:ligatures w14:val="standardContextual"/>
             </w:rPr>
           </w:pPr>
-          <w:hyperlink w:anchor="_Toc223343738" w:history="1">
+          <w:hyperlink w:anchor="_Toc223361512" w:history="1">
             <w:r>
               <w:rPr>
                 <w:rStyle w:val="Hyperlink"/>
                 <w:noProof/>
                 <w:lang w:val="fr-FR"/>
               </w:rPr>
-              <w:t>8. Conclusion</w:t>
+              <w:t>9. Architecture Logicielle du Projet</w:t>
             </w:r>
             <w:r>
               <w:rPr>
@@ -2453,7 +2453,7 @@
                 <w:noProof/>
                 <w:webHidden/>
               </w:rPr>
-              <w:instrText xml:space="preserve"> PAGEREF _Toc223343738 \h </w:instrText>
+              <w:instrText xml:space="preserve"> PAGEREF _Toc223361512 \h </w:instrText>
             </w:r>
             <w:r>
               <w:rPr>
@@ -2474,6 +2474,450 @@
                 <w:webHidden/>
               </w:rPr>
               <w:t>10</w:t>
+            </w:r>
+            <w:r>
+              <w:rPr>
+                <w:noProof/>
+                <w:webHidden/>
+              </w:rPr>
+              <w:fldChar w:fldCharType="end"/>
+            </w:r>
+          </w:hyperlink>
+        </w:p>
+        <w:p>
+          <w:pPr>
+            <w:pStyle w:val="TOC2"/>
+            <w:tabs>
+              <w:tab w:val="right" w:leader="dot" w:pos="9376"/>
+            </w:tabs>
+            <w:rPr>
+              <w:rFonts w:asciiTheme="minorHAnsi" w:eastAsiaTheme="minorEastAsia" w:hAnsiTheme="minorHAnsi" w:cstheme="minorBidi"/>
+              <w:noProof/>
+              <w:kern w:val="2"/>
+              <w:sz w:val="24"/>
+              <w:szCs w:val="24"/>
+              <w14:ligatures w14:val="standardContextual"/>
+            </w:rPr>
+          </w:pPr>
+          <w:hyperlink w:anchor="_Toc223361513" w:history="1">
+            <w:r>
+              <w:rPr>
+                <w:rStyle w:val="Hyperlink"/>
+                <w:noProof/>
+                <w:lang w:val="fr-FR"/>
+              </w:rPr>
+              <w:t>9.1 Organisation Modulaire</w:t>
+            </w:r>
+            <w:r>
+              <w:rPr>
+                <w:noProof/>
+                <w:webHidden/>
+              </w:rPr>
+              <w:tab/>
+            </w:r>
+            <w:r>
+              <w:rPr>
+                <w:noProof/>
+                <w:webHidden/>
+              </w:rPr>
+              <w:fldChar w:fldCharType="begin"/>
+            </w:r>
+            <w:r>
+              <w:rPr>
+                <w:noProof/>
+                <w:webHidden/>
+              </w:rPr>
+              <w:instrText xml:space="preserve"> PAGEREF _Toc223361513 \h </w:instrText>
+            </w:r>
+            <w:r>
+              <w:rPr>
+                <w:noProof/>
+                <w:webHidden/>
+              </w:rPr>
+            </w:r>
+            <w:r>
+              <w:rPr>
+                <w:noProof/>
+                <w:webHidden/>
+              </w:rPr>
+              <w:fldChar w:fldCharType="separate"/>
+            </w:r>
+            <w:r>
+              <w:rPr>
+                <w:noProof/>
+                <w:webHidden/>
+              </w:rPr>
+              <w:t>10</w:t>
+            </w:r>
+            <w:r>
+              <w:rPr>
+                <w:noProof/>
+                <w:webHidden/>
+              </w:rPr>
+              <w:fldChar w:fldCharType="end"/>
+            </w:r>
+          </w:hyperlink>
+        </w:p>
+        <w:p>
+          <w:pPr>
+            <w:pStyle w:val="TOC2"/>
+            <w:tabs>
+              <w:tab w:val="right" w:leader="dot" w:pos="9376"/>
+            </w:tabs>
+            <w:rPr>
+              <w:rFonts w:asciiTheme="minorHAnsi" w:eastAsiaTheme="minorEastAsia" w:hAnsiTheme="minorHAnsi" w:cstheme="minorBidi"/>
+              <w:noProof/>
+              <w:kern w:val="2"/>
+              <w:sz w:val="24"/>
+              <w:szCs w:val="24"/>
+              <w14:ligatures w14:val="standardContextual"/>
+            </w:rPr>
+          </w:pPr>
+          <w:hyperlink w:anchor="_Toc223361514" w:history="1">
+            <w:r>
+              <w:rPr>
+                <w:rStyle w:val="Hyperlink"/>
+                <w:noProof/>
+                <w:lang w:val="fr-FR"/>
+              </w:rPr>
+              <w:t>9.2 Diagramme d’Architecture</w:t>
+            </w:r>
+            <w:r>
+              <w:rPr>
+                <w:noProof/>
+                <w:webHidden/>
+              </w:rPr>
+              <w:tab/>
+            </w:r>
+            <w:r>
+              <w:rPr>
+                <w:noProof/>
+                <w:webHidden/>
+              </w:rPr>
+              <w:fldChar w:fldCharType="begin"/>
+            </w:r>
+            <w:r>
+              <w:rPr>
+                <w:noProof/>
+                <w:webHidden/>
+              </w:rPr>
+              <w:instrText xml:space="preserve"> PAGEREF _Toc223361514 \h </w:instrText>
+            </w:r>
+            <w:r>
+              <w:rPr>
+                <w:noProof/>
+                <w:webHidden/>
+              </w:rPr>
+            </w:r>
+            <w:r>
+              <w:rPr>
+                <w:noProof/>
+                <w:webHidden/>
+              </w:rPr>
+              <w:fldChar w:fldCharType="separate"/>
+            </w:r>
+            <w:r>
+              <w:rPr>
+                <w:noProof/>
+                <w:webHidden/>
+              </w:rPr>
+              <w:t>11</w:t>
+            </w:r>
+            <w:r>
+              <w:rPr>
+                <w:noProof/>
+                <w:webHidden/>
+              </w:rPr>
+              <w:fldChar w:fldCharType="end"/>
+            </w:r>
+          </w:hyperlink>
+        </w:p>
+        <w:p>
+          <w:pPr>
+            <w:pStyle w:val="TOC1"/>
+            <w:tabs>
+              <w:tab w:val="right" w:leader="dot" w:pos="9376"/>
+            </w:tabs>
+            <w:rPr>
+              <w:rFonts w:asciiTheme="minorHAnsi" w:eastAsiaTheme="minorEastAsia" w:hAnsiTheme="minorHAnsi" w:cstheme="minorBidi"/>
+              <w:noProof/>
+              <w:kern w:val="2"/>
+              <w:sz w:val="24"/>
+              <w:szCs w:val="24"/>
+              <w14:ligatures w14:val="standardContextual"/>
+            </w:rPr>
+          </w:pPr>
+          <w:hyperlink w:anchor="_Toc223361515" w:history="1">
+            <w:r>
+              <w:rPr>
+                <w:rStyle w:val="Hyperlink"/>
+                <w:noProof/>
+                <w:lang w:val="fr-FR"/>
+              </w:rPr>
+              <w:t>10. Organisation et Planification du Projet</w:t>
+            </w:r>
+            <w:r>
+              <w:rPr>
+                <w:noProof/>
+                <w:webHidden/>
+              </w:rPr>
+              <w:tab/>
+            </w:r>
+            <w:r>
+              <w:rPr>
+                <w:noProof/>
+                <w:webHidden/>
+              </w:rPr>
+              <w:fldChar w:fldCharType="begin"/>
+            </w:r>
+            <w:r>
+              <w:rPr>
+                <w:noProof/>
+                <w:webHidden/>
+              </w:rPr>
+              <w:instrText xml:space="preserve"> PAGEREF _Toc223361515 \h </w:instrText>
+            </w:r>
+            <w:r>
+              <w:rPr>
+                <w:noProof/>
+                <w:webHidden/>
+              </w:rPr>
+            </w:r>
+            <w:r>
+              <w:rPr>
+                <w:noProof/>
+                <w:webHidden/>
+              </w:rPr>
+              <w:fldChar w:fldCharType="separate"/>
+            </w:r>
+            <w:r>
+              <w:rPr>
+                <w:noProof/>
+                <w:webHidden/>
+              </w:rPr>
+              <w:t>12</w:t>
+            </w:r>
+            <w:r>
+              <w:rPr>
+                <w:noProof/>
+                <w:webHidden/>
+              </w:rPr>
+              <w:fldChar w:fldCharType="end"/>
+            </w:r>
+          </w:hyperlink>
+        </w:p>
+        <w:p>
+          <w:pPr>
+            <w:pStyle w:val="TOC2"/>
+            <w:tabs>
+              <w:tab w:val="right" w:leader="dot" w:pos="9376"/>
+            </w:tabs>
+            <w:rPr>
+              <w:rFonts w:asciiTheme="minorHAnsi" w:eastAsiaTheme="minorEastAsia" w:hAnsiTheme="minorHAnsi" w:cstheme="minorBidi"/>
+              <w:noProof/>
+              <w:kern w:val="2"/>
+              <w:sz w:val="24"/>
+              <w:szCs w:val="24"/>
+              <w14:ligatures w14:val="standardContextual"/>
+            </w:rPr>
+          </w:pPr>
+          <w:hyperlink w:anchor="_Toc223361516" w:history="1">
+            <w:r>
+              <w:rPr>
+                <w:rStyle w:val="Hyperlink"/>
+                <w:noProof/>
+                <w:lang w:val="fr-FR"/>
+              </w:rPr>
+              <w:t>10.1 Chronologie de Développement</w:t>
+            </w:r>
+            <w:r>
+              <w:rPr>
+                <w:noProof/>
+                <w:webHidden/>
+              </w:rPr>
+              <w:tab/>
+            </w:r>
+            <w:r>
+              <w:rPr>
+                <w:noProof/>
+                <w:webHidden/>
+              </w:rPr>
+              <w:fldChar w:fldCharType="begin"/>
+            </w:r>
+            <w:r>
+              <w:rPr>
+                <w:noProof/>
+                <w:webHidden/>
+              </w:rPr>
+              <w:instrText xml:space="preserve"> PAGEREF _Toc223361516 \h </w:instrText>
+            </w:r>
+            <w:r>
+              <w:rPr>
+                <w:noProof/>
+                <w:webHidden/>
+              </w:rPr>
+            </w:r>
+            <w:r>
+              <w:rPr>
+                <w:noProof/>
+                <w:webHidden/>
+              </w:rPr>
+              <w:fldChar w:fldCharType="separate"/>
+            </w:r>
+            <w:r>
+              <w:rPr>
+                <w:noProof/>
+                <w:webHidden/>
+              </w:rPr>
+              <w:t>12</w:t>
+            </w:r>
+            <w:r>
+              <w:rPr>
+                <w:noProof/>
+                <w:webHidden/>
+              </w:rPr>
+              <w:fldChar w:fldCharType="end"/>
+            </w:r>
+          </w:hyperlink>
+        </w:p>
+        <w:p>
+          <w:pPr>
+            <w:pStyle w:val="TOC2"/>
+            <w:tabs>
+              <w:tab w:val="right" w:leader="dot" w:pos="9376"/>
+            </w:tabs>
+            <w:rPr>
+              <w:rFonts w:asciiTheme="minorHAnsi" w:eastAsiaTheme="minorEastAsia" w:hAnsiTheme="minorHAnsi" w:cstheme="minorBidi"/>
+              <w:noProof/>
+              <w:kern w:val="2"/>
+              <w:sz w:val="24"/>
+              <w:szCs w:val="24"/>
+              <w14:ligatures w14:val="standardContextual"/>
+            </w:rPr>
+          </w:pPr>
+          <w:hyperlink w:anchor="_Toc223361517" w:history="1">
+            <w:r>
+              <w:rPr>
+                <w:rStyle w:val="Hyperlink"/>
+                <w:noProof/>
+                <w:lang w:val="fr-FR"/>
+              </w:rPr>
+              <w:t>10.2 Diagramme de Timeline</w:t>
+            </w:r>
+            <w:r>
+              <w:rPr>
+                <w:noProof/>
+                <w:webHidden/>
+              </w:rPr>
+              <w:tab/>
+            </w:r>
+            <w:r>
+              <w:rPr>
+                <w:noProof/>
+                <w:webHidden/>
+              </w:rPr>
+              <w:fldChar w:fldCharType="begin"/>
+            </w:r>
+            <w:r>
+              <w:rPr>
+                <w:noProof/>
+                <w:webHidden/>
+              </w:rPr>
+              <w:instrText xml:space="preserve"> PAGEREF _Toc223361517 \h </w:instrText>
+            </w:r>
+            <w:r>
+              <w:rPr>
+                <w:noProof/>
+                <w:webHidden/>
+              </w:rPr>
+            </w:r>
+            <w:r>
+              <w:rPr>
+                <w:noProof/>
+                <w:webHidden/>
+              </w:rPr>
+              <w:fldChar w:fldCharType="separate"/>
+            </w:r>
+            <w:r>
+              <w:rPr>
+                <w:noProof/>
+                <w:webHidden/>
+              </w:rPr>
+              <w:t>12</w:t>
+            </w:r>
+            <w:r>
+              <w:rPr>
+                <w:noProof/>
+                <w:webHidden/>
+              </w:rPr>
+              <w:fldChar w:fldCharType="end"/>
+            </w:r>
+          </w:hyperlink>
+        </w:p>
+        <w:p>
+          <w:pPr>
+            <w:pStyle w:val="TOC1"/>
+            <w:tabs>
+              <w:tab w:val="right" w:leader="dot" w:pos="9376"/>
+            </w:tabs>
+            <w:rPr>
+              <w:rFonts w:asciiTheme="minorHAnsi" w:eastAsiaTheme="minorEastAsia" w:hAnsiTheme="minorHAnsi" w:cstheme="minorBidi"/>
+              <w:noProof/>
+              <w:kern w:val="2"/>
+              <w:sz w:val="24"/>
+              <w:szCs w:val="24"/>
+              <w14:ligatures w14:val="standardContextual"/>
+            </w:rPr>
+          </w:pPr>
+          <w:hyperlink w:anchor="_Toc223361518" w:history="1">
+            <w:r>
+              <w:rPr>
+                <w:rStyle w:val="Hyperlink"/>
+                <w:noProof/>
+                <w:lang w:val="fr-FR"/>
+              </w:rPr>
+              <w:t>11. Conclusion</w:t>
+            </w:r>
+            <w:r>
+              <w:rPr>
+                <w:noProof/>
+                <w:webHidden/>
+              </w:rPr>
+              <w:tab/>
+            </w:r>
+            <w:r>
+              <w:rPr>
+                <w:noProof/>
+                <w:webHidden/>
+              </w:rPr>
+              <w:fldChar w:fldCharType="begin"/>
+            </w:r>
+            <w:r>
+              <w:rPr>
+                <w:noProof/>
+                <w:webHidden/>
+              </w:rPr>
+              <w:instrText xml:space="preserve"> PAGEREF _Toc223361518 \h </w:instrText>
+            </w:r>
+            <w:r>
+              <w:rPr>
+                <w:noProof/>
+                <w:webHidden/>
+              </w:rPr>
+            </w:r>
+            <w:r>
+              <w:rPr>
+                <w:noProof/>
+                <w:webHidden/>
+              </w:rPr>
+              <w:fldChar w:fldCharType="separate"/>
+            </w:r>
+            <w:r>
+              <w:rPr>
+                <w:noProof/>
+                <w:webHidden/>
+              </w:rPr>
+              <w:t>13</w:t>
             </w:r>
             <w:r>
               <w:rPr>
@@ -2519,7 +2963,7 @@
           <w:lang w:val="fr-FR"/>
         </w:rPr>
       </w:pPr>
-      <w:bookmarkStart w:id="0" w:name="_Toc223343716"/>
+      <w:bookmarkStart w:id="0" w:name="_Toc223361490"/>
       <w:r>
         <w:rPr>
           <w:lang w:val="fr-FR"/>
@@ -2701,7 +3145,7 @@
           <w:lang w:val="fr-FR"/>
         </w:rPr>
       </w:pPr>
-      <w:bookmarkStart w:id="1" w:name="_Toc223343717"/>
+      <w:bookmarkStart w:id="1" w:name="_Toc223361491"/>
       <w:r>
         <w:rPr>
           <w:lang w:val="fr-FR"/>
@@ -2717,7 +3161,7 @@
           <w:lang w:val="fr-FR"/>
         </w:rPr>
       </w:pPr>
-      <w:bookmarkStart w:id="2" w:name="_Toc223343718"/>
+      <w:bookmarkStart w:id="2" w:name="_Toc223361492"/>
       <w:r>
         <w:rPr>
           <w:lang w:val="fr-FR"/>
@@ -3442,7 +3886,7 @@
       <w:pPr>
         <w:pStyle w:val="Heading2"/>
       </w:pPr>
-      <w:bookmarkStart w:id="3" w:name="_Toc223343719"/>
+      <w:bookmarkStart w:id="3" w:name="_Toc223361493"/>
       <w:r>
         <w:t>2.2 Jeu de Données</w:t>
       </w:r>
@@ -4536,7 +4980,7 @@
           <w:lang w:val="fr-FR"/>
         </w:rPr>
       </w:pPr>
-      <w:bookmarkStart w:id="4" w:name="_Toc223343720"/>
+      <w:bookmarkStart w:id="4" w:name="_Toc223361494"/>
       <w:r>
         <w:rPr>
           <w:lang w:val="fr-FR"/>
@@ -4552,7 +4996,7 @@
           <w:lang w:val="fr-FR"/>
         </w:rPr>
       </w:pPr>
-      <w:bookmarkStart w:id="5" w:name="_Toc223343721"/>
+      <w:bookmarkStart w:id="5" w:name="_Toc223361495"/>
       <w:r>
         <w:rPr>
           <w:lang w:val="fr-FR"/>
@@ -4827,7 +5271,7 @@
           <w:lang w:val="fr-FR"/>
         </w:rPr>
       </w:pPr>
-      <w:bookmarkStart w:id="6" w:name="_Toc223343722"/>
+      <w:bookmarkStart w:id="6" w:name="_Toc223361496"/>
       <w:r>
         <w:rPr>
           <w:lang w:val="fr-FR"/>
@@ -4899,7 +5343,7 @@
           <w:lang w:val="fr-FR"/>
         </w:rPr>
       </w:pPr>
-      <w:bookmarkStart w:id="7" w:name="_Toc223343723"/>
+      <w:bookmarkStart w:id="7" w:name="_Toc223361497"/>
       <w:r>
         <w:rPr>
           <w:lang w:val="fr-FR"/>
@@ -4915,7 +5359,7 @@
           <w:lang w:val="fr-FR"/>
         </w:rPr>
       </w:pPr>
-      <w:bookmarkStart w:id="8" w:name="_Toc223343724"/>
+      <w:bookmarkStart w:id="8" w:name="_Toc223361498"/>
       <w:r>
         <w:rPr>
           <w:lang w:val="fr-FR"/>
@@ -5031,7 +5475,7 @@
           <w:lang w:val="fr-FR"/>
         </w:rPr>
       </w:pPr>
-      <w:bookmarkStart w:id="9" w:name="_Toc223343725"/>
+      <w:bookmarkStart w:id="9" w:name="_Toc223361499"/>
       <w:r>
         <w:rPr>
           <w:lang w:val="fr-FR"/>
@@ -5146,7 +5590,7 @@
           <w:lang w:val="fr-FR"/>
         </w:rPr>
       </w:pPr>
-      <w:bookmarkStart w:id="10" w:name="_Toc223343726"/>
+      <w:bookmarkStart w:id="10" w:name="_Toc223361500"/>
       <w:r>
         <w:rPr>
           <w:lang w:val="fr-FR"/>
@@ -5259,7 +5703,7 @@
           <w:lang w:val="fr-FR"/>
         </w:rPr>
       </w:pPr>
-      <w:bookmarkStart w:id="11" w:name="_Toc223343727"/>
+      <w:bookmarkStart w:id="11" w:name="_Toc223361501"/>
       <w:r>
         <w:rPr>
           <w:lang w:val="fr-FR"/>
@@ -5275,7 +5719,7 @@
           <w:lang w:val="fr-FR"/>
         </w:rPr>
       </w:pPr>
-      <w:bookmarkStart w:id="12" w:name="_Toc223343728"/>
+      <w:bookmarkStart w:id="12" w:name="_Toc223361502"/>
       <w:r>
         <w:rPr>
           <w:lang w:val="fr-FR"/>
@@ -5335,7 +5779,7 @@
           <w:lang w:val="fr-FR"/>
         </w:rPr>
       </w:pPr>
-      <w:bookmarkStart w:id="13" w:name="_Toc223343729"/>
+      <w:bookmarkStart w:id="13" w:name="_Toc223361503"/>
       <w:r>
         <w:rPr>
           <w:lang w:val="fr-FR"/>
@@ -5562,7 +6006,7 @@
       <w:pPr>
         <w:pStyle w:val="Heading2"/>
       </w:pPr>
-      <w:bookmarkStart w:id="14" w:name="_Toc223343730"/>
+      <w:bookmarkStart w:id="14" w:name="_Toc223361504"/>
       <w:r>
         <w:t xml:space="preserve">5.3 </w:t>
       </w:r>
@@ -5683,7 +6127,7 @@
           <w:lang w:val="fr-FR"/>
         </w:rPr>
       </w:pPr>
-      <w:bookmarkStart w:id="15" w:name="_Toc223343731"/>
+      <w:bookmarkStart w:id="15" w:name="_Toc223361505"/>
       <w:r>
         <w:rPr>
           <w:lang w:val="fr-FR"/>
@@ -5700,7 +6144,7 @@
           <w:lang w:val="fr-FR"/>
         </w:rPr>
       </w:pPr>
-      <w:bookmarkStart w:id="16" w:name="_Toc223343732"/>
+      <w:bookmarkStart w:id="16" w:name="_Toc223361506"/>
       <w:r>
         <w:rPr>
           <w:lang w:val="fr-FR"/>
@@ -6678,7 +7122,7 @@
       <w:pPr>
         <w:pStyle w:val="Heading2"/>
       </w:pPr>
-      <w:bookmarkStart w:id="17" w:name="_Toc223343733"/>
+      <w:bookmarkStart w:id="17" w:name="_Toc223361507"/>
       <w:r>
         <w:t xml:space="preserve">6.2 </w:t>
       </w:r>
@@ -7721,7 +8165,7 @@
       <w:pPr>
         <w:pStyle w:val="Heading2"/>
       </w:pPr>
-      <w:bookmarkStart w:id="18" w:name="_Toc223343734"/>
+      <w:bookmarkStart w:id="18" w:name="_Toc223361508"/>
       <w:r>
         <w:lastRenderedPageBreak/>
         <w:t xml:space="preserve">6.3 </w:t>
@@ -7784,7 +8228,7 @@
           <w:lang w:val="fr-FR"/>
         </w:rPr>
       </w:pPr>
-      <w:bookmarkStart w:id="19" w:name="_Toc223343735"/>
+      <w:bookmarkStart w:id="19" w:name="_Toc223361509"/>
       <w:r>
         <w:rPr>
           <w:lang w:val="fr-FR"/>
@@ -7800,7 +8244,7 @@
           <w:lang w:val="fr-FR"/>
         </w:rPr>
       </w:pPr>
-      <w:bookmarkStart w:id="20" w:name="_Toc223343736"/>
+      <w:bookmarkStart w:id="20" w:name="_Toc223361510"/>
       <w:r>
         <w:rPr>
           <w:lang w:val="fr-FR"/>
@@ -8707,7 +9151,7 @@
           <w:lang w:val="fr-FR"/>
         </w:rPr>
       </w:pPr>
-      <w:bookmarkStart w:id="21" w:name="_Toc223343737"/>
+      <w:bookmarkStart w:id="21" w:name="_Toc223361511"/>
       <w:r>
         <w:rPr>
           <w:lang w:val="fr-FR"/>
@@ -9230,31 +9674,1011 @@
           <w:lang w:val="fr-FR"/>
         </w:rPr>
       </w:pPr>
-      <w:bookmarkStart w:id="22" w:name="_Toc223343738"/>
+      <w:bookmarkStart w:id="22" w:name="_Toc223361512"/>
       <w:r>
         <w:rPr>
           <w:lang w:val="fr-FR"/>
         </w:rPr>
         <w:lastRenderedPageBreak/>
-        <w:t>8. Conclusion</w:t>
+        <w:t>9. Architecture Logicielle du Projet</w:t>
       </w:r>
       <w:bookmarkEnd w:id="22"/>
     </w:p>
     <w:p>
       <w:pPr>
-        <w:spacing w:after="140"/>
-        <w:jc w:val="both"/>
-        <w:rPr>
-          <w:lang w:val="fr-FR"/>
-        </w:rPr>
-      </w:pPr>
-      <w:r>
-        <w:rPr>
-          <w:lang w:val="fr-FR"/>
-        </w:rPr>
-        <w:t xml:space="preserve">Ce projet a permis d'appliquer concrètement les concepts fondamentaux de la théorie des graphes à un problème réel de réseau de transport. L'ensemble des algorithmes demandés a été implémenté et validé : parcours BFS et DFS, algorithme de Dijkstra pour les plus courts chemins, et algorithmes de Prim et </w:t>
+        <w:pStyle w:val="Heading2"/>
+        <w:rPr>
+          <w:lang w:val="fr-FR"/>
+        </w:rPr>
+      </w:pPr>
+      <w:bookmarkStart w:id="23" w:name="_Toc223361513"/>
+      <w:r>
+        <w:rPr>
+          <w:lang w:val="fr-FR"/>
+        </w:rPr>
+        <w:t>9.1 Organisation Modulaire</w:t>
+      </w:r>
+      <w:bookmarkEnd w:id="23"/>
+    </w:p>
+    <w:p>
+      <w:pPr>
+        <w:spacing w:after="160"/>
+        <w:rPr>
+          <w:lang w:val="fr-FR"/>
+        </w:rPr>
+      </w:pPr>
+      <w:r>
+        <w:rPr>
+          <w:lang w:val="fr-FR"/>
+        </w:rPr>
+        <w:t>Afin d’assurer une structure claire et maintenable, le projet a été organisé selon une architecture modulaire en trois couches principales : données, logique et interface.</w:t>
+      </w:r>
+    </w:p>
+    <w:p>
+      <w:pPr>
+        <w:spacing w:after="160"/>
+        <w:rPr>
+          <w:b/>
+          <w:bCs/>
+          <w:lang w:val="fr-FR"/>
+        </w:rPr>
+      </w:pPr>
+      <w:r>
+        <w:rPr>
+          <w:b/>
+          <w:bCs/>
+          <w:lang w:val="fr-FR"/>
+        </w:rPr>
+        <w:t>Couche Données — graph.py et datasets.py</w:t>
+      </w:r>
+    </w:p>
+    <w:p>
+      <w:pPr>
+        <w:spacing w:after="160"/>
+        <w:rPr>
+          <w:lang w:val="fr-FR"/>
+        </w:rPr>
+      </w:pPr>
+      <w:r>
+        <w:rPr>
+          <w:lang w:val="fr-FR"/>
+        </w:rPr>
+        <w:t>Cette couche regroupe la représentation du graphe et les jeux de données.</w:t>
+      </w:r>
+    </w:p>
+    <w:p>
+      <w:pPr>
+        <w:spacing w:after="160"/>
+      </w:pPr>
+      <w:r>
+        <w:t xml:space="preserve">Elle </w:t>
       </w:r>
       <w:proofErr w:type="spellStart"/>
+      <w:proofErr w:type="gramStart"/>
+      <w:r>
+        <w:t>comprend</w:t>
+      </w:r>
+      <w:proofErr w:type="spellEnd"/>
+      <w:r>
+        <w:t xml:space="preserve"> :</w:t>
+      </w:r>
+      <w:proofErr w:type="gramEnd"/>
+    </w:p>
+    <w:p>
+      <w:pPr>
+        <w:numPr>
+          <w:ilvl w:val="0"/>
+          <w:numId w:val="3"/>
+        </w:numPr>
+        <w:spacing w:after="160"/>
+        <w:rPr>
+          <w:lang w:val="fr-FR"/>
+        </w:rPr>
+      </w:pPr>
+      <w:r>
+        <w:rPr>
+          <w:lang w:val="fr-FR"/>
+        </w:rPr>
+        <w:t>La classe Graph, implémentée sous forme de liste d’adjacence :</w:t>
+      </w:r>
+    </w:p>
+    <w:p>
+      <w:pPr>
+        <w:spacing w:after="160"/>
+      </w:pPr>
+      <w:proofErr w:type="spellStart"/>
+      <w:r>
+        <w:t>adj</w:t>
+      </w:r>
+      <w:proofErr w:type="spellEnd"/>
+      <w:r>
+        <w:t xml:space="preserve">: </w:t>
+      </w:r>
+      <w:proofErr w:type="spellStart"/>
+      <w:proofErr w:type="gramStart"/>
+      <w:r>
+        <w:t>Dict</w:t>
+      </w:r>
+      <w:proofErr w:type="spellEnd"/>
+      <w:r>
+        <w:t>[</w:t>
+      </w:r>
+      <w:proofErr w:type="gramEnd"/>
+      <w:r>
+        <w:t xml:space="preserve">str, </w:t>
+      </w:r>
+      <w:proofErr w:type="gramStart"/>
+      <w:r>
+        <w:t>List[Tuple[</w:t>
+      </w:r>
+      <w:proofErr w:type="gramEnd"/>
+      <w:r>
+        <w:t>str, float]]]</w:t>
+      </w:r>
+    </w:p>
+    <w:p>
+      <w:pPr>
+        <w:numPr>
+          <w:ilvl w:val="0"/>
+          <w:numId w:val="3"/>
+        </w:numPr>
+        <w:spacing w:after="160"/>
+        <w:rPr>
+          <w:lang w:val="fr-FR"/>
+        </w:rPr>
+      </w:pPr>
+      <w:r>
+        <w:rPr>
+          <w:lang w:val="fr-FR"/>
+        </w:rPr>
+        <w:t>La classe Edge (</w:t>
+      </w:r>
+      <w:proofErr w:type="spellStart"/>
+      <w:r>
+        <w:rPr>
+          <w:lang w:val="fr-FR"/>
+        </w:rPr>
+        <w:t>dataclass</w:t>
+      </w:r>
+      <w:proofErr w:type="spellEnd"/>
+      <w:r>
+        <w:rPr>
+          <w:lang w:val="fr-FR"/>
+        </w:rPr>
+        <w:t xml:space="preserve"> immuable) représentant une arête pondérée.</w:t>
+      </w:r>
+    </w:p>
+    <w:p>
+      <w:pPr>
+        <w:numPr>
+          <w:ilvl w:val="0"/>
+          <w:numId w:val="3"/>
+        </w:numPr>
+        <w:spacing w:after="160"/>
+      </w:pPr>
+      <w:r>
+        <w:t xml:space="preserve">Les </w:t>
+      </w:r>
+      <w:proofErr w:type="spellStart"/>
+      <w:r>
+        <w:t>fonctions</w:t>
+      </w:r>
+      <w:proofErr w:type="spellEnd"/>
+      <w:r>
+        <w:t xml:space="preserve"> de </w:t>
+      </w:r>
+      <w:proofErr w:type="spellStart"/>
+      <w:proofErr w:type="gramStart"/>
+      <w:r>
+        <w:t>génération</w:t>
+      </w:r>
+      <w:proofErr w:type="spellEnd"/>
+      <w:r>
+        <w:t xml:space="preserve"> :</w:t>
+      </w:r>
+      <w:proofErr w:type="gramEnd"/>
+    </w:p>
+    <w:p>
+      <w:pPr>
+        <w:numPr>
+          <w:ilvl w:val="1"/>
+          <w:numId w:val="3"/>
+        </w:numPr>
+        <w:spacing w:after="160"/>
+      </w:pPr>
+      <w:proofErr w:type="spellStart"/>
+      <w:r>
+        <w:t>Graphe</w:t>
+      </w:r>
+      <w:proofErr w:type="spellEnd"/>
+      <w:r>
+        <w:t xml:space="preserve"> </w:t>
+      </w:r>
+      <w:proofErr w:type="spellStart"/>
+      <w:r>
+        <w:t>exemple</w:t>
+      </w:r>
+      <w:proofErr w:type="spellEnd"/>
+      <w:r>
+        <w:t xml:space="preserve"> (villes </w:t>
+      </w:r>
+      <w:proofErr w:type="spellStart"/>
+      <w:r>
+        <w:t>mauritaniennes</w:t>
+      </w:r>
+      <w:proofErr w:type="spellEnd"/>
+      <w:r>
+        <w:t>)</w:t>
+      </w:r>
+    </w:p>
+    <w:p>
+      <w:pPr>
+        <w:numPr>
+          <w:ilvl w:val="1"/>
+          <w:numId w:val="3"/>
+        </w:numPr>
+        <w:spacing w:after="160"/>
+        <w:rPr>
+          <w:lang w:val="fr-FR"/>
+        </w:rPr>
+      </w:pPr>
+      <w:r>
+        <w:rPr>
+          <w:lang w:val="fr-FR"/>
+        </w:rPr>
+        <w:t xml:space="preserve">Graphe aléatoire paramétrable (taille, densité, </w:t>
+      </w:r>
+      <w:proofErr w:type="spellStart"/>
+      <w:r>
+        <w:rPr>
+          <w:lang w:val="fr-FR"/>
+        </w:rPr>
+        <w:t>seed</w:t>
+      </w:r>
+      <w:proofErr w:type="spellEnd"/>
+      <w:r>
+        <w:rPr>
+          <w:lang w:val="fr-FR"/>
+        </w:rPr>
+        <w:t>)</w:t>
+      </w:r>
+    </w:p>
+    <w:p>
+      <w:pPr>
+        <w:spacing w:after="160"/>
+        <w:rPr>
+          <w:lang w:val="fr-FR"/>
+        </w:rPr>
+      </w:pPr>
+      <w:r>
+        <w:rPr>
+          <w:lang w:val="fr-FR"/>
+        </w:rPr>
+        <w:t>La séparation de cette couche permet d’isoler la représentation des données des algorithmes, ce qui améliore la maintenabilité et la réutilisabilité du code.</w:t>
+      </w:r>
+    </w:p>
+    <w:p>
+      <w:pPr>
+        <w:spacing w:after="160"/>
+      </w:pPr>
+    </w:p>
+    <w:p>
+      <w:pPr>
+        <w:spacing w:after="160"/>
+        <w:rPr>
+          <w:b/>
+          <w:bCs/>
+          <w:lang w:val="fr-FR"/>
+        </w:rPr>
+      </w:pPr>
+      <w:r>
+        <w:rPr>
+          <w:b/>
+          <w:bCs/>
+          <w:lang w:val="fr-FR"/>
+        </w:rPr>
+        <w:t>Couche Logique — algorithms.py</w:t>
+      </w:r>
+    </w:p>
+    <w:p>
+      <w:pPr>
+        <w:spacing w:after="160"/>
+        <w:rPr>
+          <w:lang w:val="fr-FR"/>
+        </w:rPr>
+      </w:pPr>
+      <w:r>
+        <w:rPr>
+          <w:lang w:val="fr-FR"/>
+        </w:rPr>
+        <w:t>Cette couche contient l’ensemble des algorithmes étudiés :</w:t>
+      </w:r>
+    </w:p>
+    <w:p>
+      <w:pPr>
+        <w:numPr>
+          <w:ilvl w:val="0"/>
+          <w:numId w:val="4"/>
+        </w:numPr>
+        <w:spacing w:after="160"/>
+      </w:pPr>
+      <w:proofErr w:type="spellStart"/>
+      <w:r>
+        <w:t>Parcours</w:t>
+      </w:r>
+      <w:proofErr w:type="spellEnd"/>
+      <w:r>
+        <w:t xml:space="preserve"> BFS (</w:t>
+      </w:r>
+      <w:proofErr w:type="spellStart"/>
+      <w:r>
+        <w:t>largeur</w:t>
+      </w:r>
+      <w:proofErr w:type="spellEnd"/>
+      <w:r>
+        <w:t>)</w:t>
+      </w:r>
+    </w:p>
+    <w:p>
+      <w:pPr>
+        <w:numPr>
+          <w:ilvl w:val="0"/>
+          <w:numId w:val="4"/>
+        </w:numPr>
+        <w:spacing w:after="160"/>
+      </w:pPr>
+      <w:proofErr w:type="spellStart"/>
+      <w:r>
+        <w:t>Parcours</w:t>
+      </w:r>
+      <w:proofErr w:type="spellEnd"/>
+      <w:r>
+        <w:t xml:space="preserve"> DFS (</w:t>
+      </w:r>
+      <w:proofErr w:type="spellStart"/>
+      <w:r>
+        <w:t>profondeur</w:t>
+      </w:r>
+      <w:proofErr w:type="spellEnd"/>
+      <w:r>
+        <w:t>)</w:t>
+      </w:r>
+    </w:p>
+    <w:p>
+      <w:pPr>
+        <w:numPr>
+          <w:ilvl w:val="0"/>
+          <w:numId w:val="4"/>
+        </w:numPr>
+        <w:spacing w:after="160"/>
+      </w:pPr>
+      <w:r>
+        <w:t xml:space="preserve">Analyse de </w:t>
+      </w:r>
+      <w:proofErr w:type="spellStart"/>
+      <w:r>
+        <w:t>connexité</w:t>
+      </w:r>
+      <w:proofErr w:type="spellEnd"/>
+    </w:p>
+    <w:p>
+      <w:pPr>
+        <w:numPr>
+          <w:ilvl w:val="0"/>
+          <w:numId w:val="4"/>
+        </w:numPr>
+        <w:spacing w:after="160"/>
+      </w:pPr>
+      <w:proofErr w:type="spellStart"/>
+      <w:r>
+        <w:t>Algorithme</w:t>
+      </w:r>
+      <w:proofErr w:type="spellEnd"/>
+      <w:r>
+        <w:t xml:space="preserve"> de Dijkstra</w:t>
+      </w:r>
+    </w:p>
+    <w:p>
+      <w:pPr>
+        <w:numPr>
+          <w:ilvl w:val="0"/>
+          <w:numId w:val="4"/>
+        </w:numPr>
+        <w:spacing w:after="160"/>
+      </w:pPr>
+      <w:proofErr w:type="spellStart"/>
+      <w:r>
+        <w:t>Algorithmes</w:t>
+      </w:r>
+      <w:proofErr w:type="spellEnd"/>
+      <w:r>
+        <w:t xml:space="preserve"> </w:t>
+      </w:r>
+      <w:proofErr w:type="gramStart"/>
+      <w:r>
+        <w:t>MST :</w:t>
+      </w:r>
+      <w:proofErr w:type="gramEnd"/>
+    </w:p>
+    <w:p>
+      <w:pPr>
+        <w:numPr>
+          <w:ilvl w:val="1"/>
+          <w:numId w:val="4"/>
+        </w:numPr>
+        <w:spacing w:after="160"/>
+      </w:pPr>
+      <w:r>
+        <w:t xml:space="preserve">Prim (avec </w:t>
+      </w:r>
+      <w:proofErr w:type="spellStart"/>
+      <w:r>
+        <w:t>tas</w:t>
+      </w:r>
+      <w:proofErr w:type="spellEnd"/>
+      <w:r>
+        <w:t xml:space="preserve"> min)</w:t>
+      </w:r>
+    </w:p>
+    <w:p>
+      <w:pPr>
+        <w:numPr>
+          <w:ilvl w:val="1"/>
+          <w:numId w:val="4"/>
+        </w:numPr>
+        <w:spacing w:after="160"/>
+      </w:pPr>
+      <w:r>
+        <w:t>Kruskal (avec Union-Find / DSU)</w:t>
+      </w:r>
+    </w:p>
+    <w:p>
+      <w:pPr>
+        <w:spacing w:after="160"/>
+        <w:rPr>
+          <w:lang w:val="fr-FR"/>
+        </w:rPr>
+      </w:pPr>
+      <w:r>
+        <w:rPr>
+          <w:lang w:val="fr-FR"/>
+        </w:rPr>
+        <w:t>Cette organisation permet une indépendance totale des algorithmes vis-à-vis de l’interface utilisateur.</w:t>
+      </w:r>
+    </w:p>
+    <w:p>
+      <w:pPr>
+        <w:spacing w:after="160"/>
+      </w:pPr>
+    </w:p>
+    <w:p>
+      <w:pPr>
+        <w:spacing w:after="160"/>
+        <w:rPr>
+          <w:b/>
+          <w:bCs/>
+          <w:lang w:val="fr-FR"/>
+        </w:rPr>
+      </w:pPr>
+      <w:r>
+        <w:rPr>
+          <w:b/>
+          <w:bCs/>
+          <w:lang w:val="fr-FR"/>
+        </w:rPr>
+        <w:t>Couche Interface — main.py et app.py</w:t>
+      </w:r>
+    </w:p>
+    <w:p>
+      <w:pPr>
+        <w:spacing w:after="160"/>
+        <w:rPr>
+          <w:lang w:val="fr-FR"/>
+        </w:rPr>
+      </w:pPr>
+      <w:r>
+        <w:rPr>
+          <w:lang w:val="fr-FR"/>
+        </w:rPr>
+        <w:t>Deux interfaces complémentaires ont été développées :</w:t>
+      </w:r>
+    </w:p>
+    <w:p>
+      <w:pPr>
+        <w:numPr>
+          <w:ilvl w:val="0"/>
+          <w:numId w:val="5"/>
+        </w:numPr>
+        <w:spacing w:after="160"/>
+        <w:rPr>
+          <w:lang w:val="fr-FR"/>
+        </w:rPr>
+      </w:pPr>
+      <w:r>
+        <w:rPr>
+          <w:lang w:val="fr-FR"/>
+        </w:rPr>
+        <w:t xml:space="preserve">Interface CLI (ligne de commande) utilisant </w:t>
+      </w:r>
+      <w:proofErr w:type="spellStart"/>
+      <w:r>
+        <w:rPr>
+          <w:lang w:val="fr-FR"/>
+        </w:rPr>
+        <w:t>argparse</w:t>
+      </w:r>
+      <w:proofErr w:type="spellEnd"/>
+    </w:p>
+    <w:p>
+      <w:pPr>
+        <w:numPr>
+          <w:ilvl w:val="0"/>
+          <w:numId w:val="5"/>
+        </w:numPr>
+        <w:spacing w:after="160"/>
+      </w:pPr>
+      <w:r>
+        <w:t xml:space="preserve">Interface Web interactive avec </w:t>
+      </w:r>
+      <w:proofErr w:type="spellStart"/>
+      <w:r>
+        <w:t>Streamlit</w:t>
+      </w:r>
+      <w:proofErr w:type="spellEnd"/>
+    </w:p>
+    <w:p>
+      <w:pPr>
+        <w:spacing w:after="160"/>
+        <w:rPr>
+          <w:lang w:val="fr-FR"/>
+        </w:rPr>
+      </w:pPr>
+      <w:r>
+        <w:rPr>
+          <w:lang w:val="fr-FR"/>
+        </w:rPr>
+        <w:t>Cette séparation entre logique métier et interface respecte les bonnes pratiques d’architecture logicielle et facilite l’évolution future du projet.</w:t>
+      </w:r>
+    </w:p>
+    <w:p>
+      <w:pPr>
+        <w:spacing w:after="160"/>
+      </w:pPr>
+      <w:r>
+        <w:pict w14:anchorId="56CE386A">
+          <v:rect id="_x0000_i1082" style="width:0;height:1.5pt" o:hralign="center" o:hrstd="t" o:hr="t" fillcolor="#a0a0a0" stroked="f"/>
+        </w:pict>
+      </w:r>
+    </w:p>
+    <w:p>
+      <w:pPr>
+        <w:pStyle w:val="Heading2"/>
+        <w:rPr>
+          <w:lang w:val="fr-FR"/>
+        </w:rPr>
+      </w:pPr>
+      <w:bookmarkStart w:id="24" w:name="_Toc223361514"/>
+      <w:r>
+        <w:rPr>
+          <w:lang w:val="fr-FR"/>
+        </w:rPr>
+        <w:lastRenderedPageBreak/>
+        <w:t>9.2 Diagramme d’Architecture</w:t>
+      </w:r>
+      <w:bookmarkEnd w:id="24"/>
+    </w:p>
+    <w:p>
+      <w:pPr>
+        <w:spacing w:after="160"/>
+        <w:jc w:val="center"/>
+        <w:rPr>
+          <w:lang w:val="fr-FR"/>
+        </w:rPr>
+      </w:pPr>
+      <w:r>
+        <w:rPr>
+          <w:noProof/>
+        </w:rPr>
+        <w:drawing>
+          <wp:inline distT="0" distB="0" distL="0" distR="0" wp14:anchorId="7D57047E" wp14:editId="66B5F78B">
+            <wp:extent cx="5960110" cy="4104640"/>
+            <wp:effectExtent l="0" t="0" r="2540" b="0"/>
+            <wp:docPr id="644039792" name="Picture 1"/>
+            <wp:cNvGraphicFramePr>
+              <a:graphicFrameLocks xmlns:a="http://schemas.openxmlformats.org/drawingml/2006/main" noChangeAspect="1"/>
+            </wp:cNvGraphicFramePr>
+            <a:graphic xmlns:a="http://schemas.openxmlformats.org/drawingml/2006/main">
+              <a:graphicData uri="http://schemas.openxmlformats.org/drawingml/2006/picture">
+                <pic:pic xmlns:pic="http://schemas.openxmlformats.org/drawingml/2006/picture">
+                  <pic:nvPicPr>
+                    <pic:cNvPr id="0" name="Picture 80"/>
+                    <pic:cNvPicPr>
+                      <a:picLocks noChangeAspect="1" noChangeArrowheads="1"/>
+                    </pic:cNvPicPr>
+                  </pic:nvPicPr>
+                  <pic:blipFill>
+                    <a:blip r:embed="rId17" cstate="print">
+                      <a:extLst>
+                        <a:ext uri="{28A0092B-C50C-407E-A947-70E740481C1C}">
+                          <a14:useLocalDpi xmlns:a14="http://schemas.microsoft.com/office/drawing/2010/main" val="0"/>
+                        </a:ext>
+                      </a:extLst>
+                    </a:blip>
+                    <a:srcRect/>
+                    <a:stretch>
+                      <a:fillRect/>
+                    </a:stretch>
+                  </pic:blipFill>
+                  <pic:spPr bwMode="auto">
+                    <a:xfrm>
+                      <a:off x="0" y="0"/>
+                      <a:ext cx="5960110" cy="4104640"/>
+                    </a:xfrm>
+                    <a:prstGeom prst="rect">
+                      <a:avLst/>
+                    </a:prstGeom>
+                    <a:noFill/>
+                    <a:ln>
+                      <a:noFill/>
+                    </a:ln>
+                  </pic:spPr>
+                </pic:pic>
+              </a:graphicData>
+            </a:graphic>
+          </wp:inline>
+        </w:drawing>
+      </w:r>
+      <w:r>
+        <w:rPr>
+          <w:lang w:val="fr-FR"/>
+        </w:rPr>
+        <w:t xml:space="preserve">Figure </w:t>
+      </w:r>
+      <w:r>
+        <w:rPr>
+          <w:lang w:val="fr-FR"/>
+        </w:rPr>
+        <w:t>1</w:t>
+      </w:r>
+      <w:r>
+        <w:rPr>
+          <w:lang w:val="fr-FR"/>
+        </w:rPr>
+        <w:t xml:space="preserve"> — Architecture modulaire du projet.</w:t>
+      </w:r>
+    </w:p>
+    <w:p>
+      <w:pPr>
+        <w:spacing w:after="160"/>
+        <w:jc w:val="center"/>
+        <w:rPr>
+          <w:lang w:val="fr-FR"/>
+        </w:rPr>
+      </w:pPr>
+    </w:p>
+    <w:p>
+      <w:pPr>
+        <w:spacing w:after="160"/>
+        <w:jc w:val="center"/>
+        <w:rPr>
+          <w:lang w:val="fr-FR"/>
+        </w:rPr>
+      </w:pPr>
+    </w:p>
+    <w:p>
+      <w:pPr>
+        <w:spacing w:after="160"/>
+        <w:rPr>
+          <w:lang w:val="fr-FR"/>
+        </w:rPr>
+      </w:pPr>
+      <w:r>
+        <w:rPr>
+          <w:lang w:val="fr-FR"/>
+        </w:rPr>
+        <w:t>Ce diagramme illustre clairement la séparation entre :</w:t>
+      </w:r>
+    </w:p>
+    <w:p>
+      <w:pPr>
+        <w:numPr>
+          <w:ilvl w:val="0"/>
+          <w:numId w:val="6"/>
+        </w:numPr>
+        <w:spacing w:after="160"/>
+      </w:pPr>
+      <w:r>
+        <w:t>Couche Données</w:t>
+      </w:r>
+    </w:p>
+    <w:p>
+      <w:pPr>
+        <w:numPr>
+          <w:ilvl w:val="0"/>
+          <w:numId w:val="6"/>
+        </w:numPr>
+        <w:spacing w:after="160"/>
+      </w:pPr>
+      <w:r>
+        <w:t xml:space="preserve">Couche </w:t>
+      </w:r>
+      <w:proofErr w:type="spellStart"/>
+      <w:r>
+        <w:t>Logique</w:t>
+      </w:r>
+      <w:proofErr w:type="spellEnd"/>
+    </w:p>
+    <w:p>
+      <w:pPr>
+        <w:numPr>
+          <w:ilvl w:val="0"/>
+          <w:numId w:val="6"/>
+        </w:numPr>
+        <w:spacing w:after="160"/>
+      </w:pPr>
+      <w:r>
+        <w:t>Couche Interface</w:t>
+      </w:r>
+    </w:p>
+    <w:p>
+      <w:pPr>
+        <w:spacing w:after="160"/>
+        <w:ind w:left="720"/>
+      </w:pPr>
+    </w:p>
+    <w:p>
+      <w:pPr>
+        <w:spacing w:after="160"/>
+      </w:pPr>
+      <w:r>
+        <w:t xml:space="preserve">Cette architecture </w:t>
+      </w:r>
+      <w:proofErr w:type="spellStart"/>
+      <w:r>
+        <w:t>favorise</w:t>
+      </w:r>
+      <w:proofErr w:type="spellEnd"/>
+      <w:r>
+        <w:t>:</w:t>
+      </w:r>
+    </w:p>
+    <w:p>
+      <w:pPr>
+        <w:numPr>
+          <w:ilvl w:val="0"/>
+          <w:numId w:val="7"/>
+        </w:numPr>
+        <w:spacing w:after="160"/>
+      </w:pPr>
+      <w:r>
+        <w:t xml:space="preserve">La </w:t>
+      </w:r>
+      <w:proofErr w:type="spellStart"/>
+      <w:r>
+        <w:t>clarté</w:t>
+      </w:r>
+      <w:proofErr w:type="spellEnd"/>
+      <w:r>
+        <w:t xml:space="preserve"> du code</w:t>
+      </w:r>
+    </w:p>
+    <w:p>
+      <w:pPr>
+        <w:numPr>
+          <w:ilvl w:val="0"/>
+          <w:numId w:val="7"/>
+        </w:numPr>
+        <w:spacing w:after="160"/>
+      </w:pPr>
+      <w:r>
+        <w:t xml:space="preserve">La </w:t>
+      </w:r>
+      <w:proofErr w:type="spellStart"/>
+      <w:r>
+        <w:t>modularité</w:t>
+      </w:r>
+      <w:proofErr w:type="spellEnd"/>
+    </w:p>
+    <w:p>
+      <w:pPr>
+        <w:numPr>
+          <w:ilvl w:val="0"/>
+          <w:numId w:val="7"/>
+        </w:numPr>
+        <w:spacing w:after="160"/>
+      </w:pPr>
+      <w:proofErr w:type="spellStart"/>
+      <w:r>
+        <w:t>L’extensibilité</w:t>
+      </w:r>
+      <w:proofErr w:type="spellEnd"/>
+    </w:p>
+    <w:p>
+      <w:pPr>
+        <w:numPr>
+          <w:ilvl w:val="0"/>
+          <w:numId w:val="7"/>
+        </w:numPr>
+        <w:spacing w:after="160"/>
+      </w:pPr>
+      <w:r>
+        <w:t xml:space="preserve">La </w:t>
+      </w:r>
+      <w:proofErr w:type="spellStart"/>
+      <w:r>
+        <w:t>facilité</w:t>
+      </w:r>
+      <w:proofErr w:type="spellEnd"/>
+      <w:r>
+        <w:t xml:space="preserve"> de tests</w:t>
+      </w:r>
+    </w:p>
+    <w:p>
+      <w:pPr>
+        <w:spacing w:after="160"/>
+      </w:pPr>
+    </w:p>
+    <w:p>
+      <w:pPr>
+        <w:spacing w:after="160"/>
+      </w:pPr>
+    </w:p>
+    <w:p>
+      <w:pPr>
+        <w:spacing w:after="160"/>
+      </w:pPr>
+    </w:p>
+    <w:p>
+      <w:pPr>
+        <w:spacing w:after="160"/>
+      </w:pPr>
+    </w:p>
+    <w:p>
+      <w:pPr>
+        <w:pStyle w:val="Heading1"/>
+        <w:pBdr>
+          <w:bottom w:val="single" w:sz="6" w:space="1" w:color="2E75B6"/>
+        </w:pBdr>
+        <w:rPr>
+          <w:lang w:val="fr-FR"/>
+        </w:rPr>
+      </w:pPr>
+      <w:bookmarkStart w:id="25" w:name="_Toc223361515"/>
+      <w:r>
+        <w:rPr>
+          <w:lang w:val="fr-FR"/>
+        </w:rPr>
+        <w:lastRenderedPageBreak/>
+        <w:t>10. Organisation et Planification du Projet</w:t>
+      </w:r>
+      <w:bookmarkEnd w:id="25"/>
+    </w:p>
+    <w:p>
+      <w:pPr>
+        <w:pStyle w:val="Heading2"/>
+        <w:rPr>
+          <w:lang w:val="fr-FR"/>
+        </w:rPr>
+      </w:pPr>
+      <w:bookmarkStart w:id="26" w:name="_Toc223361516"/>
+      <w:r>
+        <w:rPr>
+          <w:lang w:val="fr-FR"/>
+        </w:rPr>
+        <w:t>10.1 Chronologie de Développement</w:t>
+      </w:r>
+      <w:bookmarkEnd w:id="26"/>
+    </w:p>
+    <w:p>
+      <w:pPr>
+        <w:spacing w:after="160"/>
+        <w:rPr>
+          <w:lang w:val="fr-FR"/>
+        </w:rPr>
+      </w:pPr>
+      <w:r>
+        <w:rPr>
+          <w:lang w:val="fr-FR"/>
+        </w:rPr>
+        <w:t>Le développement du projet s’est déroulé de manière progressive selon les étapes suivantes :</w:t>
+      </w:r>
+    </w:p>
+    <w:p>
+      <w:pPr>
+        <w:pStyle w:val="ListParagraph"/>
+        <w:numPr>
+          <w:ilvl w:val="0"/>
+          <w:numId w:val="14"/>
+        </w:numPr>
+        <w:rPr>
+          <w:lang w:val="fr-FR"/>
+        </w:rPr>
+      </w:pPr>
+      <w:r>
+        <w:rPr>
+          <w:lang w:val="fr-FR"/>
+        </w:rPr>
+        <w:t>Modélisation du graphe (définition sommets, arêtes, poids)</w:t>
+      </w:r>
+    </w:p>
+    <w:p>
+      <w:pPr>
+        <w:pStyle w:val="ListParagraph"/>
+        <w:numPr>
+          <w:ilvl w:val="0"/>
+          <w:numId w:val="14"/>
+        </w:numPr>
+        <w:rPr>
+          <w:lang w:val="fr-FR"/>
+        </w:rPr>
+      </w:pPr>
+      <w:r>
+        <w:rPr>
+          <w:lang w:val="fr-FR"/>
+        </w:rPr>
+        <w:t>I</w:t>
+      </w:r>
+      <w:r>
+        <w:rPr>
+          <w:lang w:val="fr-FR"/>
+        </w:rPr>
+        <w:t>mplémentation des structures de données</w:t>
+      </w:r>
+    </w:p>
+    <w:p>
+      <w:pPr>
+        <w:pStyle w:val="ListParagraph"/>
+        <w:numPr>
+          <w:ilvl w:val="0"/>
+          <w:numId w:val="14"/>
+        </w:numPr>
+        <w:rPr>
+          <w:lang w:val="fr-FR"/>
+        </w:rPr>
+      </w:pPr>
+      <w:r>
+        <w:rPr>
+          <w:lang w:val="fr-FR"/>
+        </w:rPr>
+        <w:t>Développement des parcours BFS / DFS</w:t>
+      </w:r>
+    </w:p>
+    <w:p>
+      <w:pPr>
+        <w:pStyle w:val="ListParagraph"/>
+        <w:numPr>
+          <w:ilvl w:val="0"/>
+          <w:numId w:val="14"/>
+        </w:numPr>
+        <w:rPr>
+          <w:lang w:val="fr-FR"/>
+        </w:rPr>
+      </w:pPr>
+      <w:r>
+        <w:rPr>
+          <w:lang w:val="fr-FR"/>
+        </w:rPr>
+        <w:t>Implémentation de Dijkstra</w:t>
+      </w:r>
+    </w:p>
+    <w:p>
+      <w:pPr>
+        <w:pStyle w:val="ListParagraph"/>
+        <w:numPr>
+          <w:ilvl w:val="0"/>
+          <w:numId w:val="14"/>
+        </w:numPr>
+        <w:rPr>
+          <w:lang w:val="fr-FR"/>
+        </w:rPr>
+      </w:pPr>
+      <w:r>
+        <w:rPr>
+          <w:lang w:val="fr-FR"/>
+        </w:rPr>
+        <w:t xml:space="preserve">Implémentation des MST (Prim et </w:t>
+      </w:r>
+      <w:proofErr w:type="spellStart"/>
       <w:r>
         <w:rPr>
           <w:lang w:val="fr-FR"/>
@@ -9266,51 +10690,350 @@
         <w:rPr>
           <w:lang w:val="fr-FR"/>
         </w:rPr>
-        <w:t xml:space="preserve"> pour les arbres couvrants minimaux.</w:t>
-      </w:r>
-    </w:p>
-    <w:p>
-      <w:pPr>
-        <w:spacing w:after="140"/>
-        <w:jc w:val="both"/>
-        <w:rPr>
-          <w:lang w:val="fr-FR"/>
-        </w:rPr>
-      </w:pPr>
-      <w:r>
-        <w:rPr>
-          <w:lang w:val="fr-FR"/>
-        </w:rPr>
-        <w:t xml:space="preserve">Les résultats obtenus sont cohérents et conformes aux attentes théoriques. En particulier, les deux algorithmes MST (Prim et </w:t>
-      </w:r>
+        <w:t>)</w:t>
+      </w:r>
+    </w:p>
+    <w:p>
+      <w:pPr>
+        <w:pStyle w:val="ListParagraph"/>
+        <w:numPr>
+          <w:ilvl w:val="0"/>
+          <w:numId w:val="14"/>
+        </w:numPr>
+        <w:rPr>
+          <w:lang w:val="fr-FR"/>
+        </w:rPr>
+      </w:pPr>
+      <w:r>
+        <w:rPr>
+          <w:lang w:val="fr-FR"/>
+        </w:rPr>
+        <w:t>Développement de l’interface interactive</w:t>
+      </w:r>
+    </w:p>
+    <w:p>
+      <w:pPr>
+        <w:pStyle w:val="ListParagraph"/>
+        <w:numPr>
+          <w:ilvl w:val="0"/>
+          <w:numId w:val="14"/>
+        </w:numPr>
+        <w:rPr>
+          <w:lang w:val="fr-FR"/>
+        </w:rPr>
+      </w:pPr>
+      <w:r>
+        <w:rPr>
+          <w:lang w:val="fr-FR"/>
+        </w:rPr>
+        <w:t>Tests et validation expérimentale</w:t>
+      </w:r>
+    </w:p>
+    <w:p>
+      <w:pPr>
+        <w:rPr>
+          <w:lang w:val="fr-FR"/>
+        </w:rPr>
+      </w:pPr>
+    </w:p>
+    <w:p>
+      <w:pPr>
+        <w:spacing w:after="160"/>
+        <w:rPr>
+          <w:lang w:val="fr-FR"/>
+        </w:rPr>
+      </w:pPr>
+      <w:r>
+        <w:rPr>
+          <w:lang w:val="fr-FR"/>
+        </w:rPr>
+        <w:t>Chaque étape a été validée indépendamment avant intégration complète.</w:t>
+      </w:r>
+    </w:p>
+    <w:p>
+      <w:pPr>
+        <w:spacing w:after="160"/>
+        <w:rPr>
+          <w:lang w:val="fr-FR"/>
+        </w:rPr>
+      </w:pPr>
+    </w:p>
+    <w:p>
+      <w:pPr>
+        <w:pStyle w:val="Heading2"/>
+        <w:rPr>
+          <w:lang w:val="fr-FR"/>
+        </w:rPr>
+      </w:pPr>
+      <w:bookmarkStart w:id="27" w:name="_Toc223361517"/>
+      <w:r>
+        <w:rPr>
+          <w:lang w:val="fr-FR"/>
+        </w:rPr>
+        <w:t>10.2 Diagramme de Timeline</w:t>
+      </w:r>
+      <w:bookmarkEnd w:id="27"/>
+    </w:p>
+    <w:p>
+      <w:pPr>
+        <w:spacing w:after="160"/>
+        <w:jc w:val="center"/>
+        <w:rPr>
+          <w:lang w:val="fr-FR"/>
+        </w:rPr>
+      </w:pPr>
+      <w:r>
+        <w:rPr>
+          <w:noProof/>
+        </w:rPr>
+        <w:drawing>
+          <wp:inline distT="0" distB="0" distL="0" distR="0" wp14:anchorId="2355EE6C" wp14:editId="2CF8FAB0">
+            <wp:extent cx="5960110" cy="2317750"/>
+            <wp:effectExtent l="0" t="0" r="2540" b="6350"/>
+            <wp:docPr id="296489116" name="Picture 2"/>
+            <wp:cNvGraphicFramePr>
+              <a:graphicFrameLocks xmlns:a="http://schemas.openxmlformats.org/drawingml/2006/main" noChangeAspect="1"/>
+            </wp:cNvGraphicFramePr>
+            <a:graphic xmlns:a="http://schemas.openxmlformats.org/drawingml/2006/main">
+              <a:graphicData uri="http://schemas.openxmlformats.org/drawingml/2006/picture">
+                <pic:pic xmlns:pic="http://schemas.openxmlformats.org/drawingml/2006/picture">
+                  <pic:nvPicPr>
+                    <pic:cNvPr id="0" name="Picture 82"/>
+                    <pic:cNvPicPr>
+                      <a:picLocks noChangeAspect="1" noChangeArrowheads="1"/>
+                    </pic:cNvPicPr>
+                  </pic:nvPicPr>
+                  <pic:blipFill>
+                    <a:blip r:embed="rId18" cstate="print">
+                      <a:extLst>
+                        <a:ext uri="{28A0092B-C50C-407E-A947-70E740481C1C}">
+                          <a14:useLocalDpi xmlns:a14="http://schemas.microsoft.com/office/drawing/2010/main" val="0"/>
+                        </a:ext>
+                      </a:extLst>
+                    </a:blip>
+                    <a:srcRect/>
+                    <a:stretch>
+                      <a:fillRect/>
+                    </a:stretch>
+                  </pic:blipFill>
+                  <pic:spPr bwMode="auto">
+                    <a:xfrm>
+                      <a:off x="0" y="0"/>
+                      <a:ext cx="5960110" cy="2317750"/>
+                    </a:xfrm>
+                    <a:prstGeom prst="rect">
+                      <a:avLst/>
+                    </a:prstGeom>
+                    <a:noFill/>
+                    <a:ln>
+                      <a:noFill/>
+                    </a:ln>
+                  </pic:spPr>
+                </pic:pic>
+              </a:graphicData>
+            </a:graphic>
+          </wp:inline>
+        </w:drawing>
+      </w:r>
+      <w:r>
+        <w:rPr>
+          <w:lang w:val="fr-FR"/>
+        </w:rPr>
+        <w:t xml:space="preserve">Figure </w:t>
+      </w:r>
+      <w:r>
+        <w:rPr>
+          <w:lang w:val="fr-FR"/>
+        </w:rPr>
+        <w:t>2</w:t>
+      </w:r>
+      <w:r>
+        <w:rPr>
+          <w:lang w:val="fr-FR"/>
+        </w:rPr>
+        <w:t xml:space="preserve"> — Timeline du projet.</w:t>
+      </w:r>
+    </w:p>
+    <w:p>
+      <w:pPr>
+        <w:spacing w:after="160"/>
+        <w:jc w:val="center"/>
+        <w:rPr>
+          <w:lang w:val="fr-FR"/>
+        </w:rPr>
+      </w:pPr>
+    </w:p>
+    <w:p>
+      <w:pPr>
+        <w:spacing w:after="160"/>
+        <w:rPr>
+          <w:lang w:val="fr-FR"/>
+        </w:rPr>
+      </w:pPr>
+      <w:r>
+        <w:rPr>
+          <w:lang w:val="fr-FR"/>
+        </w:rPr>
+        <w:t>Ce diagramme présente l’enchaînement logique des phases de développement :</w:t>
+      </w:r>
+    </w:p>
+    <w:p>
+      <w:pPr>
+        <w:numPr>
+          <w:ilvl w:val="0"/>
+          <w:numId w:val="8"/>
+        </w:numPr>
+        <w:spacing w:after="160"/>
+      </w:pPr>
       <w:proofErr w:type="spellStart"/>
       <w:r>
+        <w:t>Modélisation</w:t>
+      </w:r>
+      <w:proofErr w:type="spellEnd"/>
+    </w:p>
+    <w:p>
+      <w:pPr>
+        <w:numPr>
+          <w:ilvl w:val="0"/>
+          <w:numId w:val="8"/>
+        </w:numPr>
+        <w:spacing w:after="160"/>
+      </w:pPr>
+      <w:proofErr w:type="spellStart"/>
+      <w:r>
+        <w:t>Parcours</w:t>
+      </w:r>
+      <w:proofErr w:type="spellEnd"/>
+    </w:p>
+    <w:p>
+      <w:pPr>
+        <w:numPr>
+          <w:ilvl w:val="0"/>
+          <w:numId w:val="8"/>
+        </w:numPr>
+        <w:spacing w:after="160"/>
+      </w:pPr>
+      <w:r>
+        <w:t>Dijkstra</w:t>
+      </w:r>
+    </w:p>
+    <w:p>
+      <w:pPr>
+        <w:numPr>
+          <w:ilvl w:val="0"/>
+          <w:numId w:val="8"/>
+        </w:numPr>
+        <w:spacing w:after="160"/>
+      </w:pPr>
+      <w:r>
+        <w:t>MST</w:t>
+      </w:r>
+    </w:p>
+    <w:p>
+      <w:pPr>
+        <w:numPr>
+          <w:ilvl w:val="0"/>
+          <w:numId w:val="8"/>
+        </w:numPr>
+        <w:spacing w:after="160"/>
+      </w:pPr>
+      <w:r>
+        <w:t>Interface</w:t>
+      </w:r>
+    </w:p>
+    <w:p>
+      <w:pPr>
+        <w:numPr>
+          <w:ilvl w:val="0"/>
+          <w:numId w:val="8"/>
+        </w:numPr>
+        <w:spacing w:after="160"/>
+      </w:pPr>
+      <w:r>
+        <w:t>Tests &amp; Rapport</w:t>
+      </w:r>
+    </w:p>
+    <w:p>
+      <w:pPr>
+        <w:spacing w:after="160"/>
+        <w:rPr>
+          <w:lang w:val="fr-FR"/>
+        </w:rPr>
+      </w:pPr>
+      <w:r>
+        <w:rPr>
+          <w:lang w:val="fr-FR"/>
+        </w:rPr>
+        <w:t>Cette organisation progressive a permis :</w:t>
+      </w:r>
+    </w:p>
+    <w:p>
+      <w:pPr>
+        <w:numPr>
+          <w:ilvl w:val="0"/>
+          <w:numId w:val="9"/>
+        </w:numPr>
+        <w:spacing w:after="160"/>
+      </w:pPr>
+      <w:r>
+        <w:t xml:space="preserve">Une validation </w:t>
+      </w:r>
+      <w:proofErr w:type="gramStart"/>
+      <w:r>
+        <w:t>continue</w:t>
+      </w:r>
+      <w:proofErr w:type="gramEnd"/>
+      <w:r>
+        <w:t xml:space="preserve"> des </w:t>
+      </w:r>
+      <w:proofErr w:type="spellStart"/>
+      <w:r>
+        <w:t>algorithmes</w:t>
+      </w:r>
+      <w:proofErr w:type="spellEnd"/>
+    </w:p>
+    <w:p>
+      <w:pPr>
+        <w:numPr>
+          <w:ilvl w:val="0"/>
+          <w:numId w:val="9"/>
+        </w:numPr>
+        <w:spacing w:after="160"/>
+        <w:rPr>
+          <w:lang w:val="fr-FR"/>
+        </w:rPr>
+      </w:pPr>
+      <w:r>
+        <w:rPr>
+          <w:lang w:val="fr-FR"/>
+        </w:rPr>
+        <w:t xml:space="preserve">Une comparaison rigoureuse entre Prim et </w:t>
+      </w:r>
+      <w:proofErr w:type="spellStart"/>
+      <w:r>
         <w:rPr>
           <w:lang w:val="fr-FR"/>
         </w:rPr>
         <w:t>Kruskal</w:t>
       </w:r>
       <w:proofErr w:type="spellEnd"/>
-      <w:r>
-        <w:rPr>
-          <w:lang w:val="fr-FR"/>
-        </w:rPr>
-        <w:t>) convergent vers le même coût total de 1840 km, ce qui valide leur implémentation. Le chemin optimal Nouakchott-Nema de 1060 km correspond bien à la route la plus directe disponible dans le réseau.</w:t>
-      </w:r>
-    </w:p>
-    <w:p>
-      <w:pPr>
-        <w:spacing w:after="140"/>
-        <w:jc w:val="both"/>
-        <w:rPr>
-          <w:lang w:val="fr-FR"/>
-        </w:rPr>
-      </w:pPr>
-      <w:r>
-        <w:rPr>
-          <w:lang w:val="fr-FR"/>
-        </w:rPr>
-        <w:t xml:space="preserve">Une interface </w:t>
+    </w:p>
+    <w:p>
+      <w:pPr>
+        <w:numPr>
+          <w:ilvl w:val="0"/>
+          <w:numId w:val="9"/>
+        </w:numPr>
+        <w:spacing w:after="160"/>
+        <w:rPr>
+          <w:lang w:val="fr-FR"/>
+        </w:rPr>
+      </w:pPr>
+      <w:r>
+        <w:rPr>
+          <w:lang w:val="fr-FR"/>
+        </w:rPr>
+        <w:t xml:space="preserve">Une intégration maîtrisée dans l’interface </w:t>
       </w:r>
       <w:proofErr w:type="spellStart"/>
       <w:r>
@@ -9320,12 +11043,311 @@
         <w:t>Streamlit</w:t>
       </w:r>
       <w:proofErr w:type="spellEnd"/>
-      <w:r>
-        <w:rPr>
-          <w:lang w:val="fr-FR"/>
-        </w:rPr>
-        <w:t xml:space="preserve"> apporte une valeur ajoutée en permettant la visualisation interactive des algorithmes, facilitant ainsi la compréhension et l'analyse des résultats. Des améliorations futures pourraient inclure la prise en charge de graphes orientés, l'ajout de l'algorithme de Bellman-Ford pour les poids négatifs, ou l'intégration de données GPS réelles via des APIs cartographiques.</w:t>
-      </w:r>
+    </w:p>
+    <w:p>
+      <w:pPr>
+        <w:pStyle w:val="Heading1"/>
+        <w:pBdr>
+          <w:bottom w:val="single" w:sz="6" w:space="1" w:color="2E75B6"/>
+        </w:pBdr>
+        <w:rPr>
+          <w:lang w:val="fr-FR"/>
+        </w:rPr>
+      </w:pPr>
+      <w:bookmarkStart w:id="28" w:name="_Toc223361518"/>
+      <w:r>
+        <w:rPr>
+          <w:lang w:val="fr-FR"/>
+        </w:rPr>
+        <w:lastRenderedPageBreak/>
+        <w:t>11</w:t>
+      </w:r>
+      <w:r>
+        <w:rPr>
+          <w:lang w:val="fr-FR"/>
+        </w:rPr>
+        <w:t>. Conclusion</w:t>
+      </w:r>
+      <w:bookmarkEnd w:id="28"/>
+    </w:p>
+    <w:p>
+      <w:pPr>
+        <w:spacing w:after="160"/>
+        <w:rPr>
+          <w:lang w:val="fr-FR"/>
+        </w:rPr>
+      </w:pPr>
+      <w:r>
+        <w:rPr>
+          <w:lang w:val="fr-FR"/>
+        </w:rPr>
+        <w:t>Ce projet a permis d’appliquer concrètement les principaux algorithmes fondamentaux de la théorie des graphes à un problème réel de réseau de transport.</w:t>
+      </w:r>
+    </w:p>
+    <w:p>
+      <w:pPr>
+        <w:spacing w:after="160"/>
+        <w:rPr>
+          <w:lang w:val="fr-FR"/>
+        </w:rPr>
+      </w:pPr>
+      <w:r>
+        <w:rPr>
+          <w:lang w:val="fr-FR"/>
+        </w:rPr>
+        <w:t xml:space="preserve">L’implémentation modulaire, la validation croisée des algorithmes MST (Prim et </w:t>
+      </w:r>
+      <w:proofErr w:type="spellStart"/>
+      <w:r>
+        <w:rPr>
+          <w:lang w:val="fr-FR"/>
+        </w:rPr>
+        <w:t>Kruskal</w:t>
+      </w:r>
+      <w:proofErr w:type="spellEnd"/>
+      <w:r>
+        <w:rPr>
+          <w:lang w:val="fr-FR"/>
+        </w:rPr>
+        <w:t>), ainsi que l’analyse expérimentale confirment la correction et l’efficacité des solutions développées.</w:t>
+      </w:r>
+    </w:p>
+    <w:p>
+      <w:pPr>
+        <w:spacing w:after="160"/>
+        <w:rPr>
+          <w:lang w:val="fr-FR"/>
+        </w:rPr>
+      </w:pPr>
+      <w:r>
+        <w:rPr>
+          <w:lang w:val="fr-FR"/>
+        </w:rPr>
+        <w:t>Les résultats obtenus sont conformes aux attentes théoriques :</w:t>
+      </w:r>
+    </w:p>
+    <w:p>
+      <w:pPr>
+        <w:numPr>
+          <w:ilvl w:val="0"/>
+          <w:numId w:val="11"/>
+        </w:numPr>
+        <w:spacing w:after="160"/>
+        <w:rPr>
+          <w:lang w:val="fr-FR"/>
+        </w:rPr>
+      </w:pPr>
+      <w:r>
+        <w:rPr>
+          <w:lang w:val="fr-FR"/>
+        </w:rPr>
+        <w:t>Les deux algorithmes MST produisent un coût total identique.</w:t>
+      </w:r>
+    </w:p>
+    <w:p>
+      <w:pPr>
+        <w:numPr>
+          <w:ilvl w:val="0"/>
+          <w:numId w:val="11"/>
+        </w:numPr>
+        <w:spacing w:after="160"/>
+        <w:rPr>
+          <w:lang w:val="fr-FR"/>
+        </w:rPr>
+      </w:pPr>
+      <w:r>
+        <w:rPr>
+          <w:lang w:val="fr-FR"/>
+        </w:rPr>
+        <w:t>Le chemin optimal calculé par Dijkstra correspond à l’itinéraire le plus court disponible dans le réseau.</w:t>
+      </w:r>
+    </w:p>
+    <w:p>
+      <w:pPr>
+        <w:numPr>
+          <w:ilvl w:val="0"/>
+          <w:numId w:val="11"/>
+        </w:numPr>
+        <w:spacing w:after="160"/>
+        <w:rPr>
+          <w:lang w:val="fr-FR"/>
+        </w:rPr>
+      </w:pPr>
+      <w:r>
+        <w:rPr>
+          <w:lang w:val="fr-FR"/>
+        </w:rPr>
+        <w:t>Le graphe exemple est correctement identifié comme connexe.</w:t>
+      </w:r>
+    </w:p>
+    <w:p>
+      <w:pPr>
+        <w:spacing w:after="160"/>
+        <w:rPr>
+          <w:lang w:val="fr-FR"/>
+        </w:rPr>
+      </w:pPr>
+      <w:r>
+        <w:rPr>
+          <w:lang w:val="fr-FR"/>
+        </w:rPr>
+        <w:t xml:space="preserve">L’ajout d’une interface interactive </w:t>
+      </w:r>
+      <w:proofErr w:type="spellStart"/>
+      <w:r>
+        <w:rPr>
+          <w:lang w:val="fr-FR"/>
+        </w:rPr>
+        <w:t>Streamlit</w:t>
+      </w:r>
+      <w:proofErr w:type="spellEnd"/>
+      <w:r>
+        <w:rPr>
+          <w:lang w:val="fr-FR"/>
+        </w:rPr>
+        <w:t xml:space="preserve"> constitue une valeur pédagogique importante en permettant la visualisation concrète du comportement des algorithmes.</w:t>
+      </w:r>
+    </w:p>
+    <w:p>
+      <w:pPr>
+        <w:spacing w:after="160"/>
+        <w:rPr>
+          <w:lang w:val="fr-FR"/>
+        </w:rPr>
+      </w:pPr>
+      <w:r>
+        <w:rPr>
+          <w:lang w:val="fr-FR"/>
+        </w:rPr>
+        <w:t>Ce projet démontre ainsi la puissance des graphes comme outil d’analyse et d’optimisation dans les systèmes de transport réels.</w:t>
+      </w:r>
+    </w:p>
+    <w:p>
+      <w:pPr>
+        <w:spacing w:after="160"/>
+        <w:rPr>
+          <w:lang w:val="fr-FR"/>
+        </w:rPr>
+      </w:pPr>
+      <w:r>
+        <w:rPr>
+          <w:lang w:val="fr-FR"/>
+        </w:rPr>
+        <w:t>Des extensions futures pourraient inclure :</w:t>
+      </w:r>
+    </w:p>
+    <w:p>
+      <w:pPr>
+        <w:numPr>
+          <w:ilvl w:val="0"/>
+          <w:numId w:val="12"/>
+        </w:numPr>
+        <w:spacing w:after="160"/>
+      </w:pPr>
+      <w:r>
+        <w:t xml:space="preserve">Support de </w:t>
+      </w:r>
+      <w:proofErr w:type="spellStart"/>
+      <w:r>
+        <w:t>graphes</w:t>
+      </w:r>
+      <w:proofErr w:type="spellEnd"/>
+      <w:r>
+        <w:t xml:space="preserve"> </w:t>
+      </w:r>
+      <w:proofErr w:type="spellStart"/>
+      <w:r>
+        <w:t>orientés</w:t>
+      </w:r>
+      <w:proofErr w:type="spellEnd"/>
+    </w:p>
+    <w:p>
+      <w:pPr>
+        <w:numPr>
+          <w:ilvl w:val="0"/>
+          <w:numId w:val="12"/>
+        </w:numPr>
+        <w:spacing w:after="160"/>
+      </w:pPr>
+      <w:proofErr w:type="spellStart"/>
+      <w:r>
+        <w:t>Intégration</w:t>
+      </w:r>
+      <w:proofErr w:type="spellEnd"/>
+      <w:r>
+        <w:t xml:space="preserve"> de données GPS </w:t>
+      </w:r>
+      <w:proofErr w:type="spellStart"/>
+      <w:r>
+        <w:t>réelles</w:t>
+      </w:r>
+      <w:proofErr w:type="spellEnd"/>
+    </w:p>
+    <w:p>
+      <w:pPr>
+        <w:numPr>
+          <w:ilvl w:val="0"/>
+          <w:numId w:val="12"/>
+        </w:numPr>
+        <w:spacing w:after="160"/>
+      </w:pPr>
+      <w:proofErr w:type="spellStart"/>
+      <w:r>
+        <w:t>Ajout</w:t>
+      </w:r>
+      <w:proofErr w:type="spellEnd"/>
+      <w:r>
+        <w:t xml:space="preserve"> </w:t>
+      </w:r>
+      <w:proofErr w:type="spellStart"/>
+      <w:r>
+        <w:t>d’algorithmes</w:t>
+      </w:r>
+      <w:proofErr w:type="spellEnd"/>
+      <w:r>
+        <w:t xml:space="preserve"> </w:t>
+      </w:r>
+      <w:proofErr w:type="spellStart"/>
+      <w:r>
+        <w:t>complémentaires</w:t>
+      </w:r>
+      <w:proofErr w:type="spellEnd"/>
+      <w:r>
+        <w:t xml:space="preserve"> (Bellman-Ford, Floyd-</w:t>
+      </w:r>
+      <w:proofErr w:type="spellStart"/>
+      <w:r>
+        <w:t>Warshall</w:t>
+      </w:r>
+      <w:proofErr w:type="spellEnd"/>
+      <w:r>
+        <w:t>)</w:t>
+      </w:r>
+    </w:p>
+    <w:p>
+      <w:pPr>
+        <w:numPr>
+          <w:ilvl w:val="0"/>
+          <w:numId w:val="12"/>
+        </w:numPr>
+        <w:spacing w:after="160"/>
+      </w:pPr>
+      <w:r>
+        <w:t xml:space="preserve">Analyse de </w:t>
+      </w:r>
+      <w:proofErr w:type="spellStart"/>
+      <w:r>
+        <w:t>centralité</w:t>
+      </w:r>
+      <w:proofErr w:type="spellEnd"/>
+      <w:r>
+        <w:t xml:space="preserve"> des </w:t>
+      </w:r>
+      <w:proofErr w:type="spellStart"/>
+      <w:r>
+        <w:t>sommets</w:t>
+      </w:r>
+      <w:proofErr w:type="spellEnd"/>
     </w:p>
     <w:p>
       <w:pPr>
@@ -9477,8 +11499,8 @@
       </w:r>
     </w:p>
     <w:sectPr>
-      <w:headerReference w:type="default" r:id="rId17"/>
-      <w:footerReference w:type="default" r:id="rId18"/>
+      <w:headerReference w:type="default" r:id="rId19"/>
+      <w:footerReference w:type="default" r:id="rId20"/>
       <w:pgSz w:w="11906" w:h="16838"/>
       <w:pgMar w:top="1440" w:right="1260" w:bottom="1440" w:left="1260" w:header="708" w:footer="708" w:gutter="0"/>
       <w:cols w:space="720"/>
@@ -9603,6 +11625,1162 @@
 <file path=word/numbering.xml><?xml version="1.0" encoding="utf-8"?>
 <w:numbering xmlns:wpc="http://schemas.microsoft.com/office/word/2010/wordprocessingCanvas" xmlns:cx="http://schemas.microsoft.com/office/drawing/2014/chartex" xmlns:cx1="http://schemas.microsoft.com/office/drawing/2015/9/8/chartex" xmlns:cx2="http://schemas.microsoft.com/office/drawing/2015/10/21/chartex" xmlns:cx3="http://schemas.microsoft.com/office/drawing/2016/5/9/chartex" xmlns:cx4="http://schemas.microsoft.com/office/drawing/2016/5/10/chartex" xmlns:cx5="http://schemas.microsoft.com/office/drawing/2016/5/11/chartex" xmlns:cx6="http://schemas.microsoft.com/office/drawing/2016/5/12/chartex" xmlns:cx7="http://schemas.microsoft.com/office/drawing/2016/5/13/chartex" xmlns:cx8="http://schemas.microsoft.com/office/drawing/2016/5/14/chartex" xmlns:mc="http://schemas.openxmlformats.org/markup-compatibility/2006" xmlns:aink="http://schemas.microsoft.com/office/drawing/2016/ink" xmlns:am3d="http://schemas.microsoft.com/office/drawing/2017/model3d" xmlns:o="urn:schemas-microsoft-com:office:office" xmlns:oel="http://schemas.microsoft.com/office/2019/extlst" xmlns:r="http://schemas.openxmlformats.org/officeDocument/2006/relationships" xmlns:m="http://schemas.openxmlformats.org/officeDocument/2006/math" xmlns:v="urn:schemas-microsoft-com:vml" xmlns:wp14="http://schemas.microsoft.com/office/word/2010/wordprocessingDrawing" xmlns:wp="http://schemas.openxmlformats.org/drawingml/2006/wordprocessingDrawing" xmlns:w10="urn:schemas-microsoft-com:office:word" xmlns:w="http://schemas.openxmlformats.org/wordprocessingml/2006/main" xmlns:w14="http://schemas.microsoft.com/office/word/2010/wordml" xmlns:w15="http://schemas.microsoft.com/office/word/2012/wordml" xmlns:w16cex="http://schemas.microsoft.com/office/word/2018/wordml/cex" xmlns:w16cid="http://schemas.microsoft.com/office/word/2016/wordml/cid" xmlns:w16="http://schemas.microsoft.com/office/word/2018/wordml" xmlns:w16du="http://schemas.microsoft.com/office/word/2023/wordml/word16du" xmlns:w16sdtdh="http://schemas.microsoft.com/office/word/2020/wordml/sdtdatahash" xmlns:w16sdtfl="http://schemas.microsoft.com/office/word/2024/wordml/sdtformatlock" xmlns:w16se="http://schemas.microsoft.com/office/word/2015/wordml/symex" xmlns:wpg="http://schemas.microsoft.com/office/word/2010/wordprocessingGroup" xmlns:wpi="http://schemas.microsoft.com/office/word/2010/wordprocessingInk" xmlns:wne="http://schemas.microsoft.com/office/word/2006/wordml" xmlns:wps="http://schemas.microsoft.com/office/word/2010/wordprocessingShape" mc:Ignorable="w14 w15 w16se w16cid w16 w16cex w16sdtdh w16sdtfl w16du wp14">
   <w:abstractNum w:abstractNumId="0" w15:restartNumberingAfterBreak="0">
+    <w:nsid w:val="07A85FBE"/>
+    <w:multiLevelType w:val="multilevel"/>
+    <w:tmpl w:val="7AF2F6EC"/>
+    <w:lvl w:ilvl="0">
+      <w:start w:val="1"/>
+      <w:numFmt w:val="bullet"/>
+      <w:lvlText w:val=""/>
+      <w:lvlJc w:val="left"/>
+      <w:pPr>
+        <w:tabs>
+          <w:tab w:val="num" w:pos="720"/>
+        </w:tabs>
+        <w:ind w:left="720" w:hanging="360"/>
+      </w:pPr>
+      <w:rPr>
+        <w:rFonts w:ascii="Symbol" w:hAnsi="Symbol" w:hint="default"/>
+        <w:sz w:val="20"/>
+      </w:rPr>
+    </w:lvl>
+    <w:lvl w:ilvl="1" w:tentative="1">
+      <w:start w:val="1"/>
+      <w:numFmt w:val="bullet"/>
+      <w:lvlText w:val="o"/>
+      <w:lvlJc w:val="left"/>
+      <w:pPr>
+        <w:tabs>
+          <w:tab w:val="num" w:pos="1440"/>
+        </w:tabs>
+        <w:ind w:left="1440" w:hanging="360"/>
+      </w:pPr>
+      <w:rPr>
+        <w:rFonts w:ascii="Courier New" w:hAnsi="Courier New" w:hint="default"/>
+        <w:sz w:val="20"/>
+      </w:rPr>
+    </w:lvl>
+    <w:lvl w:ilvl="2" w:tentative="1">
+      <w:start w:val="1"/>
+      <w:numFmt w:val="bullet"/>
+      <w:lvlText w:val=""/>
+      <w:lvlJc w:val="left"/>
+      <w:pPr>
+        <w:tabs>
+          <w:tab w:val="num" w:pos="2160"/>
+        </w:tabs>
+        <w:ind w:left="2160" w:hanging="360"/>
+      </w:pPr>
+      <w:rPr>
+        <w:rFonts w:ascii="Wingdings" w:hAnsi="Wingdings" w:hint="default"/>
+        <w:sz w:val="20"/>
+      </w:rPr>
+    </w:lvl>
+    <w:lvl w:ilvl="3" w:tentative="1">
+      <w:start w:val="1"/>
+      <w:numFmt w:val="bullet"/>
+      <w:lvlText w:val=""/>
+      <w:lvlJc w:val="left"/>
+      <w:pPr>
+        <w:tabs>
+          <w:tab w:val="num" w:pos="2880"/>
+        </w:tabs>
+        <w:ind w:left="2880" w:hanging="360"/>
+      </w:pPr>
+      <w:rPr>
+        <w:rFonts w:ascii="Wingdings" w:hAnsi="Wingdings" w:hint="default"/>
+        <w:sz w:val="20"/>
+      </w:rPr>
+    </w:lvl>
+    <w:lvl w:ilvl="4" w:tentative="1">
+      <w:start w:val="1"/>
+      <w:numFmt w:val="bullet"/>
+      <w:lvlText w:val=""/>
+      <w:lvlJc w:val="left"/>
+      <w:pPr>
+        <w:tabs>
+          <w:tab w:val="num" w:pos="3600"/>
+        </w:tabs>
+        <w:ind w:left="3600" w:hanging="360"/>
+      </w:pPr>
+      <w:rPr>
+        <w:rFonts w:ascii="Wingdings" w:hAnsi="Wingdings" w:hint="default"/>
+        <w:sz w:val="20"/>
+      </w:rPr>
+    </w:lvl>
+    <w:lvl w:ilvl="5" w:tentative="1">
+      <w:start w:val="1"/>
+      <w:numFmt w:val="bullet"/>
+      <w:lvlText w:val=""/>
+      <w:lvlJc w:val="left"/>
+      <w:pPr>
+        <w:tabs>
+          <w:tab w:val="num" w:pos="4320"/>
+        </w:tabs>
+        <w:ind w:left="4320" w:hanging="360"/>
+      </w:pPr>
+      <w:rPr>
+        <w:rFonts w:ascii="Wingdings" w:hAnsi="Wingdings" w:hint="default"/>
+        <w:sz w:val="20"/>
+      </w:rPr>
+    </w:lvl>
+    <w:lvl w:ilvl="6" w:tentative="1">
+      <w:start w:val="1"/>
+      <w:numFmt w:val="bullet"/>
+      <w:lvlText w:val=""/>
+      <w:lvlJc w:val="left"/>
+      <w:pPr>
+        <w:tabs>
+          <w:tab w:val="num" w:pos="5040"/>
+        </w:tabs>
+        <w:ind w:left="5040" w:hanging="360"/>
+      </w:pPr>
+      <w:rPr>
+        <w:rFonts w:ascii="Wingdings" w:hAnsi="Wingdings" w:hint="default"/>
+        <w:sz w:val="20"/>
+      </w:rPr>
+    </w:lvl>
+    <w:lvl w:ilvl="7" w:tentative="1">
+      <w:start w:val="1"/>
+      <w:numFmt w:val="bullet"/>
+      <w:lvlText w:val=""/>
+      <w:lvlJc w:val="left"/>
+      <w:pPr>
+        <w:tabs>
+          <w:tab w:val="num" w:pos="5760"/>
+        </w:tabs>
+        <w:ind w:left="5760" w:hanging="360"/>
+      </w:pPr>
+      <w:rPr>
+        <w:rFonts w:ascii="Wingdings" w:hAnsi="Wingdings" w:hint="default"/>
+        <w:sz w:val="20"/>
+      </w:rPr>
+    </w:lvl>
+    <w:lvl w:ilvl="8" w:tentative="1">
+      <w:start w:val="1"/>
+      <w:numFmt w:val="bullet"/>
+      <w:lvlText w:val=""/>
+      <w:lvlJc w:val="left"/>
+      <w:pPr>
+        <w:tabs>
+          <w:tab w:val="num" w:pos="6480"/>
+        </w:tabs>
+        <w:ind w:left="6480" w:hanging="360"/>
+      </w:pPr>
+      <w:rPr>
+        <w:rFonts w:ascii="Wingdings" w:hAnsi="Wingdings" w:hint="default"/>
+        <w:sz w:val="20"/>
+      </w:rPr>
+    </w:lvl>
+  </w:abstractNum>
+  <w:abstractNum w:abstractNumId="1" w15:restartNumberingAfterBreak="0">
+    <w:nsid w:val="20353FAF"/>
+    <w:multiLevelType w:val="multilevel"/>
+    <w:tmpl w:val="A17CA3D2"/>
+    <w:lvl w:ilvl="0">
+      <w:start w:val="1"/>
+      <w:numFmt w:val="bullet"/>
+      <w:lvlText w:val=""/>
+      <w:lvlJc w:val="left"/>
+      <w:pPr>
+        <w:tabs>
+          <w:tab w:val="num" w:pos="720"/>
+        </w:tabs>
+        <w:ind w:left="720" w:hanging="360"/>
+      </w:pPr>
+      <w:rPr>
+        <w:rFonts w:ascii="Symbol" w:hAnsi="Symbol" w:hint="default"/>
+        <w:sz w:val="20"/>
+      </w:rPr>
+    </w:lvl>
+    <w:lvl w:ilvl="1" w:tentative="1">
+      <w:start w:val="1"/>
+      <w:numFmt w:val="bullet"/>
+      <w:lvlText w:val="o"/>
+      <w:lvlJc w:val="left"/>
+      <w:pPr>
+        <w:tabs>
+          <w:tab w:val="num" w:pos="1440"/>
+        </w:tabs>
+        <w:ind w:left="1440" w:hanging="360"/>
+      </w:pPr>
+      <w:rPr>
+        <w:rFonts w:ascii="Courier New" w:hAnsi="Courier New" w:hint="default"/>
+        <w:sz w:val="20"/>
+      </w:rPr>
+    </w:lvl>
+    <w:lvl w:ilvl="2" w:tentative="1">
+      <w:start w:val="1"/>
+      <w:numFmt w:val="bullet"/>
+      <w:lvlText w:val=""/>
+      <w:lvlJc w:val="left"/>
+      <w:pPr>
+        <w:tabs>
+          <w:tab w:val="num" w:pos="2160"/>
+        </w:tabs>
+        <w:ind w:left="2160" w:hanging="360"/>
+      </w:pPr>
+      <w:rPr>
+        <w:rFonts w:ascii="Wingdings" w:hAnsi="Wingdings" w:hint="default"/>
+        <w:sz w:val="20"/>
+      </w:rPr>
+    </w:lvl>
+    <w:lvl w:ilvl="3" w:tentative="1">
+      <w:start w:val="1"/>
+      <w:numFmt w:val="bullet"/>
+      <w:lvlText w:val=""/>
+      <w:lvlJc w:val="left"/>
+      <w:pPr>
+        <w:tabs>
+          <w:tab w:val="num" w:pos="2880"/>
+        </w:tabs>
+        <w:ind w:left="2880" w:hanging="360"/>
+      </w:pPr>
+      <w:rPr>
+        <w:rFonts w:ascii="Wingdings" w:hAnsi="Wingdings" w:hint="default"/>
+        <w:sz w:val="20"/>
+      </w:rPr>
+    </w:lvl>
+    <w:lvl w:ilvl="4" w:tentative="1">
+      <w:start w:val="1"/>
+      <w:numFmt w:val="bullet"/>
+      <w:lvlText w:val=""/>
+      <w:lvlJc w:val="left"/>
+      <w:pPr>
+        <w:tabs>
+          <w:tab w:val="num" w:pos="3600"/>
+        </w:tabs>
+        <w:ind w:left="3600" w:hanging="360"/>
+      </w:pPr>
+      <w:rPr>
+        <w:rFonts w:ascii="Wingdings" w:hAnsi="Wingdings" w:hint="default"/>
+        <w:sz w:val="20"/>
+      </w:rPr>
+    </w:lvl>
+    <w:lvl w:ilvl="5" w:tentative="1">
+      <w:start w:val="1"/>
+      <w:numFmt w:val="bullet"/>
+      <w:lvlText w:val=""/>
+      <w:lvlJc w:val="left"/>
+      <w:pPr>
+        <w:tabs>
+          <w:tab w:val="num" w:pos="4320"/>
+        </w:tabs>
+        <w:ind w:left="4320" w:hanging="360"/>
+      </w:pPr>
+      <w:rPr>
+        <w:rFonts w:ascii="Wingdings" w:hAnsi="Wingdings" w:hint="default"/>
+        <w:sz w:val="20"/>
+      </w:rPr>
+    </w:lvl>
+    <w:lvl w:ilvl="6" w:tentative="1">
+      <w:start w:val="1"/>
+      <w:numFmt w:val="bullet"/>
+      <w:lvlText w:val=""/>
+      <w:lvlJc w:val="left"/>
+      <w:pPr>
+        <w:tabs>
+          <w:tab w:val="num" w:pos="5040"/>
+        </w:tabs>
+        <w:ind w:left="5040" w:hanging="360"/>
+      </w:pPr>
+      <w:rPr>
+        <w:rFonts w:ascii="Wingdings" w:hAnsi="Wingdings" w:hint="default"/>
+        <w:sz w:val="20"/>
+      </w:rPr>
+    </w:lvl>
+    <w:lvl w:ilvl="7" w:tentative="1">
+      <w:start w:val="1"/>
+      <w:numFmt w:val="bullet"/>
+      <w:lvlText w:val=""/>
+      <w:lvlJc w:val="left"/>
+      <w:pPr>
+        <w:tabs>
+          <w:tab w:val="num" w:pos="5760"/>
+        </w:tabs>
+        <w:ind w:left="5760" w:hanging="360"/>
+      </w:pPr>
+      <w:rPr>
+        <w:rFonts w:ascii="Wingdings" w:hAnsi="Wingdings" w:hint="default"/>
+        <w:sz w:val="20"/>
+      </w:rPr>
+    </w:lvl>
+    <w:lvl w:ilvl="8" w:tentative="1">
+      <w:start w:val="1"/>
+      <w:numFmt w:val="bullet"/>
+      <w:lvlText w:val=""/>
+      <w:lvlJc w:val="left"/>
+      <w:pPr>
+        <w:tabs>
+          <w:tab w:val="num" w:pos="6480"/>
+        </w:tabs>
+        <w:ind w:left="6480" w:hanging="360"/>
+      </w:pPr>
+      <w:rPr>
+        <w:rFonts w:ascii="Wingdings" w:hAnsi="Wingdings" w:hint="default"/>
+        <w:sz w:val="20"/>
+      </w:rPr>
+    </w:lvl>
+  </w:abstractNum>
+  <w:abstractNum w:abstractNumId="2" w15:restartNumberingAfterBreak="0">
+    <w:nsid w:val="23343380"/>
+    <w:multiLevelType w:val="multilevel"/>
+    <w:tmpl w:val="D2AC89B0"/>
+    <w:lvl w:ilvl="0">
+      <w:start w:val="1"/>
+      <w:numFmt w:val="bullet"/>
+      <w:lvlText w:val=""/>
+      <w:lvlJc w:val="left"/>
+      <w:pPr>
+        <w:tabs>
+          <w:tab w:val="num" w:pos="720"/>
+        </w:tabs>
+        <w:ind w:left="720" w:hanging="360"/>
+      </w:pPr>
+      <w:rPr>
+        <w:rFonts w:ascii="Symbol" w:hAnsi="Symbol" w:hint="default"/>
+        <w:sz w:val="20"/>
+      </w:rPr>
+    </w:lvl>
+    <w:lvl w:ilvl="1">
+      <w:start w:val="1"/>
+      <w:numFmt w:val="bullet"/>
+      <w:lvlText w:val="o"/>
+      <w:lvlJc w:val="left"/>
+      <w:pPr>
+        <w:tabs>
+          <w:tab w:val="num" w:pos="1440"/>
+        </w:tabs>
+        <w:ind w:left="1440" w:hanging="360"/>
+      </w:pPr>
+      <w:rPr>
+        <w:rFonts w:ascii="Courier New" w:hAnsi="Courier New" w:hint="default"/>
+        <w:sz w:val="20"/>
+      </w:rPr>
+    </w:lvl>
+    <w:lvl w:ilvl="2" w:tentative="1">
+      <w:start w:val="1"/>
+      <w:numFmt w:val="bullet"/>
+      <w:lvlText w:val=""/>
+      <w:lvlJc w:val="left"/>
+      <w:pPr>
+        <w:tabs>
+          <w:tab w:val="num" w:pos="2160"/>
+        </w:tabs>
+        <w:ind w:left="2160" w:hanging="360"/>
+      </w:pPr>
+      <w:rPr>
+        <w:rFonts w:ascii="Wingdings" w:hAnsi="Wingdings" w:hint="default"/>
+        <w:sz w:val="20"/>
+      </w:rPr>
+    </w:lvl>
+    <w:lvl w:ilvl="3" w:tentative="1">
+      <w:start w:val="1"/>
+      <w:numFmt w:val="bullet"/>
+      <w:lvlText w:val=""/>
+      <w:lvlJc w:val="left"/>
+      <w:pPr>
+        <w:tabs>
+          <w:tab w:val="num" w:pos="2880"/>
+        </w:tabs>
+        <w:ind w:left="2880" w:hanging="360"/>
+      </w:pPr>
+      <w:rPr>
+        <w:rFonts w:ascii="Wingdings" w:hAnsi="Wingdings" w:hint="default"/>
+        <w:sz w:val="20"/>
+      </w:rPr>
+    </w:lvl>
+    <w:lvl w:ilvl="4" w:tentative="1">
+      <w:start w:val="1"/>
+      <w:numFmt w:val="bullet"/>
+      <w:lvlText w:val=""/>
+      <w:lvlJc w:val="left"/>
+      <w:pPr>
+        <w:tabs>
+          <w:tab w:val="num" w:pos="3600"/>
+        </w:tabs>
+        <w:ind w:left="3600" w:hanging="360"/>
+      </w:pPr>
+      <w:rPr>
+        <w:rFonts w:ascii="Wingdings" w:hAnsi="Wingdings" w:hint="default"/>
+        <w:sz w:val="20"/>
+      </w:rPr>
+    </w:lvl>
+    <w:lvl w:ilvl="5" w:tentative="1">
+      <w:start w:val="1"/>
+      <w:numFmt w:val="bullet"/>
+      <w:lvlText w:val=""/>
+      <w:lvlJc w:val="left"/>
+      <w:pPr>
+        <w:tabs>
+          <w:tab w:val="num" w:pos="4320"/>
+        </w:tabs>
+        <w:ind w:left="4320" w:hanging="360"/>
+      </w:pPr>
+      <w:rPr>
+        <w:rFonts w:ascii="Wingdings" w:hAnsi="Wingdings" w:hint="default"/>
+        <w:sz w:val="20"/>
+      </w:rPr>
+    </w:lvl>
+    <w:lvl w:ilvl="6" w:tentative="1">
+      <w:start w:val="1"/>
+      <w:numFmt w:val="bullet"/>
+      <w:lvlText w:val=""/>
+      <w:lvlJc w:val="left"/>
+      <w:pPr>
+        <w:tabs>
+          <w:tab w:val="num" w:pos="5040"/>
+        </w:tabs>
+        <w:ind w:left="5040" w:hanging="360"/>
+      </w:pPr>
+      <w:rPr>
+        <w:rFonts w:ascii="Wingdings" w:hAnsi="Wingdings" w:hint="default"/>
+        <w:sz w:val="20"/>
+      </w:rPr>
+    </w:lvl>
+    <w:lvl w:ilvl="7" w:tentative="1">
+      <w:start w:val="1"/>
+      <w:numFmt w:val="bullet"/>
+      <w:lvlText w:val=""/>
+      <w:lvlJc w:val="left"/>
+      <w:pPr>
+        <w:tabs>
+          <w:tab w:val="num" w:pos="5760"/>
+        </w:tabs>
+        <w:ind w:left="5760" w:hanging="360"/>
+      </w:pPr>
+      <w:rPr>
+        <w:rFonts w:ascii="Wingdings" w:hAnsi="Wingdings" w:hint="default"/>
+        <w:sz w:val="20"/>
+      </w:rPr>
+    </w:lvl>
+    <w:lvl w:ilvl="8" w:tentative="1">
+      <w:start w:val="1"/>
+      <w:numFmt w:val="bullet"/>
+      <w:lvlText w:val=""/>
+      <w:lvlJc w:val="left"/>
+      <w:pPr>
+        <w:tabs>
+          <w:tab w:val="num" w:pos="6480"/>
+        </w:tabs>
+        <w:ind w:left="6480" w:hanging="360"/>
+      </w:pPr>
+      <w:rPr>
+        <w:rFonts w:ascii="Wingdings" w:hAnsi="Wingdings" w:hint="default"/>
+        <w:sz w:val="20"/>
+      </w:rPr>
+    </w:lvl>
+  </w:abstractNum>
+  <w:abstractNum w:abstractNumId="3" w15:restartNumberingAfterBreak="0">
+    <w:nsid w:val="298E5B07"/>
+    <w:multiLevelType w:val="multilevel"/>
+    <w:tmpl w:val="CA2A2ABE"/>
+    <w:lvl w:ilvl="0">
+      <w:start w:val="1"/>
+      <w:numFmt w:val="bullet"/>
+      <w:lvlText w:val=""/>
+      <w:lvlJc w:val="left"/>
+      <w:pPr>
+        <w:tabs>
+          <w:tab w:val="num" w:pos="720"/>
+        </w:tabs>
+        <w:ind w:left="720" w:hanging="360"/>
+      </w:pPr>
+      <w:rPr>
+        <w:rFonts w:ascii="Symbol" w:hAnsi="Symbol" w:hint="default"/>
+        <w:sz w:val="20"/>
+      </w:rPr>
+    </w:lvl>
+    <w:lvl w:ilvl="1" w:tentative="1">
+      <w:start w:val="1"/>
+      <w:numFmt w:val="bullet"/>
+      <w:lvlText w:val="o"/>
+      <w:lvlJc w:val="left"/>
+      <w:pPr>
+        <w:tabs>
+          <w:tab w:val="num" w:pos="1440"/>
+        </w:tabs>
+        <w:ind w:left="1440" w:hanging="360"/>
+      </w:pPr>
+      <w:rPr>
+        <w:rFonts w:ascii="Courier New" w:hAnsi="Courier New" w:hint="default"/>
+        <w:sz w:val="20"/>
+      </w:rPr>
+    </w:lvl>
+    <w:lvl w:ilvl="2" w:tentative="1">
+      <w:start w:val="1"/>
+      <w:numFmt w:val="bullet"/>
+      <w:lvlText w:val=""/>
+      <w:lvlJc w:val="left"/>
+      <w:pPr>
+        <w:tabs>
+          <w:tab w:val="num" w:pos="2160"/>
+        </w:tabs>
+        <w:ind w:left="2160" w:hanging="360"/>
+      </w:pPr>
+      <w:rPr>
+        <w:rFonts w:ascii="Wingdings" w:hAnsi="Wingdings" w:hint="default"/>
+        <w:sz w:val="20"/>
+      </w:rPr>
+    </w:lvl>
+    <w:lvl w:ilvl="3" w:tentative="1">
+      <w:start w:val="1"/>
+      <w:numFmt w:val="bullet"/>
+      <w:lvlText w:val=""/>
+      <w:lvlJc w:val="left"/>
+      <w:pPr>
+        <w:tabs>
+          <w:tab w:val="num" w:pos="2880"/>
+        </w:tabs>
+        <w:ind w:left="2880" w:hanging="360"/>
+      </w:pPr>
+      <w:rPr>
+        <w:rFonts w:ascii="Wingdings" w:hAnsi="Wingdings" w:hint="default"/>
+        <w:sz w:val="20"/>
+      </w:rPr>
+    </w:lvl>
+    <w:lvl w:ilvl="4" w:tentative="1">
+      <w:start w:val="1"/>
+      <w:numFmt w:val="bullet"/>
+      <w:lvlText w:val=""/>
+      <w:lvlJc w:val="left"/>
+      <w:pPr>
+        <w:tabs>
+          <w:tab w:val="num" w:pos="3600"/>
+        </w:tabs>
+        <w:ind w:left="3600" w:hanging="360"/>
+      </w:pPr>
+      <w:rPr>
+        <w:rFonts w:ascii="Wingdings" w:hAnsi="Wingdings" w:hint="default"/>
+        <w:sz w:val="20"/>
+      </w:rPr>
+    </w:lvl>
+    <w:lvl w:ilvl="5" w:tentative="1">
+      <w:start w:val="1"/>
+      <w:numFmt w:val="bullet"/>
+      <w:lvlText w:val=""/>
+      <w:lvlJc w:val="left"/>
+      <w:pPr>
+        <w:tabs>
+          <w:tab w:val="num" w:pos="4320"/>
+        </w:tabs>
+        <w:ind w:left="4320" w:hanging="360"/>
+      </w:pPr>
+      <w:rPr>
+        <w:rFonts w:ascii="Wingdings" w:hAnsi="Wingdings" w:hint="default"/>
+        <w:sz w:val="20"/>
+      </w:rPr>
+    </w:lvl>
+    <w:lvl w:ilvl="6" w:tentative="1">
+      <w:start w:val="1"/>
+      <w:numFmt w:val="bullet"/>
+      <w:lvlText w:val=""/>
+      <w:lvlJc w:val="left"/>
+      <w:pPr>
+        <w:tabs>
+          <w:tab w:val="num" w:pos="5040"/>
+        </w:tabs>
+        <w:ind w:left="5040" w:hanging="360"/>
+      </w:pPr>
+      <w:rPr>
+        <w:rFonts w:ascii="Wingdings" w:hAnsi="Wingdings" w:hint="default"/>
+        <w:sz w:val="20"/>
+      </w:rPr>
+    </w:lvl>
+    <w:lvl w:ilvl="7" w:tentative="1">
+      <w:start w:val="1"/>
+      <w:numFmt w:val="bullet"/>
+      <w:lvlText w:val=""/>
+      <w:lvlJc w:val="left"/>
+      <w:pPr>
+        <w:tabs>
+          <w:tab w:val="num" w:pos="5760"/>
+        </w:tabs>
+        <w:ind w:left="5760" w:hanging="360"/>
+      </w:pPr>
+      <w:rPr>
+        <w:rFonts w:ascii="Wingdings" w:hAnsi="Wingdings" w:hint="default"/>
+        <w:sz w:val="20"/>
+      </w:rPr>
+    </w:lvl>
+    <w:lvl w:ilvl="8" w:tentative="1">
+      <w:start w:val="1"/>
+      <w:numFmt w:val="bullet"/>
+      <w:lvlText w:val=""/>
+      <w:lvlJc w:val="left"/>
+      <w:pPr>
+        <w:tabs>
+          <w:tab w:val="num" w:pos="6480"/>
+        </w:tabs>
+        <w:ind w:left="6480" w:hanging="360"/>
+      </w:pPr>
+      <w:rPr>
+        <w:rFonts w:ascii="Wingdings" w:hAnsi="Wingdings" w:hint="default"/>
+        <w:sz w:val="20"/>
+      </w:rPr>
+    </w:lvl>
+  </w:abstractNum>
+  <w:abstractNum w:abstractNumId="4" w15:restartNumberingAfterBreak="0">
+    <w:nsid w:val="32BF01D9"/>
+    <w:multiLevelType w:val="hybridMultilevel"/>
+    <w:tmpl w:val="3F923580"/>
+    <w:lvl w:ilvl="0" w:tplc="08090001">
+      <w:start w:val="1"/>
+      <w:numFmt w:val="bullet"/>
+      <w:lvlText w:val=""/>
+      <w:lvlJc w:val="left"/>
+      <w:pPr>
+        <w:ind w:left="720" w:hanging="360"/>
+      </w:pPr>
+      <w:rPr>
+        <w:rFonts w:ascii="Symbol" w:hAnsi="Symbol" w:hint="default"/>
+      </w:rPr>
+    </w:lvl>
+    <w:lvl w:ilvl="1" w:tplc="08090003" w:tentative="1">
+      <w:start w:val="1"/>
+      <w:numFmt w:val="bullet"/>
+      <w:lvlText w:val="o"/>
+      <w:lvlJc w:val="left"/>
+      <w:pPr>
+        <w:ind w:left="1440" w:hanging="360"/>
+      </w:pPr>
+      <w:rPr>
+        <w:rFonts w:ascii="Courier New" w:hAnsi="Courier New" w:cs="Courier New" w:hint="default"/>
+      </w:rPr>
+    </w:lvl>
+    <w:lvl w:ilvl="2" w:tplc="08090005" w:tentative="1">
+      <w:start w:val="1"/>
+      <w:numFmt w:val="bullet"/>
+      <w:lvlText w:val=""/>
+      <w:lvlJc w:val="left"/>
+      <w:pPr>
+        <w:ind w:left="2160" w:hanging="360"/>
+      </w:pPr>
+      <w:rPr>
+        <w:rFonts w:ascii="Wingdings" w:hAnsi="Wingdings" w:hint="default"/>
+      </w:rPr>
+    </w:lvl>
+    <w:lvl w:ilvl="3" w:tplc="08090001" w:tentative="1">
+      <w:start w:val="1"/>
+      <w:numFmt w:val="bullet"/>
+      <w:lvlText w:val=""/>
+      <w:lvlJc w:val="left"/>
+      <w:pPr>
+        <w:ind w:left="2880" w:hanging="360"/>
+      </w:pPr>
+      <w:rPr>
+        <w:rFonts w:ascii="Symbol" w:hAnsi="Symbol" w:hint="default"/>
+      </w:rPr>
+    </w:lvl>
+    <w:lvl w:ilvl="4" w:tplc="08090003" w:tentative="1">
+      <w:start w:val="1"/>
+      <w:numFmt w:val="bullet"/>
+      <w:lvlText w:val="o"/>
+      <w:lvlJc w:val="left"/>
+      <w:pPr>
+        <w:ind w:left="3600" w:hanging="360"/>
+      </w:pPr>
+      <w:rPr>
+        <w:rFonts w:ascii="Courier New" w:hAnsi="Courier New" w:cs="Courier New" w:hint="default"/>
+      </w:rPr>
+    </w:lvl>
+    <w:lvl w:ilvl="5" w:tplc="08090005" w:tentative="1">
+      <w:start w:val="1"/>
+      <w:numFmt w:val="bullet"/>
+      <w:lvlText w:val=""/>
+      <w:lvlJc w:val="left"/>
+      <w:pPr>
+        <w:ind w:left="4320" w:hanging="360"/>
+      </w:pPr>
+      <w:rPr>
+        <w:rFonts w:ascii="Wingdings" w:hAnsi="Wingdings" w:hint="default"/>
+      </w:rPr>
+    </w:lvl>
+    <w:lvl w:ilvl="6" w:tplc="08090001" w:tentative="1">
+      <w:start w:val="1"/>
+      <w:numFmt w:val="bullet"/>
+      <w:lvlText w:val=""/>
+      <w:lvlJc w:val="left"/>
+      <w:pPr>
+        <w:ind w:left="5040" w:hanging="360"/>
+      </w:pPr>
+      <w:rPr>
+        <w:rFonts w:ascii="Symbol" w:hAnsi="Symbol" w:hint="default"/>
+      </w:rPr>
+    </w:lvl>
+    <w:lvl w:ilvl="7" w:tplc="08090003" w:tentative="1">
+      <w:start w:val="1"/>
+      <w:numFmt w:val="bullet"/>
+      <w:lvlText w:val="o"/>
+      <w:lvlJc w:val="left"/>
+      <w:pPr>
+        <w:ind w:left="5760" w:hanging="360"/>
+      </w:pPr>
+      <w:rPr>
+        <w:rFonts w:ascii="Courier New" w:hAnsi="Courier New" w:cs="Courier New" w:hint="default"/>
+      </w:rPr>
+    </w:lvl>
+    <w:lvl w:ilvl="8" w:tplc="08090005" w:tentative="1">
+      <w:start w:val="1"/>
+      <w:numFmt w:val="bullet"/>
+      <w:lvlText w:val=""/>
+      <w:lvlJc w:val="left"/>
+      <w:pPr>
+        <w:ind w:left="6480" w:hanging="360"/>
+      </w:pPr>
+      <w:rPr>
+        <w:rFonts w:ascii="Wingdings" w:hAnsi="Wingdings" w:hint="default"/>
+      </w:rPr>
+    </w:lvl>
+  </w:abstractNum>
+  <w:abstractNum w:abstractNumId="5" w15:restartNumberingAfterBreak="0">
+    <w:nsid w:val="3FF71721"/>
+    <w:multiLevelType w:val="multilevel"/>
+    <w:tmpl w:val="2334EC0A"/>
+    <w:lvl w:ilvl="0">
+      <w:start w:val="1"/>
+      <w:numFmt w:val="bullet"/>
+      <w:lvlText w:val=""/>
+      <w:lvlJc w:val="left"/>
+      <w:pPr>
+        <w:tabs>
+          <w:tab w:val="num" w:pos="720"/>
+        </w:tabs>
+        <w:ind w:left="720" w:hanging="360"/>
+      </w:pPr>
+      <w:rPr>
+        <w:rFonts w:ascii="Symbol" w:hAnsi="Symbol" w:hint="default"/>
+        <w:sz w:val="20"/>
+      </w:rPr>
+    </w:lvl>
+    <w:lvl w:ilvl="1" w:tentative="1">
+      <w:start w:val="1"/>
+      <w:numFmt w:val="bullet"/>
+      <w:lvlText w:val="o"/>
+      <w:lvlJc w:val="left"/>
+      <w:pPr>
+        <w:tabs>
+          <w:tab w:val="num" w:pos="1440"/>
+        </w:tabs>
+        <w:ind w:left="1440" w:hanging="360"/>
+      </w:pPr>
+      <w:rPr>
+        <w:rFonts w:ascii="Courier New" w:hAnsi="Courier New" w:hint="default"/>
+        <w:sz w:val="20"/>
+      </w:rPr>
+    </w:lvl>
+    <w:lvl w:ilvl="2" w:tentative="1">
+      <w:start w:val="1"/>
+      <w:numFmt w:val="bullet"/>
+      <w:lvlText w:val=""/>
+      <w:lvlJc w:val="left"/>
+      <w:pPr>
+        <w:tabs>
+          <w:tab w:val="num" w:pos="2160"/>
+        </w:tabs>
+        <w:ind w:left="2160" w:hanging="360"/>
+      </w:pPr>
+      <w:rPr>
+        <w:rFonts w:ascii="Wingdings" w:hAnsi="Wingdings" w:hint="default"/>
+        <w:sz w:val="20"/>
+      </w:rPr>
+    </w:lvl>
+    <w:lvl w:ilvl="3" w:tentative="1">
+      <w:start w:val="1"/>
+      <w:numFmt w:val="bullet"/>
+      <w:lvlText w:val=""/>
+      <w:lvlJc w:val="left"/>
+      <w:pPr>
+        <w:tabs>
+          <w:tab w:val="num" w:pos="2880"/>
+        </w:tabs>
+        <w:ind w:left="2880" w:hanging="360"/>
+      </w:pPr>
+      <w:rPr>
+        <w:rFonts w:ascii="Wingdings" w:hAnsi="Wingdings" w:hint="default"/>
+        <w:sz w:val="20"/>
+      </w:rPr>
+    </w:lvl>
+    <w:lvl w:ilvl="4" w:tentative="1">
+      <w:start w:val="1"/>
+      <w:numFmt w:val="bullet"/>
+      <w:lvlText w:val=""/>
+      <w:lvlJc w:val="left"/>
+      <w:pPr>
+        <w:tabs>
+          <w:tab w:val="num" w:pos="3600"/>
+        </w:tabs>
+        <w:ind w:left="3600" w:hanging="360"/>
+      </w:pPr>
+      <w:rPr>
+        <w:rFonts w:ascii="Wingdings" w:hAnsi="Wingdings" w:hint="default"/>
+        <w:sz w:val="20"/>
+      </w:rPr>
+    </w:lvl>
+    <w:lvl w:ilvl="5" w:tentative="1">
+      <w:start w:val="1"/>
+      <w:numFmt w:val="bullet"/>
+      <w:lvlText w:val=""/>
+      <w:lvlJc w:val="left"/>
+      <w:pPr>
+        <w:tabs>
+          <w:tab w:val="num" w:pos="4320"/>
+        </w:tabs>
+        <w:ind w:left="4320" w:hanging="360"/>
+      </w:pPr>
+      <w:rPr>
+        <w:rFonts w:ascii="Wingdings" w:hAnsi="Wingdings" w:hint="default"/>
+        <w:sz w:val="20"/>
+      </w:rPr>
+    </w:lvl>
+    <w:lvl w:ilvl="6" w:tentative="1">
+      <w:start w:val="1"/>
+      <w:numFmt w:val="bullet"/>
+      <w:lvlText w:val=""/>
+      <w:lvlJc w:val="left"/>
+      <w:pPr>
+        <w:tabs>
+          <w:tab w:val="num" w:pos="5040"/>
+        </w:tabs>
+        <w:ind w:left="5040" w:hanging="360"/>
+      </w:pPr>
+      <w:rPr>
+        <w:rFonts w:ascii="Wingdings" w:hAnsi="Wingdings" w:hint="default"/>
+        <w:sz w:val="20"/>
+      </w:rPr>
+    </w:lvl>
+    <w:lvl w:ilvl="7" w:tentative="1">
+      <w:start w:val="1"/>
+      <w:numFmt w:val="bullet"/>
+      <w:lvlText w:val=""/>
+      <w:lvlJc w:val="left"/>
+      <w:pPr>
+        <w:tabs>
+          <w:tab w:val="num" w:pos="5760"/>
+        </w:tabs>
+        <w:ind w:left="5760" w:hanging="360"/>
+      </w:pPr>
+      <w:rPr>
+        <w:rFonts w:ascii="Wingdings" w:hAnsi="Wingdings" w:hint="default"/>
+        <w:sz w:val="20"/>
+      </w:rPr>
+    </w:lvl>
+    <w:lvl w:ilvl="8" w:tentative="1">
+      <w:start w:val="1"/>
+      <w:numFmt w:val="bullet"/>
+      <w:lvlText w:val=""/>
+      <w:lvlJc w:val="left"/>
+      <w:pPr>
+        <w:tabs>
+          <w:tab w:val="num" w:pos="6480"/>
+        </w:tabs>
+        <w:ind w:left="6480" w:hanging="360"/>
+      </w:pPr>
+      <w:rPr>
+        <w:rFonts w:ascii="Wingdings" w:hAnsi="Wingdings" w:hint="default"/>
+        <w:sz w:val="20"/>
+      </w:rPr>
+    </w:lvl>
+  </w:abstractNum>
+  <w:abstractNum w:abstractNumId="6" w15:restartNumberingAfterBreak="0">
+    <w:nsid w:val="4363011F"/>
+    <w:multiLevelType w:val="multilevel"/>
+    <w:tmpl w:val="67D4AACE"/>
+    <w:lvl w:ilvl="0">
+      <w:start w:val="1"/>
+      <w:numFmt w:val="bullet"/>
+      <w:lvlText w:val=""/>
+      <w:lvlJc w:val="left"/>
+      <w:pPr>
+        <w:tabs>
+          <w:tab w:val="num" w:pos="720"/>
+        </w:tabs>
+        <w:ind w:left="720" w:hanging="360"/>
+      </w:pPr>
+      <w:rPr>
+        <w:rFonts w:ascii="Symbol" w:hAnsi="Symbol" w:hint="default"/>
+        <w:sz w:val="20"/>
+      </w:rPr>
+    </w:lvl>
+    <w:lvl w:ilvl="1" w:tentative="1">
+      <w:start w:val="1"/>
+      <w:numFmt w:val="bullet"/>
+      <w:lvlText w:val="o"/>
+      <w:lvlJc w:val="left"/>
+      <w:pPr>
+        <w:tabs>
+          <w:tab w:val="num" w:pos="1440"/>
+        </w:tabs>
+        <w:ind w:left="1440" w:hanging="360"/>
+      </w:pPr>
+      <w:rPr>
+        <w:rFonts w:ascii="Courier New" w:hAnsi="Courier New" w:hint="default"/>
+        <w:sz w:val="20"/>
+      </w:rPr>
+    </w:lvl>
+    <w:lvl w:ilvl="2" w:tentative="1">
+      <w:start w:val="1"/>
+      <w:numFmt w:val="bullet"/>
+      <w:lvlText w:val=""/>
+      <w:lvlJc w:val="left"/>
+      <w:pPr>
+        <w:tabs>
+          <w:tab w:val="num" w:pos="2160"/>
+        </w:tabs>
+        <w:ind w:left="2160" w:hanging="360"/>
+      </w:pPr>
+      <w:rPr>
+        <w:rFonts w:ascii="Wingdings" w:hAnsi="Wingdings" w:hint="default"/>
+        <w:sz w:val="20"/>
+      </w:rPr>
+    </w:lvl>
+    <w:lvl w:ilvl="3" w:tentative="1">
+      <w:start w:val="1"/>
+      <w:numFmt w:val="bullet"/>
+      <w:lvlText w:val=""/>
+      <w:lvlJc w:val="left"/>
+      <w:pPr>
+        <w:tabs>
+          <w:tab w:val="num" w:pos="2880"/>
+        </w:tabs>
+        <w:ind w:left="2880" w:hanging="360"/>
+      </w:pPr>
+      <w:rPr>
+        <w:rFonts w:ascii="Wingdings" w:hAnsi="Wingdings" w:hint="default"/>
+        <w:sz w:val="20"/>
+      </w:rPr>
+    </w:lvl>
+    <w:lvl w:ilvl="4" w:tentative="1">
+      <w:start w:val="1"/>
+      <w:numFmt w:val="bullet"/>
+      <w:lvlText w:val=""/>
+      <w:lvlJc w:val="left"/>
+      <w:pPr>
+        <w:tabs>
+          <w:tab w:val="num" w:pos="3600"/>
+        </w:tabs>
+        <w:ind w:left="3600" w:hanging="360"/>
+      </w:pPr>
+      <w:rPr>
+        <w:rFonts w:ascii="Wingdings" w:hAnsi="Wingdings" w:hint="default"/>
+        <w:sz w:val="20"/>
+      </w:rPr>
+    </w:lvl>
+    <w:lvl w:ilvl="5" w:tentative="1">
+      <w:start w:val="1"/>
+      <w:numFmt w:val="bullet"/>
+      <w:lvlText w:val=""/>
+      <w:lvlJc w:val="left"/>
+      <w:pPr>
+        <w:tabs>
+          <w:tab w:val="num" w:pos="4320"/>
+        </w:tabs>
+        <w:ind w:left="4320" w:hanging="360"/>
+      </w:pPr>
+      <w:rPr>
+        <w:rFonts w:ascii="Wingdings" w:hAnsi="Wingdings" w:hint="default"/>
+        <w:sz w:val="20"/>
+      </w:rPr>
+    </w:lvl>
+    <w:lvl w:ilvl="6" w:tentative="1">
+      <w:start w:val="1"/>
+      <w:numFmt w:val="bullet"/>
+      <w:lvlText w:val=""/>
+      <w:lvlJc w:val="left"/>
+      <w:pPr>
+        <w:tabs>
+          <w:tab w:val="num" w:pos="5040"/>
+        </w:tabs>
+        <w:ind w:left="5040" w:hanging="360"/>
+      </w:pPr>
+      <w:rPr>
+        <w:rFonts w:ascii="Wingdings" w:hAnsi="Wingdings" w:hint="default"/>
+        <w:sz w:val="20"/>
+      </w:rPr>
+    </w:lvl>
+    <w:lvl w:ilvl="7" w:tentative="1">
+      <w:start w:val="1"/>
+      <w:numFmt w:val="bullet"/>
+      <w:lvlText w:val=""/>
+      <w:lvlJc w:val="left"/>
+      <w:pPr>
+        <w:tabs>
+          <w:tab w:val="num" w:pos="5760"/>
+        </w:tabs>
+        <w:ind w:left="5760" w:hanging="360"/>
+      </w:pPr>
+      <w:rPr>
+        <w:rFonts w:ascii="Wingdings" w:hAnsi="Wingdings" w:hint="default"/>
+        <w:sz w:val="20"/>
+      </w:rPr>
+    </w:lvl>
+    <w:lvl w:ilvl="8" w:tentative="1">
+      <w:start w:val="1"/>
+      <w:numFmt w:val="bullet"/>
+      <w:lvlText w:val=""/>
+      <w:lvlJc w:val="left"/>
+      <w:pPr>
+        <w:tabs>
+          <w:tab w:val="num" w:pos="6480"/>
+        </w:tabs>
+        <w:ind w:left="6480" w:hanging="360"/>
+      </w:pPr>
+      <w:rPr>
+        <w:rFonts w:ascii="Wingdings" w:hAnsi="Wingdings" w:hint="default"/>
+        <w:sz w:val="20"/>
+      </w:rPr>
+    </w:lvl>
+  </w:abstractNum>
+  <w:abstractNum w:abstractNumId="7" w15:restartNumberingAfterBreak="0">
+    <w:nsid w:val="50D119F6"/>
+    <w:multiLevelType w:val="multilevel"/>
+    <w:tmpl w:val="5C7EE3CE"/>
+    <w:lvl w:ilvl="0">
+      <w:start w:val="1"/>
+      <w:numFmt w:val="bullet"/>
+      <w:lvlText w:val=""/>
+      <w:lvlJc w:val="left"/>
+      <w:pPr>
+        <w:tabs>
+          <w:tab w:val="num" w:pos="720"/>
+        </w:tabs>
+        <w:ind w:left="720" w:hanging="360"/>
+      </w:pPr>
+      <w:rPr>
+        <w:rFonts w:ascii="Symbol" w:hAnsi="Symbol" w:hint="default"/>
+        <w:sz w:val="20"/>
+      </w:rPr>
+    </w:lvl>
+    <w:lvl w:ilvl="1">
+      <w:start w:val="1"/>
+      <w:numFmt w:val="bullet"/>
+      <w:lvlText w:val="o"/>
+      <w:lvlJc w:val="left"/>
+      <w:pPr>
+        <w:tabs>
+          <w:tab w:val="num" w:pos="1440"/>
+        </w:tabs>
+        <w:ind w:left="1440" w:hanging="360"/>
+      </w:pPr>
+      <w:rPr>
+        <w:rFonts w:ascii="Courier New" w:hAnsi="Courier New" w:hint="default"/>
+        <w:sz w:val="20"/>
+      </w:rPr>
+    </w:lvl>
+    <w:lvl w:ilvl="2" w:tentative="1">
+      <w:start w:val="1"/>
+      <w:numFmt w:val="bullet"/>
+      <w:lvlText w:val=""/>
+      <w:lvlJc w:val="left"/>
+      <w:pPr>
+        <w:tabs>
+          <w:tab w:val="num" w:pos="2160"/>
+        </w:tabs>
+        <w:ind w:left="2160" w:hanging="360"/>
+      </w:pPr>
+      <w:rPr>
+        <w:rFonts w:ascii="Wingdings" w:hAnsi="Wingdings" w:hint="default"/>
+        <w:sz w:val="20"/>
+      </w:rPr>
+    </w:lvl>
+    <w:lvl w:ilvl="3" w:tentative="1">
+      <w:start w:val="1"/>
+      <w:numFmt w:val="bullet"/>
+      <w:lvlText w:val=""/>
+      <w:lvlJc w:val="left"/>
+      <w:pPr>
+        <w:tabs>
+          <w:tab w:val="num" w:pos="2880"/>
+        </w:tabs>
+        <w:ind w:left="2880" w:hanging="360"/>
+      </w:pPr>
+      <w:rPr>
+        <w:rFonts w:ascii="Wingdings" w:hAnsi="Wingdings" w:hint="default"/>
+        <w:sz w:val="20"/>
+      </w:rPr>
+    </w:lvl>
+    <w:lvl w:ilvl="4" w:tentative="1">
+      <w:start w:val="1"/>
+      <w:numFmt w:val="bullet"/>
+      <w:lvlText w:val=""/>
+      <w:lvlJc w:val="left"/>
+      <w:pPr>
+        <w:tabs>
+          <w:tab w:val="num" w:pos="3600"/>
+        </w:tabs>
+        <w:ind w:left="3600" w:hanging="360"/>
+      </w:pPr>
+      <w:rPr>
+        <w:rFonts w:ascii="Wingdings" w:hAnsi="Wingdings" w:hint="default"/>
+        <w:sz w:val="20"/>
+      </w:rPr>
+    </w:lvl>
+    <w:lvl w:ilvl="5" w:tentative="1">
+      <w:start w:val="1"/>
+      <w:numFmt w:val="bullet"/>
+      <w:lvlText w:val=""/>
+      <w:lvlJc w:val="left"/>
+      <w:pPr>
+        <w:tabs>
+          <w:tab w:val="num" w:pos="4320"/>
+        </w:tabs>
+        <w:ind w:left="4320" w:hanging="360"/>
+      </w:pPr>
+      <w:rPr>
+        <w:rFonts w:ascii="Wingdings" w:hAnsi="Wingdings" w:hint="default"/>
+        <w:sz w:val="20"/>
+      </w:rPr>
+    </w:lvl>
+    <w:lvl w:ilvl="6" w:tentative="1">
+      <w:start w:val="1"/>
+      <w:numFmt w:val="bullet"/>
+      <w:lvlText w:val=""/>
+      <w:lvlJc w:val="left"/>
+      <w:pPr>
+        <w:tabs>
+          <w:tab w:val="num" w:pos="5040"/>
+        </w:tabs>
+        <w:ind w:left="5040" w:hanging="360"/>
+      </w:pPr>
+      <w:rPr>
+        <w:rFonts w:ascii="Wingdings" w:hAnsi="Wingdings" w:hint="default"/>
+        <w:sz w:val="20"/>
+      </w:rPr>
+    </w:lvl>
+    <w:lvl w:ilvl="7" w:tentative="1">
+      <w:start w:val="1"/>
+      <w:numFmt w:val="bullet"/>
+      <w:lvlText w:val=""/>
+      <w:lvlJc w:val="left"/>
+      <w:pPr>
+        <w:tabs>
+          <w:tab w:val="num" w:pos="5760"/>
+        </w:tabs>
+        <w:ind w:left="5760" w:hanging="360"/>
+      </w:pPr>
+      <w:rPr>
+        <w:rFonts w:ascii="Wingdings" w:hAnsi="Wingdings" w:hint="default"/>
+        <w:sz w:val="20"/>
+      </w:rPr>
+    </w:lvl>
+    <w:lvl w:ilvl="8" w:tentative="1">
+      <w:start w:val="1"/>
+      <w:numFmt w:val="bullet"/>
+      <w:lvlText w:val=""/>
+      <w:lvlJc w:val="left"/>
+      <w:pPr>
+        <w:tabs>
+          <w:tab w:val="num" w:pos="6480"/>
+        </w:tabs>
+        <w:ind w:left="6480" w:hanging="360"/>
+      </w:pPr>
+      <w:rPr>
+        <w:rFonts w:ascii="Wingdings" w:hAnsi="Wingdings" w:hint="default"/>
+        <w:sz w:val="20"/>
+      </w:rPr>
+    </w:lvl>
+  </w:abstractNum>
+  <w:abstractNum w:abstractNumId="8" w15:restartNumberingAfterBreak="0">
     <w:nsid w:val="56CF0184"/>
     <w:multiLevelType w:val="hybridMultilevel"/>
     <w:tmpl w:val="C778009C"/>
@@ -9656,7 +12834,7 @@
       <w:lvlJc w:val="left"/>
     </w:lvl>
   </w:abstractNum>
-  <w:abstractNum w:abstractNumId="1" w15:restartNumberingAfterBreak="0">
+  <w:abstractNum w:abstractNumId="9" w15:restartNumberingAfterBreak="0">
     <w:nsid w:val="581555A5"/>
     <w:multiLevelType w:val="hybridMultilevel"/>
     <w:tmpl w:val="AA702D98"/>
@@ -9742,17 +12920,649 @@
       </w:pPr>
     </w:lvl>
   </w:abstractNum>
+  <w:abstractNum w:abstractNumId="10" w15:restartNumberingAfterBreak="0">
+    <w:nsid w:val="6A533051"/>
+    <w:multiLevelType w:val="multilevel"/>
+    <w:tmpl w:val="7CD0D154"/>
+    <w:lvl w:ilvl="0">
+      <w:start w:val="1"/>
+      <w:numFmt w:val="bullet"/>
+      <w:lvlText w:val=""/>
+      <w:lvlJc w:val="left"/>
+      <w:pPr>
+        <w:tabs>
+          <w:tab w:val="num" w:pos="720"/>
+        </w:tabs>
+        <w:ind w:left="720" w:hanging="360"/>
+      </w:pPr>
+      <w:rPr>
+        <w:rFonts w:ascii="Symbol" w:hAnsi="Symbol" w:hint="default"/>
+        <w:sz w:val="20"/>
+      </w:rPr>
+    </w:lvl>
+    <w:lvl w:ilvl="1" w:tentative="1">
+      <w:start w:val="1"/>
+      <w:numFmt w:val="bullet"/>
+      <w:lvlText w:val="o"/>
+      <w:lvlJc w:val="left"/>
+      <w:pPr>
+        <w:tabs>
+          <w:tab w:val="num" w:pos="1440"/>
+        </w:tabs>
+        <w:ind w:left="1440" w:hanging="360"/>
+      </w:pPr>
+      <w:rPr>
+        <w:rFonts w:ascii="Courier New" w:hAnsi="Courier New" w:hint="default"/>
+        <w:sz w:val="20"/>
+      </w:rPr>
+    </w:lvl>
+    <w:lvl w:ilvl="2" w:tentative="1">
+      <w:start w:val="1"/>
+      <w:numFmt w:val="bullet"/>
+      <w:lvlText w:val=""/>
+      <w:lvlJc w:val="left"/>
+      <w:pPr>
+        <w:tabs>
+          <w:tab w:val="num" w:pos="2160"/>
+        </w:tabs>
+        <w:ind w:left="2160" w:hanging="360"/>
+      </w:pPr>
+      <w:rPr>
+        <w:rFonts w:ascii="Wingdings" w:hAnsi="Wingdings" w:hint="default"/>
+        <w:sz w:val="20"/>
+      </w:rPr>
+    </w:lvl>
+    <w:lvl w:ilvl="3" w:tentative="1">
+      <w:start w:val="1"/>
+      <w:numFmt w:val="bullet"/>
+      <w:lvlText w:val=""/>
+      <w:lvlJc w:val="left"/>
+      <w:pPr>
+        <w:tabs>
+          <w:tab w:val="num" w:pos="2880"/>
+        </w:tabs>
+        <w:ind w:left="2880" w:hanging="360"/>
+      </w:pPr>
+      <w:rPr>
+        <w:rFonts w:ascii="Wingdings" w:hAnsi="Wingdings" w:hint="default"/>
+        <w:sz w:val="20"/>
+      </w:rPr>
+    </w:lvl>
+    <w:lvl w:ilvl="4" w:tentative="1">
+      <w:start w:val="1"/>
+      <w:numFmt w:val="bullet"/>
+      <w:lvlText w:val=""/>
+      <w:lvlJc w:val="left"/>
+      <w:pPr>
+        <w:tabs>
+          <w:tab w:val="num" w:pos="3600"/>
+        </w:tabs>
+        <w:ind w:left="3600" w:hanging="360"/>
+      </w:pPr>
+      <w:rPr>
+        <w:rFonts w:ascii="Wingdings" w:hAnsi="Wingdings" w:hint="default"/>
+        <w:sz w:val="20"/>
+      </w:rPr>
+    </w:lvl>
+    <w:lvl w:ilvl="5" w:tentative="1">
+      <w:start w:val="1"/>
+      <w:numFmt w:val="bullet"/>
+      <w:lvlText w:val=""/>
+      <w:lvlJc w:val="left"/>
+      <w:pPr>
+        <w:tabs>
+          <w:tab w:val="num" w:pos="4320"/>
+        </w:tabs>
+        <w:ind w:left="4320" w:hanging="360"/>
+      </w:pPr>
+      <w:rPr>
+        <w:rFonts w:ascii="Wingdings" w:hAnsi="Wingdings" w:hint="default"/>
+        <w:sz w:val="20"/>
+      </w:rPr>
+    </w:lvl>
+    <w:lvl w:ilvl="6" w:tentative="1">
+      <w:start w:val="1"/>
+      <w:numFmt w:val="bullet"/>
+      <w:lvlText w:val=""/>
+      <w:lvlJc w:val="left"/>
+      <w:pPr>
+        <w:tabs>
+          <w:tab w:val="num" w:pos="5040"/>
+        </w:tabs>
+        <w:ind w:left="5040" w:hanging="360"/>
+      </w:pPr>
+      <w:rPr>
+        <w:rFonts w:ascii="Wingdings" w:hAnsi="Wingdings" w:hint="default"/>
+        <w:sz w:val="20"/>
+      </w:rPr>
+    </w:lvl>
+    <w:lvl w:ilvl="7" w:tentative="1">
+      <w:start w:val="1"/>
+      <w:numFmt w:val="bullet"/>
+      <w:lvlText w:val=""/>
+      <w:lvlJc w:val="left"/>
+      <w:pPr>
+        <w:tabs>
+          <w:tab w:val="num" w:pos="5760"/>
+        </w:tabs>
+        <w:ind w:left="5760" w:hanging="360"/>
+      </w:pPr>
+      <w:rPr>
+        <w:rFonts w:ascii="Wingdings" w:hAnsi="Wingdings" w:hint="default"/>
+        <w:sz w:val="20"/>
+      </w:rPr>
+    </w:lvl>
+    <w:lvl w:ilvl="8" w:tentative="1">
+      <w:start w:val="1"/>
+      <w:numFmt w:val="bullet"/>
+      <w:lvlText w:val=""/>
+      <w:lvlJc w:val="left"/>
+      <w:pPr>
+        <w:tabs>
+          <w:tab w:val="num" w:pos="6480"/>
+        </w:tabs>
+        <w:ind w:left="6480" w:hanging="360"/>
+      </w:pPr>
+      <w:rPr>
+        <w:rFonts w:ascii="Wingdings" w:hAnsi="Wingdings" w:hint="default"/>
+        <w:sz w:val="20"/>
+      </w:rPr>
+    </w:lvl>
+  </w:abstractNum>
+  <w:abstractNum w:abstractNumId="11" w15:restartNumberingAfterBreak="0">
+    <w:nsid w:val="709B45E1"/>
+    <w:multiLevelType w:val="multilevel"/>
+    <w:tmpl w:val="1A6A9CA4"/>
+    <w:lvl w:ilvl="0">
+      <w:start w:val="1"/>
+      <w:numFmt w:val="bullet"/>
+      <w:lvlText w:val=""/>
+      <w:lvlJc w:val="left"/>
+      <w:pPr>
+        <w:tabs>
+          <w:tab w:val="num" w:pos="720"/>
+        </w:tabs>
+        <w:ind w:left="720" w:hanging="360"/>
+      </w:pPr>
+      <w:rPr>
+        <w:rFonts w:ascii="Symbol" w:hAnsi="Symbol" w:hint="default"/>
+        <w:sz w:val="20"/>
+      </w:rPr>
+    </w:lvl>
+    <w:lvl w:ilvl="1" w:tentative="1">
+      <w:start w:val="1"/>
+      <w:numFmt w:val="bullet"/>
+      <w:lvlText w:val="o"/>
+      <w:lvlJc w:val="left"/>
+      <w:pPr>
+        <w:tabs>
+          <w:tab w:val="num" w:pos="1440"/>
+        </w:tabs>
+        <w:ind w:left="1440" w:hanging="360"/>
+      </w:pPr>
+      <w:rPr>
+        <w:rFonts w:ascii="Courier New" w:hAnsi="Courier New" w:hint="default"/>
+        <w:sz w:val="20"/>
+      </w:rPr>
+    </w:lvl>
+    <w:lvl w:ilvl="2" w:tentative="1">
+      <w:start w:val="1"/>
+      <w:numFmt w:val="bullet"/>
+      <w:lvlText w:val=""/>
+      <w:lvlJc w:val="left"/>
+      <w:pPr>
+        <w:tabs>
+          <w:tab w:val="num" w:pos="2160"/>
+        </w:tabs>
+        <w:ind w:left="2160" w:hanging="360"/>
+      </w:pPr>
+      <w:rPr>
+        <w:rFonts w:ascii="Wingdings" w:hAnsi="Wingdings" w:hint="default"/>
+        <w:sz w:val="20"/>
+      </w:rPr>
+    </w:lvl>
+    <w:lvl w:ilvl="3" w:tentative="1">
+      <w:start w:val="1"/>
+      <w:numFmt w:val="bullet"/>
+      <w:lvlText w:val=""/>
+      <w:lvlJc w:val="left"/>
+      <w:pPr>
+        <w:tabs>
+          <w:tab w:val="num" w:pos="2880"/>
+        </w:tabs>
+        <w:ind w:left="2880" w:hanging="360"/>
+      </w:pPr>
+      <w:rPr>
+        <w:rFonts w:ascii="Wingdings" w:hAnsi="Wingdings" w:hint="default"/>
+        <w:sz w:val="20"/>
+      </w:rPr>
+    </w:lvl>
+    <w:lvl w:ilvl="4" w:tentative="1">
+      <w:start w:val="1"/>
+      <w:numFmt w:val="bullet"/>
+      <w:lvlText w:val=""/>
+      <w:lvlJc w:val="left"/>
+      <w:pPr>
+        <w:tabs>
+          <w:tab w:val="num" w:pos="3600"/>
+        </w:tabs>
+        <w:ind w:left="3600" w:hanging="360"/>
+      </w:pPr>
+      <w:rPr>
+        <w:rFonts w:ascii="Wingdings" w:hAnsi="Wingdings" w:hint="default"/>
+        <w:sz w:val="20"/>
+      </w:rPr>
+    </w:lvl>
+    <w:lvl w:ilvl="5" w:tentative="1">
+      <w:start w:val="1"/>
+      <w:numFmt w:val="bullet"/>
+      <w:lvlText w:val=""/>
+      <w:lvlJc w:val="left"/>
+      <w:pPr>
+        <w:tabs>
+          <w:tab w:val="num" w:pos="4320"/>
+        </w:tabs>
+        <w:ind w:left="4320" w:hanging="360"/>
+      </w:pPr>
+      <w:rPr>
+        <w:rFonts w:ascii="Wingdings" w:hAnsi="Wingdings" w:hint="default"/>
+        <w:sz w:val="20"/>
+      </w:rPr>
+    </w:lvl>
+    <w:lvl w:ilvl="6" w:tentative="1">
+      <w:start w:val="1"/>
+      <w:numFmt w:val="bullet"/>
+      <w:lvlText w:val=""/>
+      <w:lvlJc w:val="left"/>
+      <w:pPr>
+        <w:tabs>
+          <w:tab w:val="num" w:pos="5040"/>
+        </w:tabs>
+        <w:ind w:left="5040" w:hanging="360"/>
+      </w:pPr>
+      <w:rPr>
+        <w:rFonts w:ascii="Wingdings" w:hAnsi="Wingdings" w:hint="default"/>
+        <w:sz w:val="20"/>
+      </w:rPr>
+    </w:lvl>
+    <w:lvl w:ilvl="7" w:tentative="1">
+      <w:start w:val="1"/>
+      <w:numFmt w:val="bullet"/>
+      <w:lvlText w:val=""/>
+      <w:lvlJc w:val="left"/>
+      <w:pPr>
+        <w:tabs>
+          <w:tab w:val="num" w:pos="5760"/>
+        </w:tabs>
+        <w:ind w:left="5760" w:hanging="360"/>
+      </w:pPr>
+      <w:rPr>
+        <w:rFonts w:ascii="Wingdings" w:hAnsi="Wingdings" w:hint="default"/>
+        <w:sz w:val="20"/>
+      </w:rPr>
+    </w:lvl>
+    <w:lvl w:ilvl="8" w:tentative="1">
+      <w:start w:val="1"/>
+      <w:numFmt w:val="bullet"/>
+      <w:lvlText w:val=""/>
+      <w:lvlJc w:val="left"/>
+      <w:pPr>
+        <w:tabs>
+          <w:tab w:val="num" w:pos="6480"/>
+        </w:tabs>
+        <w:ind w:left="6480" w:hanging="360"/>
+      </w:pPr>
+      <w:rPr>
+        <w:rFonts w:ascii="Wingdings" w:hAnsi="Wingdings" w:hint="default"/>
+        <w:sz w:val="20"/>
+      </w:rPr>
+    </w:lvl>
+  </w:abstractNum>
+  <w:abstractNum w:abstractNumId="12" w15:restartNumberingAfterBreak="0">
+    <w:nsid w:val="7182579E"/>
+    <w:multiLevelType w:val="multilevel"/>
+    <w:tmpl w:val="0B06228C"/>
+    <w:lvl w:ilvl="0">
+      <w:start w:val="1"/>
+      <w:numFmt w:val="bullet"/>
+      <w:lvlText w:val=""/>
+      <w:lvlJc w:val="left"/>
+      <w:pPr>
+        <w:tabs>
+          <w:tab w:val="num" w:pos="720"/>
+        </w:tabs>
+        <w:ind w:left="720" w:hanging="360"/>
+      </w:pPr>
+      <w:rPr>
+        <w:rFonts w:ascii="Symbol" w:hAnsi="Symbol" w:hint="default"/>
+        <w:sz w:val="20"/>
+      </w:rPr>
+    </w:lvl>
+    <w:lvl w:ilvl="1" w:tentative="1">
+      <w:start w:val="1"/>
+      <w:numFmt w:val="bullet"/>
+      <w:lvlText w:val="o"/>
+      <w:lvlJc w:val="left"/>
+      <w:pPr>
+        <w:tabs>
+          <w:tab w:val="num" w:pos="1440"/>
+        </w:tabs>
+        <w:ind w:left="1440" w:hanging="360"/>
+      </w:pPr>
+      <w:rPr>
+        <w:rFonts w:ascii="Courier New" w:hAnsi="Courier New" w:hint="default"/>
+        <w:sz w:val="20"/>
+      </w:rPr>
+    </w:lvl>
+    <w:lvl w:ilvl="2" w:tentative="1">
+      <w:start w:val="1"/>
+      <w:numFmt w:val="bullet"/>
+      <w:lvlText w:val=""/>
+      <w:lvlJc w:val="left"/>
+      <w:pPr>
+        <w:tabs>
+          <w:tab w:val="num" w:pos="2160"/>
+        </w:tabs>
+        <w:ind w:left="2160" w:hanging="360"/>
+      </w:pPr>
+      <w:rPr>
+        <w:rFonts w:ascii="Wingdings" w:hAnsi="Wingdings" w:hint="default"/>
+        <w:sz w:val="20"/>
+      </w:rPr>
+    </w:lvl>
+    <w:lvl w:ilvl="3" w:tentative="1">
+      <w:start w:val="1"/>
+      <w:numFmt w:val="bullet"/>
+      <w:lvlText w:val=""/>
+      <w:lvlJc w:val="left"/>
+      <w:pPr>
+        <w:tabs>
+          <w:tab w:val="num" w:pos="2880"/>
+        </w:tabs>
+        <w:ind w:left="2880" w:hanging="360"/>
+      </w:pPr>
+      <w:rPr>
+        <w:rFonts w:ascii="Wingdings" w:hAnsi="Wingdings" w:hint="default"/>
+        <w:sz w:val="20"/>
+      </w:rPr>
+    </w:lvl>
+    <w:lvl w:ilvl="4" w:tentative="1">
+      <w:start w:val="1"/>
+      <w:numFmt w:val="bullet"/>
+      <w:lvlText w:val=""/>
+      <w:lvlJc w:val="left"/>
+      <w:pPr>
+        <w:tabs>
+          <w:tab w:val="num" w:pos="3600"/>
+        </w:tabs>
+        <w:ind w:left="3600" w:hanging="360"/>
+      </w:pPr>
+      <w:rPr>
+        <w:rFonts w:ascii="Wingdings" w:hAnsi="Wingdings" w:hint="default"/>
+        <w:sz w:val="20"/>
+      </w:rPr>
+    </w:lvl>
+    <w:lvl w:ilvl="5" w:tentative="1">
+      <w:start w:val="1"/>
+      <w:numFmt w:val="bullet"/>
+      <w:lvlText w:val=""/>
+      <w:lvlJc w:val="left"/>
+      <w:pPr>
+        <w:tabs>
+          <w:tab w:val="num" w:pos="4320"/>
+        </w:tabs>
+        <w:ind w:left="4320" w:hanging="360"/>
+      </w:pPr>
+      <w:rPr>
+        <w:rFonts w:ascii="Wingdings" w:hAnsi="Wingdings" w:hint="default"/>
+        <w:sz w:val="20"/>
+      </w:rPr>
+    </w:lvl>
+    <w:lvl w:ilvl="6" w:tentative="1">
+      <w:start w:val="1"/>
+      <w:numFmt w:val="bullet"/>
+      <w:lvlText w:val=""/>
+      <w:lvlJc w:val="left"/>
+      <w:pPr>
+        <w:tabs>
+          <w:tab w:val="num" w:pos="5040"/>
+        </w:tabs>
+        <w:ind w:left="5040" w:hanging="360"/>
+      </w:pPr>
+      <w:rPr>
+        <w:rFonts w:ascii="Wingdings" w:hAnsi="Wingdings" w:hint="default"/>
+        <w:sz w:val="20"/>
+      </w:rPr>
+    </w:lvl>
+    <w:lvl w:ilvl="7" w:tentative="1">
+      <w:start w:val="1"/>
+      <w:numFmt w:val="bullet"/>
+      <w:lvlText w:val=""/>
+      <w:lvlJc w:val="left"/>
+      <w:pPr>
+        <w:tabs>
+          <w:tab w:val="num" w:pos="5760"/>
+        </w:tabs>
+        <w:ind w:left="5760" w:hanging="360"/>
+      </w:pPr>
+      <w:rPr>
+        <w:rFonts w:ascii="Wingdings" w:hAnsi="Wingdings" w:hint="default"/>
+        <w:sz w:val="20"/>
+      </w:rPr>
+    </w:lvl>
+    <w:lvl w:ilvl="8" w:tentative="1">
+      <w:start w:val="1"/>
+      <w:numFmt w:val="bullet"/>
+      <w:lvlText w:val=""/>
+      <w:lvlJc w:val="left"/>
+      <w:pPr>
+        <w:tabs>
+          <w:tab w:val="num" w:pos="6480"/>
+        </w:tabs>
+        <w:ind w:left="6480" w:hanging="360"/>
+      </w:pPr>
+      <w:rPr>
+        <w:rFonts w:ascii="Wingdings" w:hAnsi="Wingdings" w:hint="default"/>
+        <w:sz w:val="20"/>
+      </w:rPr>
+    </w:lvl>
+  </w:abstractNum>
+  <w:abstractNum w:abstractNumId="13" w15:restartNumberingAfterBreak="0">
+    <w:nsid w:val="7AD80C4B"/>
+    <w:multiLevelType w:val="multilevel"/>
+    <w:tmpl w:val="A7B44328"/>
+    <w:lvl w:ilvl="0">
+      <w:start w:val="1"/>
+      <w:numFmt w:val="bullet"/>
+      <w:lvlText w:val=""/>
+      <w:lvlJc w:val="left"/>
+      <w:pPr>
+        <w:tabs>
+          <w:tab w:val="num" w:pos="720"/>
+        </w:tabs>
+        <w:ind w:left="720" w:hanging="360"/>
+      </w:pPr>
+      <w:rPr>
+        <w:rFonts w:ascii="Symbol" w:hAnsi="Symbol" w:hint="default"/>
+        <w:sz w:val="20"/>
+      </w:rPr>
+    </w:lvl>
+    <w:lvl w:ilvl="1" w:tentative="1">
+      <w:start w:val="1"/>
+      <w:numFmt w:val="bullet"/>
+      <w:lvlText w:val="o"/>
+      <w:lvlJc w:val="left"/>
+      <w:pPr>
+        <w:tabs>
+          <w:tab w:val="num" w:pos="1440"/>
+        </w:tabs>
+        <w:ind w:left="1440" w:hanging="360"/>
+      </w:pPr>
+      <w:rPr>
+        <w:rFonts w:ascii="Courier New" w:hAnsi="Courier New" w:hint="default"/>
+        <w:sz w:val="20"/>
+      </w:rPr>
+    </w:lvl>
+    <w:lvl w:ilvl="2" w:tentative="1">
+      <w:start w:val="1"/>
+      <w:numFmt w:val="bullet"/>
+      <w:lvlText w:val=""/>
+      <w:lvlJc w:val="left"/>
+      <w:pPr>
+        <w:tabs>
+          <w:tab w:val="num" w:pos="2160"/>
+        </w:tabs>
+        <w:ind w:left="2160" w:hanging="360"/>
+      </w:pPr>
+      <w:rPr>
+        <w:rFonts w:ascii="Wingdings" w:hAnsi="Wingdings" w:hint="default"/>
+        <w:sz w:val="20"/>
+      </w:rPr>
+    </w:lvl>
+    <w:lvl w:ilvl="3" w:tentative="1">
+      <w:start w:val="1"/>
+      <w:numFmt w:val="bullet"/>
+      <w:lvlText w:val=""/>
+      <w:lvlJc w:val="left"/>
+      <w:pPr>
+        <w:tabs>
+          <w:tab w:val="num" w:pos="2880"/>
+        </w:tabs>
+        <w:ind w:left="2880" w:hanging="360"/>
+      </w:pPr>
+      <w:rPr>
+        <w:rFonts w:ascii="Wingdings" w:hAnsi="Wingdings" w:hint="default"/>
+        <w:sz w:val="20"/>
+      </w:rPr>
+    </w:lvl>
+    <w:lvl w:ilvl="4" w:tentative="1">
+      <w:start w:val="1"/>
+      <w:numFmt w:val="bullet"/>
+      <w:lvlText w:val=""/>
+      <w:lvlJc w:val="left"/>
+      <w:pPr>
+        <w:tabs>
+          <w:tab w:val="num" w:pos="3600"/>
+        </w:tabs>
+        <w:ind w:left="3600" w:hanging="360"/>
+      </w:pPr>
+      <w:rPr>
+        <w:rFonts w:ascii="Wingdings" w:hAnsi="Wingdings" w:hint="default"/>
+        <w:sz w:val="20"/>
+      </w:rPr>
+    </w:lvl>
+    <w:lvl w:ilvl="5" w:tentative="1">
+      <w:start w:val="1"/>
+      <w:numFmt w:val="bullet"/>
+      <w:lvlText w:val=""/>
+      <w:lvlJc w:val="left"/>
+      <w:pPr>
+        <w:tabs>
+          <w:tab w:val="num" w:pos="4320"/>
+        </w:tabs>
+        <w:ind w:left="4320" w:hanging="360"/>
+      </w:pPr>
+      <w:rPr>
+        <w:rFonts w:ascii="Wingdings" w:hAnsi="Wingdings" w:hint="default"/>
+        <w:sz w:val="20"/>
+      </w:rPr>
+    </w:lvl>
+    <w:lvl w:ilvl="6" w:tentative="1">
+      <w:start w:val="1"/>
+      <w:numFmt w:val="bullet"/>
+      <w:lvlText w:val=""/>
+      <w:lvlJc w:val="left"/>
+      <w:pPr>
+        <w:tabs>
+          <w:tab w:val="num" w:pos="5040"/>
+        </w:tabs>
+        <w:ind w:left="5040" w:hanging="360"/>
+      </w:pPr>
+      <w:rPr>
+        <w:rFonts w:ascii="Wingdings" w:hAnsi="Wingdings" w:hint="default"/>
+        <w:sz w:val="20"/>
+      </w:rPr>
+    </w:lvl>
+    <w:lvl w:ilvl="7" w:tentative="1">
+      <w:start w:val="1"/>
+      <w:numFmt w:val="bullet"/>
+      <w:lvlText w:val=""/>
+      <w:lvlJc w:val="left"/>
+      <w:pPr>
+        <w:tabs>
+          <w:tab w:val="num" w:pos="5760"/>
+        </w:tabs>
+        <w:ind w:left="5760" w:hanging="360"/>
+      </w:pPr>
+      <w:rPr>
+        <w:rFonts w:ascii="Wingdings" w:hAnsi="Wingdings" w:hint="default"/>
+        <w:sz w:val="20"/>
+      </w:rPr>
+    </w:lvl>
+    <w:lvl w:ilvl="8" w:tentative="1">
+      <w:start w:val="1"/>
+      <w:numFmt w:val="bullet"/>
+      <w:lvlText w:val=""/>
+      <w:lvlJc w:val="left"/>
+      <w:pPr>
+        <w:tabs>
+          <w:tab w:val="num" w:pos="6480"/>
+        </w:tabs>
+        <w:ind w:left="6480" w:hanging="360"/>
+      </w:pPr>
+      <w:rPr>
+        <w:rFonts w:ascii="Wingdings" w:hAnsi="Wingdings" w:hint="default"/>
+        <w:sz w:val="20"/>
+      </w:rPr>
+    </w:lvl>
+  </w:abstractNum>
   <w:num w:numId="1" w16cid:durableId="851141789">
-    <w:abstractNumId w:val="1"/>
+    <w:abstractNumId w:val="9"/>
     <w:lvlOverride w:ilvl="0">
       <w:startOverride w:val="1"/>
     </w:lvlOverride>
   </w:num>
   <w:num w:numId="2" w16cid:durableId="325670930">
-    <w:abstractNumId w:val="0"/>
+    <w:abstractNumId w:val="8"/>
     <w:lvlOverride w:ilvl="0">
       <w:startOverride w:val="1"/>
     </w:lvlOverride>
+  </w:num>
+  <w:num w:numId="3" w16cid:durableId="194542954">
+    <w:abstractNumId w:val="7"/>
+  </w:num>
+  <w:num w:numId="4" w16cid:durableId="1592548061">
+    <w:abstractNumId w:val="2"/>
+  </w:num>
+  <w:num w:numId="5" w16cid:durableId="397633404">
+    <w:abstractNumId w:val="3"/>
+  </w:num>
+  <w:num w:numId="6" w16cid:durableId="1582644010">
+    <w:abstractNumId w:val="5"/>
+  </w:num>
+  <w:num w:numId="7" w16cid:durableId="1456145263">
+    <w:abstractNumId w:val="11"/>
+  </w:num>
+  <w:num w:numId="8" w16cid:durableId="221647739">
+    <w:abstractNumId w:val="10"/>
+  </w:num>
+  <w:num w:numId="9" w16cid:durableId="1923028161">
+    <w:abstractNumId w:val="13"/>
+  </w:num>
+  <w:num w:numId="10" w16cid:durableId="1339577998">
+    <w:abstractNumId w:val="12"/>
+  </w:num>
+  <w:num w:numId="11" w16cid:durableId="433406370">
+    <w:abstractNumId w:val="6"/>
+  </w:num>
+  <w:num w:numId="12" w16cid:durableId="356465287">
+    <w:abstractNumId w:val="1"/>
+  </w:num>
+  <w:num w:numId="13" w16cid:durableId="1080517040">
+    <w:abstractNumId w:val="0"/>
+  </w:num>
+  <w:num w:numId="14" w16cid:durableId="117069520">
+    <w:abstractNumId w:val="4"/>
   </w:num>
 </w:numbering>
 </file>
@@ -10515,17 +14325,38 @@
 
 <file path=word/glossary/fontTable.xml><?xml version="1.0" encoding="utf-8"?>
 <w:fonts xmlns:mc="http://schemas.openxmlformats.org/markup-compatibility/2006" xmlns:r="http://schemas.openxmlformats.org/officeDocument/2006/relationships" xmlns:w="http://schemas.openxmlformats.org/wordprocessingml/2006/main" xmlns:w14="http://schemas.microsoft.com/office/word/2010/wordml" xmlns:w15="http://schemas.microsoft.com/office/word/2012/wordml" xmlns:w16cex="http://schemas.microsoft.com/office/word/2018/wordml/cex" xmlns:w16cid="http://schemas.microsoft.com/office/word/2016/wordml/cid" xmlns:w16="http://schemas.microsoft.com/office/word/2018/wordml" xmlns:w16du="http://schemas.microsoft.com/office/word/2023/wordml/word16du" xmlns:w16sdtdh="http://schemas.microsoft.com/office/word/2020/wordml/sdtdatahash" xmlns:w16sdtfl="http://schemas.microsoft.com/office/word/2024/wordml/sdtformatlock" xmlns:w16se="http://schemas.microsoft.com/office/word/2015/wordml/symex" mc:Ignorable="w14 w15 w16se w16cid w16 w16cex w16sdtdh w16sdtfl w16du">
-  <w:font w:name="Arial">
-    <w:panose1 w:val="020B0604020202020204"/>
-    <w:charset w:val="00"/>
-    <w:family w:val="swiss"/>
+  <w:font w:name="Symbol">
+    <w:panose1 w:val="05050102010706020507"/>
+    <w:charset w:val="02"/>
+    <w:family w:val="roman"/>
     <w:pitch w:val="variable"/>
-    <w:sig w:usb0="E0002EFF" w:usb1="C000785B" w:usb2="00000009" w:usb3="00000000" w:csb0="000001FF" w:csb1="00000000"/>
+    <w:sig w:usb0="00000000" w:usb1="10000000" w:usb2="00000000" w:usb3="00000000" w:csb0="80000000" w:csb1="00000000"/>
   </w:font>
   <w:font w:name="Times New Roman">
     <w:panose1 w:val="02020603050405020304"/>
     <w:charset w:val="00"/>
     <w:family w:val="roman"/>
+    <w:pitch w:val="variable"/>
+    <w:sig w:usb0="E0002EFF" w:usb1="C000785B" w:usb2="00000009" w:usb3="00000000" w:csb0="000001FF" w:csb1="00000000"/>
+  </w:font>
+  <w:font w:name="Courier New">
+    <w:panose1 w:val="02070309020205020404"/>
+    <w:charset w:val="00"/>
+    <w:family w:val="modern"/>
+    <w:pitch w:val="fixed"/>
+    <w:sig w:usb0="E0002EFF" w:usb1="C0007843" w:usb2="00000009" w:usb3="00000000" w:csb0="000001FF" w:csb1="00000000"/>
+  </w:font>
+  <w:font w:name="Wingdings">
+    <w:panose1 w:val="05000000000000000000"/>
+    <w:charset w:val="02"/>
+    <w:family w:val="auto"/>
+    <w:pitch w:val="variable"/>
+    <w:sig w:usb0="00000000" w:usb1="10000000" w:usb2="00000000" w:usb3="00000000" w:csb0="80000000" w:csb1="00000000"/>
+  </w:font>
+  <w:font w:name="Arial">
+    <w:panose1 w:val="020B0604020202020204"/>
+    <w:charset w:val="00"/>
+    <w:family w:val="swiss"/>
     <w:pitch w:val="variable"/>
     <w:sig w:usb0="E0002EFF" w:usb1="C000785B" w:usb2="00000009" w:usb3="00000000" w:csb0="000001FF" w:csb1="00000000"/>
   </w:font>
@@ -10540,13 +14371,6 @@
     <w:family w:val="swiss"/>
     <w:pitch w:val="variable"/>
     <w:sig w:usb0="20000287" w:usb1="00000003" w:usb2="00000000" w:usb3="00000000" w:csb0="0000019F" w:csb1="00000000"/>
-  </w:font>
-  <w:font w:name="Courier New">
-    <w:panose1 w:val="02070309020205020404"/>
-    <w:charset w:val="00"/>
-    <w:family w:val="modern"/>
-    <w:pitch w:val="fixed"/>
-    <w:sig w:usb0="E0002EFF" w:usb1="C0007843" w:usb2="00000009" w:usb3="00000000" w:csb0="000001FF" w:csb1="00000000"/>
   </w:font>
 </w:fonts>
 </file>
@@ -10568,8 +14392,8 @@
   <w:rsids>
     <w:rsidRoot w:val="00BD162B"/>
     <w:rsid w:val="001A5AF4"/>
-    <w:rsid w:val="008B2007"/>
     <w:rsid w:val="00BD162B"/>
+    <w:rsid w:val="00C5614F"/>
   </w:rsids>
   <m:mathPr>
     <m:mathFont m:val="Cambria Math"/>

--- a/rapport_reseau_transport.docx
+++ b/rapport_reseau_transport.docx
@@ -539,110 +539,111 @@
           <w:sz w:val="24"/>
           <w:szCs w:val="24"/>
         </w:rPr>
-        <w:t>:</w:t>
-      </w:r>
-      <w:r>
+        <w:t>: Ing. Abdel Hamid MOHAMED CHEIKH</w:t>
+      </w:r>
+    </w:p>
+    <w:p>
+      <w:pPr>
+        <w:spacing w:after="160"/>
+        <w:jc w:val="center"/>
         <w:rPr>
           <w:color w:val="444444"/>
           <w:sz w:val="24"/>
           <w:szCs w:val="24"/>
         </w:rPr>
-        <w:t xml:space="preserve"> Ing. Abdel Hamid MOHAMED CHEIKH</w:t>
-      </w:r>
+      </w:pPr>
     </w:p>
     <w:p>
       <w:pPr>
         <w:spacing w:after="160"/>
-        <w:jc w:val="center"/>
+        <w:ind w:left="2160"/>
         <w:rPr>
           <w:color w:val="444444"/>
           <w:sz w:val="24"/>
           <w:szCs w:val="24"/>
-        </w:rPr>
-      </w:pPr>
-    </w:p>
-    <w:p>
-      <w:pPr>
-        <w:spacing w:after="160"/>
-        <w:ind w:left="2160"/>
+          <w:lang w:val="fr-FR"/>
+        </w:rPr>
+      </w:pPr>
+      <w:r>
         <w:rPr>
           <w:color w:val="444444"/>
           <w:sz w:val="24"/>
           <w:szCs w:val="24"/>
-        </w:rPr>
-      </w:pPr>
-      <w:r>
+          <w:lang w:val="fr-FR"/>
+        </w:rPr>
+        <w:t>Étudiantes :</w:t>
+      </w:r>
+    </w:p>
+    <w:p>
+      <w:pPr>
+        <w:spacing w:after="160"/>
+        <w:ind w:left="2160"/>
         <w:rPr>
           <w:color w:val="444444"/>
           <w:sz w:val="24"/>
           <w:szCs w:val="24"/>
-        </w:rPr>
-        <w:t>Étudiantes :</w:t>
-      </w:r>
-    </w:p>
-    <w:p>
-      <w:pPr>
-        <w:spacing w:after="160"/>
-        <w:ind w:left="2160"/>
+          <w:lang w:val="fr-FR"/>
+        </w:rPr>
+      </w:pPr>
+      <w:r>
         <w:rPr>
           <w:color w:val="444444"/>
           <w:sz w:val="24"/>
           <w:szCs w:val="24"/>
-        </w:rPr>
-      </w:pPr>
-      <w:r>
+          <w:lang w:val="fr-FR"/>
+        </w:rPr>
+        <w:t>Touba Abdellahi 21003</w:t>
+      </w:r>
+    </w:p>
+    <w:p>
+      <w:pPr>
+        <w:spacing w:after="160"/>
+        <w:ind w:left="2160"/>
         <w:rPr>
           <w:color w:val="444444"/>
           <w:sz w:val="24"/>
           <w:szCs w:val="24"/>
-        </w:rPr>
-        <w:t>Touba Abdellahi 21003</w:t>
-      </w:r>
-    </w:p>
-    <w:p>
-      <w:pPr>
-        <w:spacing w:after="160"/>
-        <w:ind w:left="2160"/>
+          <w:lang w:val="fr-FR"/>
+        </w:rPr>
+      </w:pPr>
+      <w:r>
         <w:rPr>
           <w:color w:val="444444"/>
           <w:sz w:val="24"/>
           <w:szCs w:val="24"/>
-        </w:rPr>
-      </w:pPr>
-      <w:r>
+          <w:lang w:val="fr-FR"/>
+        </w:rPr>
+        <w:t>Rakiae Dehah 21008</w:t>
+      </w:r>
+    </w:p>
+    <w:p>
+      <w:pPr>
+        <w:spacing w:after="160"/>
+        <w:ind w:left="2160"/>
         <w:rPr>
           <w:color w:val="444444"/>
           <w:sz w:val="24"/>
           <w:szCs w:val="24"/>
-        </w:rPr>
-        <w:t>Rakiae Dehah 21008</w:t>
-      </w:r>
-    </w:p>
-    <w:p>
-      <w:pPr>
-        <w:spacing w:after="160"/>
-        <w:ind w:left="2160"/>
+          <w:lang w:val="fr-FR"/>
+        </w:rPr>
+      </w:pPr>
+      <w:proofErr w:type="spellStart"/>
+      <w:r>
         <w:rPr>
           <w:color w:val="444444"/>
           <w:sz w:val="24"/>
           <w:szCs w:val="24"/>
-        </w:rPr>
-      </w:pPr>
-      <w:proofErr w:type="spellStart"/>
+          <w:lang w:val="fr-FR"/>
+        </w:rPr>
+        <w:t>Oumelvadhli</w:t>
+      </w:r>
+      <w:proofErr w:type="spellEnd"/>
       <w:r>
         <w:rPr>
           <w:color w:val="444444"/>
           <w:sz w:val="24"/>
           <w:szCs w:val="24"/>
-        </w:rPr>
-        <w:t>Oumelvadhli</w:t>
-      </w:r>
-      <w:proofErr w:type="spellEnd"/>
-      <w:r>
-        <w:rPr>
-          <w:color w:val="444444"/>
-          <w:sz w:val="24"/>
-          <w:szCs w:val="24"/>
+          <w:lang w:val="fr-FR"/>
         </w:rPr>
         <w:t xml:space="preserve"> Cheikh 21032</w:t>
       </w:r>
@@ -650,36 +651,93 @@
     <w:p>
       <w:pPr>
         <w:spacing w:after="160"/>
+        <w:rPr>
+          <w:lang w:val="fr-FR"/>
+        </w:rPr>
       </w:pPr>
     </w:p>
     <w:p>
       <w:pPr>
         <w:spacing w:after="160"/>
+        <w:rPr>
+          <w:lang w:val="fr-FR"/>
+        </w:rPr>
       </w:pPr>
     </w:p>
     <w:p>
       <w:pPr>
         <w:spacing w:after="160"/>
-      </w:pPr>
+        <w:jc w:val="center"/>
+        <w:rPr>
+          <w:lang w:val="fr-FR"/>
+        </w:rPr>
+      </w:pPr>
+      <w:hyperlink r:id="rId10" w:history="1">
+        <w:r>
+          <w:rPr>
+            <w:rStyle w:val="Hyperlink"/>
+            <w:lang w:val="fr-FR"/>
+          </w:rPr>
+          <w:t>https://github.com/toubaabdellahi/projet-graph.git</w:t>
+        </w:r>
+      </w:hyperlink>
     </w:p>
     <w:p>
       <w:pPr>
         <w:spacing w:after="160"/>
-      </w:pPr>
+        <w:jc w:val="center"/>
+        <w:rPr>
+          <w:lang w:val="fr-FR"/>
+        </w:rPr>
+      </w:pPr>
+      <w:r>
+        <w:fldChar w:fldCharType="begin"/>
+      </w:r>
+      <w:r>
+        <w:rPr>
+          <w:lang w:val="fr-FR"/>
+        </w:rPr>
+        <w:instrText>HYPERLINK "https://transport-graph.streamlit.app/" \o "https://transport-graph.streamlit.app/" \t "_blank"</w:instrText>
+      </w:r>
+      <w:r>
+        <w:fldChar w:fldCharType="separate"/>
+      </w:r>
+      <w:r>
+        <w:rPr>
+          <w:rStyle w:val="Hyperlink"/>
+          <w:lang w:val="fr-FR"/>
+        </w:rPr>
+        <w:t>https://transport-graph.streamlit.app/</w:t>
+      </w:r>
+      <w:r>
+        <w:rPr>
+          <w:lang w:val="fr-FR"/>
+        </w:rPr>
+        <w:fldChar w:fldCharType="end"/>
+      </w:r>
     </w:p>
     <w:p>
       <w:pPr>
         <w:spacing w:after="160"/>
+        <w:rPr>
+          <w:lang w:val="fr-FR"/>
+        </w:rPr>
       </w:pPr>
     </w:p>
     <w:p>
       <w:pPr>
         <w:spacing w:after="160"/>
+        <w:rPr>
+          <w:lang w:val="fr-FR"/>
+        </w:rPr>
       </w:pPr>
     </w:p>
     <w:p>
       <w:pPr>
         <w:spacing w:after="160"/>
+        <w:rPr>
+          <w:lang w:val="fr-FR"/>
+        </w:rPr>
       </w:pPr>
     </w:p>
     <w:p>
@@ -689,12 +747,14 @@
         <w:rPr>
           <w:caps/>
           <w:color w:val="156082" w:themeColor="accent1"/>
+          <w:lang w:val="fr-FR"/>
         </w:rPr>
       </w:pPr>
       <w:r>
         <w:rPr>
           <w:caps/>
           <w:color w:val="156082" w:themeColor="accent1"/>
+          <w:lang w:val="fr-FR"/>
         </w:rPr>
         <w:t>Année universitaire 202</w:t>
       </w:r>
@@ -702,6 +762,7 @@
         <w:rPr>
           <w:caps/>
           <w:color w:val="156082" w:themeColor="accent1"/>
+          <w:lang w:val="fr-FR"/>
         </w:rPr>
         <w:t>5</w:t>
       </w:r>
@@ -709,6 +770,7 @@
         <w:rPr>
           <w:caps/>
           <w:color w:val="156082" w:themeColor="accent1"/>
+          <w:lang w:val="fr-FR"/>
         </w:rPr>
         <w:t>–202</w:t>
       </w:r>
@@ -716,6 +778,7 @@
         <w:rPr>
           <w:caps/>
           <w:color w:val="156082" w:themeColor="accent1"/>
+          <w:lang w:val="fr-FR"/>
         </w:rPr>
         <w:t>6</w:t>
       </w:r>
@@ -750,6 +813,13 @@
     </w:p>
     <w:sdt>
       <w:sdtPr>
+        <w:rPr>
+          <w:rFonts w:ascii="Arial" w:eastAsia="Arial" w:hAnsi="Arial" w:cs="Arial"/>
+          <w:color w:val="auto"/>
+          <w:sz w:val="22"/>
+          <w:szCs w:val="22"/>
+          <w:lang w:val="en-GB" w:eastAsia="en-GB"/>
+        </w:rPr>
         <w:id w:val="-1464347867"/>
         <w:docPartObj>
           <w:docPartGallery w:val="Table of Contents"/>
@@ -758,22 +828,23 @@
       </w:sdtPr>
       <w:sdtEndPr>
         <w:rPr>
-          <w:rFonts w:ascii="Arial" w:eastAsia="Arial" w:hAnsi="Arial" w:cs="Arial"/>
           <w:b/>
           <w:bCs/>
           <w:noProof/>
-          <w:color w:val="auto"/>
-          <w:sz w:val="22"/>
-          <w:szCs w:val="22"/>
-          <w:lang w:val="en-GB" w:eastAsia="en-GB"/>
         </w:rPr>
       </w:sdtEndPr>
       <w:sdtContent>
         <w:p>
           <w:pPr>
             <w:pStyle w:val="TOCHeading"/>
+            <w:rPr>
+              <w:lang w:val="fr-FR"/>
+            </w:rPr>
           </w:pPr>
           <w:r>
+            <w:rPr>
+              <w:lang w:val="fr-FR"/>
+            </w:rPr>
             <w:t>Contents</w:t>
           </w:r>
         </w:p>
@@ -3216,12 +3287,6 @@
         <w:gridCol w:w="3026"/>
       </w:tblGrid>
       <w:tr>
-        <w:tblPrEx>
-          <w:tblCellMar>
-            <w:top w:w="0" w:type="dxa"/>
-            <w:bottom w:w="0" w:type="dxa"/>
-          </w:tblCellMar>
-        </w:tblPrEx>
         <w:tc>
           <w:tcPr>
             <w:tcW w:w="2800" w:type="dxa"/>
@@ -3329,12 +3394,6 @@
         </w:tc>
       </w:tr>
       <w:tr>
-        <w:tblPrEx>
-          <w:tblCellMar>
-            <w:top w:w="0" w:type="dxa"/>
-            <w:bottom w:w="0" w:type="dxa"/>
-          </w:tblCellMar>
-        </w:tblPrEx>
         <w:tc>
           <w:tcPr>
             <w:tcW w:w="2800" w:type="dxa"/>
@@ -3420,12 +3479,6 @@
         </w:tc>
       </w:tr>
       <w:tr>
-        <w:tblPrEx>
-          <w:tblCellMar>
-            <w:top w:w="0" w:type="dxa"/>
-            <w:bottom w:w="0" w:type="dxa"/>
-          </w:tblCellMar>
-        </w:tblPrEx>
         <w:tc>
           <w:tcPr>
             <w:tcW w:w="2800" w:type="dxa"/>
@@ -3509,12 +3562,6 @@
         </w:tc>
       </w:tr>
       <w:tr>
-        <w:tblPrEx>
-          <w:tblCellMar>
-            <w:top w:w="0" w:type="dxa"/>
-            <w:bottom w:w="0" w:type="dxa"/>
-          </w:tblCellMar>
-        </w:tblPrEx>
         <w:tc>
           <w:tcPr>
             <w:tcW w:w="2800" w:type="dxa"/>
@@ -3625,12 +3672,6 @@
         </w:tc>
       </w:tr>
       <w:tr>
-        <w:tblPrEx>
-          <w:tblCellMar>
-            <w:top w:w="0" w:type="dxa"/>
-            <w:bottom w:w="0" w:type="dxa"/>
-          </w:tblCellMar>
-        </w:tblPrEx>
         <w:tc>
           <w:tcPr>
             <w:tcW w:w="2800" w:type="dxa"/>
@@ -3752,12 +3793,6 @@
         </w:tc>
       </w:tr>
       <w:tr>
-        <w:tblPrEx>
-          <w:tblCellMar>
-            <w:top w:w="0" w:type="dxa"/>
-            <w:bottom w:w="0" w:type="dxa"/>
-          </w:tblCellMar>
-        </w:tblPrEx>
         <w:tc>
           <w:tcPr>
             <w:tcW w:w="2800" w:type="dxa"/>
@@ -3938,12 +3973,6 @@
         <w:gridCol w:w="2786"/>
       </w:tblGrid>
       <w:tr>
-        <w:tblPrEx>
-          <w:tblCellMar>
-            <w:top w:w="0" w:type="dxa"/>
-            <w:bottom w:w="0" w:type="dxa"/>
-          </w:tblCellMar>
-        </w:tblPrEx>
         <w:tc>
           <w:tcPr>
             <w:tcW w:w="3120" w:type="dxa"/>
@@ -4045,12 +4074,6 @@
         </w:tc>
       </w:tr>
       <w:tr>
-        <w:tblPrEx>
-          <w:tblCellMar>
-            <w:top w:w="0" w:type="dxa"/>
-            <w:bottom w:w="0" w:type="dxa"/>
-          </w:tblCellMar>
-        </w:tblPrEx>
         <w:tc>
           <w:tcPr>
             <w:tcW w:w="3120" w:type="dxa"/>
@@ -4134,12 +4157,6 @@
         </w:tc>
       </w:tr>
       <w:tr>
-        <w:tblPrEx>
-          <w:tblCellMar>
-            <w:top w:w="0" w:type="dxa"/>
-            <w:bottom w:w="0" w:type="dxa"/>
-          </w:tblCellMar>
-        </w:tblPrEx>
         <w:tc>
           <w:tcPr>
             <w:tcW w:w="3120" w:type="dxa"/>
@@ -4223,12 +4240,6 @@
         </w:tc>
       </w:tr>
       <w:tr>
-        <w:tblPrEx>
-          <w:tblCellMar>
-            <w:top w:w="0" w:type="dxa"/>
-            <w:bottom w:w="0" w:type="dxa"/>
-          </w:tblCellMar>
-        </w:tblPrEx>
         <w:tc>
           <w:tcPr>
             <w:tcW w:w="3120" w:type="dxa"/>
@@ -4314,12 +4325,6 @@
         </w:tc>
       </w:tr>
       <w:tr>
-        <w:tblPrEx>
-          <w:tblCellMar>
-            <w:top w:w="0" w:type="dxa"/>
-            <w:bottom w:w="0" w:type="dxa"/>
-          </w:tblCellMar>
-        </w:tblPrEx>
         <w:tc>
           <w:tcPr>
             <w:tcW w:w="3120" w:type="dxa"/>
@@ -4406,12 +4411,6 @@
         </w:tc>
       </w:tr>
       <w:tr>
-        <w:tblPrEx>
-          <w:tblCellMar>
-            <w:top w:w="0" w:type="dxa"/>
-            <w:bottom w:w="0" w:type="dxa"/>
-          </w:tblCellMar>
-        </w:tblPrEx>
         <w:tc>
           <w:tcPr>
             <w:tcW w:w="3120" w:type="dxa"/>
@@ -4495,12 +4494,6 @@
         </w:tc>
       </w:tr>
       <w:tr>
-        <w:tblPrEx>
-          <w:tblCellMar>
-            <w:top w:w="0" w:type="dxa"/>
-            <w:bottom w:w="0" w:type="dxa"/>
-          </w:tblCellMar>
-        </w:tblPrEx>
         <w:tc>
           <w:tcPr>
             <w:tcW w:w="3120" w:type="dxa"/>
@@ -4584,12 +4577,6 @@
         </w:tc>
       </w:tr>
       <w:tr>
-        <w:tblPrEx>
-          <w:tblCellMar>
-            <w:top w:w="0" w:type="dxa"/>
-            <w:bottom w:w="0" w:type="dxa"/>
-          </w:tblCellMar>
-        </w:tblPrEx>
         <w:tc>
           <w:tcPr>
             <w:tcW w:w="3120" w:type="dxa"/>
@@ -4673,12 +4660,6 @@
         </w:tc>
       </w:tr>
       <w:tr>
-        <w:tblPrEx>
-          <w:tblCellMar>
-            <w:top w:w="0" w:type="dxa"/>
-            <w:bottom w:w="0" w:type="dxa"/>
-          </w:tblCellMar>
-        </w:tblPrEx>
         <w:tc>
           <w:tcPr>
             <w:tcW w:w="3120" w:type="dxa"/>
@@ -4764,12 +4745,6 @@
         </w:tc>
       </w:tr>
       <w:tr>
-        <w:tblPrEx>
-          <w:tblCellMar>
-            <w:top w:w="0" w:type="dxa"/>
-            <w:bottom w:w="0" w:type="dxa"/>
-          </w:tblCellMar>
-        </w:tblPrEx>
         <w:tc>
           <w:tcPr>
             <w:tcW w:w="3120" w:type="dxa"/>
@@ -4853,12 +4828,6 @@
         </w:tc>
       </w:tr>
       <w:tr>
-        <w:tblPrEx>
-          <w:tblCellMar>
-            <w:top w:w="0" w:type="dxa"/>
-            <w:bottom w:w="0" w:type="dxa"/>
-          </w:tblCellMar>
-        </w:tblPrEx>
         <w:tc>
           <w:tcPr>
             <w:tcW w:w="3120" w:type="dxa"/>
@@ -6243,12 +6212,6 @@
         <w:gridCol w:w="3026"/>
       </w:tblGrid>
       <w:tr>
-        <w:tblPrEx>
-          <w:tblCellMar>
-            <w:top w:w="0" w:type="dxa"/>
-            <w:bottom w:w="0" w:type="dxa"/>
-          </w:tblCellMar>
-        </w:tblPrEx>
         <w:tc>
           <w:tcPr>
             <w:tcW w:w="3500" w:type="dxa"/>
@@ -6374,12 +6337,6 @@
         </w:tc>
       </w:tr>
       <w:tr>
-        <w:tblPrEx>
-          <w:tblCellMar>
-            <w:top w:w="0" w:type="dxa"/>
-            <w:bottom w:w="0" w:type="dxa"/>
-          </w:tblCellMar>
-        </w:tblPrEx>
         <w:tc>
           <w:tcPr>
             <w:tcW w:w="3500" w:type="dxa"/>
@@ -6463,12 +6420,6 @@
         </w:tc>
       </w:tr>
       <w:tr>
-        <w:tblPrEx>
-          <w:tblCellMar>
-            <w:top w:w="0" w:type="dxa"/>
-            <w:bottom w:w="0" w:type="dxa"/>
-          </w:tblCellMar>
-        </w:tblPrEx>
         <w:tc>
           <w:tcPr>
             <w:tcW w:w="3500" w:type="dxa"/>
@@ -6552,12 +6503,6 @@
         </w:tc>
       </w:tr>
       <w:tr>
-        <w:tblPrEx>
-          <w:tblCellMar>
-            <w:top w:w="0" w:type="dxa"/>
-            <w:bottom w:w="0" w:type="dxa"/>
-          </w:tblCellMar>
-        </w:tblPrEx>
         <w:tc>
           <w:tcPr>
             <w:tcW w:w="3500" w:type="dxa"/>
@@ -6641,12 +6586,6 @@
         </w:tc>
       </w:tr>
       <w:tr>
-        <w:tblPrEx>
-          <w:tblCellMar>
-            <w:top w:w="0" w:type="dxa"/>
-            <w:bottom w:w="0" w:type="dxa"/>
-          </w:tblCellMar>
-        </w:tblPrEx>
         <w:tc>
           <w:tcPr>
             <w:tcW w:w="3500" w:type="dxa"/>
@@ -6739,12 +6678,6 @@
         </w:tc>
       </w:tr>
       <w:tr>
-        <w:tblPrEx>
-          <w:tblCellMar>
-            <w:top w:w="0" w:type="dxa"/>
-            <w:bottom w:w="0" w:type="dxa"/>
-          </w:tblCellMar>
-        </w:tblPrEx>
         <w:tc>
           <w:tcPr>
             <w:tcW w:w="3500" w:type="dxa"/>
@@ -6837,12 +6770,6 @@
         </w:tc>
       </w:tr>
       <w:tr>
-        <w:tblPrEx>
-          <w:tblCellMar>
-            <w:top w:w="0" w:type="dxa"/>
-            <w:bottom w:w="0" w:type="dxa"/>
-          </w:tblCellMar>
-        </w:tblPrEx>
         <w:tc>
           <w:tcPr>
             <w:tcW w:w="3500" w:type="dxa"/>
@@ -6935,12 +6862,6 @@
         </w:tc>
       </w:tr>
       <w:tr>
-        <w:tblPrEx>
-          <w:tblCellMar>
-            <w:top w:w="0" w:type="dxa"/>
-            <w:bottom w:w="0" w:type="dxa"/>
-          </w:tblCellMar>
-        </w:tblPrEx>
         <w:tc>
           <w:tcPr>
             <w:tcW w:w="3500" w:type="dxa"/>
@@ -7024,12 +6945,6 @@
         </w:tc>
       </w:tr>
       <w:tr>
-        <w:tblPrEx>
-          <w:tblCellMar>
-            <w:top w:w="0" w:type="dxa"/>
-            <w:bottom w:w="0" w:type="dxa"/>
-          </w:tblCellMar>
-        </w:tblPrEx>
         <w:tc>
           <w:tcPr>
             <w:tcW w:w="3500" w:type="dxa"/>
@@ -7254,12 +7169,6 @@
         <w:gridCol w:w="3626"/>
       </w:tblGrid>
       <w:tr>
-        <w:tblPrEx>
-          <w:tblCellMar>
-            <w:top w:w="0" w:type="dxa"/>
-            <w:bottom w:w="0" w:type="dxa"/>
-          </w:tblCellMar>
-        </w:tblPrEx>
         <w:tc>
           <w:tcPr>
             <w:tcW w:w="3200" w:type="dxa"/>
@@ -7385,12 +7294,6 @@
         </w:tc>
       </w:tr>
       <w:tr>
-        <w:tblPrEx>
-          <w:tblCellMar>
-            <w:top w:w="0" w:type="dxa"/>
-            <w:bottom w:w="0" w:type="dxa"/>
-          </w:tblCellMar>
-        </w:tblPrEx>
         <w:tc>
           <w:tcPr>
             <w:tcW w:w="3200" w:type="dxa"/>
@@ -7499,12 +7402,6 @@
         </w:tc>
       </w:tr>
       <w:tr>
-        <w:tblPrEx>
-          <w:tblCellMar>
-            <w:top w:w="0" w:type="dxa"/>
-            <w:bottom w:w="0" w:type="dxa"/>
-          </w:tblCellMar>
-        </w:tblPrEx>
         <w:tc>
           <w:tcPr>
             <w:tcW w:w="3200" w:type="dxa"/>
@@ -7588,12 +7485,6 @@
         </w:tc>
       </w:tr>
       <w:tr>
-        <w:tblPrEx>
-          <w:tblCellMar>
-            <w:top w:w="0" w:type="dxa"/>
-            <w:bottom w:w="0" w:type="dxa"/>
-          </w:tblCellMar>
-        </w:tblPrEx>
         <w:tc>
           <w:tcPr>
             <w:tcW w:w="3200" w:type="dxa"/>
@@ -7677,12 +7568,6 @@
         </w:tc>
       </w:tr>
       <w:tr>
-        <w:tblPrEx>
-          <w:tblCellMar>
-            <w:top w:w="0" w:type="dxa"/>
-            <w:bottom w:w="0" w:type="dxa"/>
-          </w:tblCellMar>
-        </w:tblPrEx>
         <w:tc>
           <w:tcPr>
             <w:tcW w:w="3200" w:type="dxa"/>
@@ -7775,12 +7660,6 @@
         </w:tc>
       </w:tr>
       <w:tr>
-        <w:tblPrEx>
-          <w:tblCellMar>
-            <w:top w:w="0" w:type="dxa"/>
-            <w:bottom w:w="0" w:type="dxa"/>
-          </w:tblCellMar>
-        </w:tblPrEx>
         <w:tc>
           <w:tcPr>
             <w:tcW w:w="3200" w:type="dxa"/>
@@ -7864,12 +7743,6 @@
         </w:tc>
       </w:tr>
       <w:tr>
-        <w:tblPrEx>
-          <w:tblCellMar>
-            <w:top w:w="0" w:type="dxa"/>
-            <w:bottom w:w="0" w:type="dxa"/>
-          </w:tblCellMar>
-        </w:tblPrEx>
         <w:tc>
           <w:tcPr>
             <w:tcW w:w="3200" w:type="dxa"/>
@@ -7978,12 +7851,6 @@
         </w:tc>
       </w:tr>
       <w:tr>
-        <w:tblPrEx>
-          <w:tblCellMar>
-            <w:top w:w="0" w:type="dxa"/>
-            <w:bottom w:w="0" w:type="dxa"/>
-          </w:tblCellMar>
-        </w:tblPrEx>
         <w:tc>
           <w:tcPr>
             <w:tcW w:w="3200" w:type="dxa"/>
@@ -8067,12 +7934,6 @@
         </w:tc>
       </w:tr>
       <w:tr>
-        <w:tblPrEx>
-          <w:tblCellMar>
-            <w:top w:w="0" w:type="dxa"/>
-            <w:bottom w:w="0" w:type="dxa"/>
-          </w:tblCellMar>
-        </w:tblPrEx>
         <w:tc>
           <w:tcPr>
             <w:tcW w:w="3200" w:type="dxa"/>
@@ -8315,12 +8176,6 @@
         <w:gridCol w:w="2226"/>
       </w:tblGrid>
       <w:tr>
-        <w:tblPrEx>
-          <w:tblCellMar>
-            <w:top w:w="0" w:type="dxa"/>
-            <w:bottom w:w="0" w:type="dxa"/>
-          </w:tblCellMar>
-        </w:tblPrEx>
         <w:tc>
           <w:tcPr>
             <w:tcW w:w="1600" w:type="dxa"/>
@@ -8548,12 +8403,6 @@
         </w:tc>
       </w:tr>
       <w:tr>
-        <w:tblPrEx>
-          <w:tblCellMar>
-            <w:top w:w="0" w:type="dxa"/>
-            <w:bottom w:w="0" w:type="dxa"/>
-          </w:tblCellMar>
-        </w:tblPrEx>
         <w:tc>
           <w:tcPr>
             <w:tcW w:w="1600" w:type="dxa"/>
@@ -8691,12 +8540,6 @@
         </w:tc>
       </w:tr>
       <w:tr>
-        <w:tblPrEx>
-          <w:tblCellMar>
-            <w:top w:w="0" w:type="dxa"/>
-            <w:bottom w:w="0" w:type="dxa"/>
-          </w:tblCellMar>
-        </w:tblPrEx>
         <w:tc>
           <w:tcPr>
             <w:tcW w:w="1600" w:type="dxa"/>
@@ -8834,12 +8677,6 @@
         </w:tc>
       </w:tr>
       <w:tr>
-        <w:tblPrEx>
-          <w:tblCellMar>
-            <w:top w:w="0" w:type="dxa"/>
-            <w:bottom w:w="0" w:type="dxa"/>
-          </w:tblCellMar>
-        </w:tblPrEx>
         <w:tc>
           <w:tcPr>
             <w:tcW w:w="1600" w:type="dxa"/>
@@ -8977,12 +8814,6 @@
         </w:tc>
       </w:tr>
       <w:tr>
-        <w:tblPrEx>
-          <w:tblCellMar>
-            <w:top w:w="0" w:type="dxa"/>
-            <w:bottom w:w="0" w:type="dxa"/>
-          </w:tblCellMar>
-        </w:tblPrEx>
         <w:tc>
           <w:tcPr>
             <w:tcW w:w="1600" w:type="dxa"/>
@@ -9319,6 +9150,7 @@
       </w:pPr>
       <w:r>
         <w:rPr>
+          <w:noProof/>
           <w:lang w:val="fr-FR"/>
         </w:rPr>
         <w:drawing>
@@ -9337,7 +9169,7 @@
                     <pic:cNvPicPr/>
                   </pic:nvPicPr>
                   <pic:blipFill>
-                    <a:blip r:embed="rId10"/>
+                    <a:blip r:embed="rId11"/>
                     <a:stretch>
                       <a:fillRect/>
                     </a:stretch>
@@ -9367,6 +9199,7 @@
       </w:pPr>
       <w:r>
         <w:rPr>
+          <w:noProof/>
           <w:lang w:val="fr-FR"/>
         </w:rPr>
         <w:lastRenderedPageBreak/>
@@ -9386,7 +9219,7 @@
                     <pic:cNvPicPr/>
                   </pic:nvPicPr>
                   <pic:blipFill>
-                    <a:blip r:embed="rId11"/>
+                    <a:blip r:embed="rId12"/>
                     <a:stretch>
                       <a:fillRect/>
                     </a:stretch>
@@ -9416,6 +9249,7 @@
       </w:pPr>
       <w:r>
         <w:rPr>
+          <w:noProof/>
           <w:lang w:val="fr-FR"/>
         </w:rPr>
         <w:drawing>
@@ -9434,7 +9268,7 @@
                     <pic:cNvPicPr/>
                   </pic:nvPicPr>
                   <pic:blipFill>
-                    <a:blip r:embed="rId12"/>
+                    <a:blip r:embed="rId13"/>
                     <a:stretch>
                       <a:fillRect/>
                     </a:stretch>
@@ -9464,6 +9298,7 @@
       </w:pPr>
       <w:r>
         <w:rPr>
+          <w:noProof/>
           <w:lang w:val="fr-FR"/>
         </w:rPr>
         <w:drawing>
@@ -9482,7 +9317,7 @@
                     <pic:cNvPicPr/>
                   </pic:nvPicPr>
                   <pic:blipFill>
-                    <a:blip r:embed="rId13"/>
+                    <a:blip r:embed="rId14"/>
                     <a:stretch>
                       <a:fillRect/>
                     </a:stretch>
@@ -9512,6 +9347,7 @@
       </w:pPr>
       <w:r>
         <w:rPr>
+          <w:noProof/>
           <w:lang w:val="fr-FR"/>
         </w:rPr>
         <w:lastRenderedPageBreak/>
@@ -9531,7 +9367,7 @@
                     <pic:cNvPicPr/>
                   </pic:nvPicPr>
                   <pic:blipFill>
-                    <a:blip r:embed="rId14"/>
+                    <a:blip r:embed="rId15"/>
                     <a:stretch>
                       <a:fillRect/>
                     </a:stretch>
@@ -9569,6 +9405,7 @@
       </w:pPr>
       <w:r>
         <w:rPr>
+          <w:noProof/>
           <w:lang w:val="fr-FR"/>
         </w:rPr>
         <w:drawing>
@@ -9587,7 +9424,7 @@
                     <pic:cNvPicPr/>
                   </pic:nvPicPr>
                   <pic:blipFill>
-                    <a:blip r:embed="rId15"/>
+                    <a:blip r:embed="rId16"/>
                     <a:stretch>
                       <a:fillRect/>
                     </a:stretch>
@@ -9625,6 +9462,7 @@
       </w:pPr>
       <w:r>
         <w:rPr>
+          <w:noProof/>
           <w:lang w:val="fr-FR"/>
         </w:rPr>
         <w:drawing>
@@ -9643,7 +9481,7 @@
                     <pic:cNvPicPr/>
                   </pic:nvPicPr>
                   <pic:blipFill>
-                    <a:blip r:embed="rId16"/>
+                    <a:blip r:embed="rId17"/>
                     <a:stretch>
                       <a:fillRect/>
                     </a:stretch>
@@ -9960,6 +9798,9 @@
     <w:p>
       <w:pPr>
         <w:spacing w:after="160"/>
+        <w:rPr>
+          <w:lang w:val="fr-FR"/>
+        </w:rPr>
       </w:pPr>
     </w:p>
     <w:p>
@@ -10149,6 +9990,9 @@
     <w:p>
       <w:pPr>
         <w:spacing w:after="160"/>
+        <w:rPr>
+          <w:lang w:val="fr-FR"/>
+        </w:rPr>
       </w:pPr>
     </w:p>
     <w:p>
@@ -10246,7 +10090,7 @@
       </w:pPr>
       <w:r>
         <w:pict w14:anchorId="56CE386A">
-          <v:rect id="_x0000_i1082" style="width:0;height:1.5pt" o:hralign="center" o:hrstd="t" o:hr="t" fillcolor="#a0a0a0" stroked="f"/>
+          <v:rect id="_x0000_i1025" style="width:0;height:1.5pt" o:hralign="center" o:hrstd="t" o:hr="t" fillcolor="#a0a0a0" stroked="f"/>
         </w:pict>
       </w:r>
     </w:p>
@@ -10280,7 +10124,7 @@
           <w:noProof/>
         </w:rPr>
         <w:drawing>
-          <wp:inline distT="0" distB="0" distL="0" distR="0" wp14:anchorId="7D57047E" wp14:editId="66B5F78B">
+          <wp:inline distT="0" distB="0" distL="0" distR="0" wp14:anchorId="7D57047E" wp14:editId="7EDAAA7C">
             <wp:extent cx="5960110" cy="4104640"/>
             <wp:effectExtent l="0" t="0" r="2540" b="0"/>
             <wp:docPr id="644039792" name="Picture 1"/>
@@ -10297,7 +10141,7 @@
                     </pic:cNvPicPr>
                   </pic:nvPicPr>
                   <pic:blipFill>
-                    <a:blip r:embed="rId17" cstate="print">
+                    <a:blip r:embed="rId18" cstate="print">
                       <a:extLst>
                         <a:ext uri="{28A0092B-C50C-407E-A947-70E740481C1C}">
                           <a14:useLocalDpi xmlns:a14="http://schemas.microsoft.com/office/drawing/2010/main" val="0"/>
@@ -10787,7 +10631,7 @@
           <w:noProof/>
         </w:rPr>
         <w:drawing>
-          <wp:inline distT="0" distB="0" distL="0" distR="0" wp14:anchorId="2355EE6C" wp14:editId="2CF8FAB0">
+          <wp:inline distT="0" distB="0" distL="0" distR="0" wp14:anchorId="2355EE6C" wp14:editId="325EEDEF">
             <wp:extent cx="5960110" cy="2317750"/>
             <wp:effectExtent l="0" t="0" r="2540" b="6350"/>
             <wp:docPr id="296489116" name="Picture 2"/>
@@ -10804,7 +10648,7 @@
                     </pic:cNvPicPr>
                   </pic:nvPicPr>
                   <pic:blipFill>
-                    <a:blip r:embed="rId18" cstate="print">
+                    <a:blip r:embed="rId19" cstate="print">
                       <a:extLst>
                         <a:ext uri="{28A0092B-C50C-407E-A947-70E740481C1C}">
                           <a14:useLocalDpi xmlns:a14="http://schemas.microsoft.com/office/drawing/2010/main" val="0"/>
@@ -11499,8 +11343,8 @@
       </w:r>
     </w:p>
     <w:sectPr>
-      <w:headerReference w:type="default" r:id="rId19"/>
-      <w:footerReference w:type="default" r:id="rId20"/>
+      <w:headerReference w:type="default" r:id="rId20"/>
+      <w:footerReference w:type="default" r:id="rId21"/>
       <w:pgSz w:w="11906" w:h="16838"/>
       <w:pgMar w:top="1440" w:right="1260" w:bottom="1440" w:left="1260" w:header="708" w:footer="708" w:gutter="0"/>
       <w:cols w:space="720"/>
@@ -14249,6 +14093,18 @@
       <w:lang w:val="en-US" w:eastAsia="en-US"/>
     </w:rPr>
   </w:style>
+  <w:style w:type="character" w:styleId="UnresolvedMention">
+    <w:name w:val="Unresolved Mention"/>
+    <w:basedOn w:val="DefaultParagraphFont"/>
+    <w:uiPriority w:val="99"/>
+    <w:semiHidden/>
+    <w:unhideWhenUsed/>
+    <w:rsid w:val="005E75BD"/>
+    <w:rPr>
+      <w:color w:val="605E5C"/>
+      <w:shd w:val="clear" w:color="auto" w:fill="E1DFDD"/>
+    </w:rPr>
+  </w:style>
 </w:styles>
 </file>
 
@@ -14392,8 +14248,11 @@
   <w:rsids>
     <w:rsidRoot w:val="00BD162B"/>
     <w:rsid w:val="001A5AF4"/>
+    <w:rsid w:val="006C2575"/>
+    <w:rsid w:val="006F71EC"/>
     <w:rsid w:val="00BD162B"/>
     <w:rsid w:val="00C5614F"/>
+    <w:rsid w:val="00FB04B1"/>
   </w:rsids>
   <m:mathPr>
     <m:mathFont m:val="Cambria Math"/>
@@ -14844,22 +14703,6 @@
     <w:semiHidden/>
     <w:unhideWhenUsed/>
   </w:style>
-  <w:style w:type="paragraph" w:customStyle="1" w:styleId="EEA9D77678D7459BB89D82D200A5AB0E">
-    <w:name w:val="EEA9D77678D7459BB89D82D200A5AB0E"/>
-    <w:rsid w:val="00BD162B"/>
-  </w:style>
-  <w:style w:type="paragraph" w:customStyle="1" w:styleId="610503DBD658416EBDE64C986B5689B2">
-    <w:name w:val="610503DBD658416EBDE64C986B5689B2"/>
-    <w:rsid w:val="00BD162B"/>
-  </w:style>
-  <w:style w:type="paragraph" w:customStyle="1" w:styleId="DF44CDED14FA41E0AA6E2CC293E096E3">
-    <w:name w:val="DF44CDED14FA41E0AA6E2CC293E096E3"/>
-    <w:rsid w:val="00BD162B"/>
-  </w:style>
-  <w:style w:type="paragraph" w:customStyle="1" w:styleId="F6AB5493A27D409F85A880803E62E9D5">
-    <w:name w:val="F6AB5493A27D409F85A880803E62E9D5"/>
-    <w:rsid w:val="00BD162B"/>
-  </w:style>
   <w:style w:type="paragraph" w:customStyle="1" w:styleId="E50D042A6BD84A85BB938D3656D91336">
     <w:name w:val="E50D042A6BD84A85BB938D3656D91336"/>
     <w:rsid w:val="00BD162B"/>
